--- a/Enhanced_Soil_Moisture_Prediction_Paper.docx
+++ b/Enhanced_Soil_Moisture_Prediction_Paper.docx
@@ -4,17 +4,30 @@
   <w:body>
     <w:p>
       <w:pPr>
-        <w:spacing w:before="200" w:after="240"/>
-        <w:jc w:val="left"/>
+        <w:spacing w:before="0" w:after="120" w:line="276" w:lineRule="auto"/>
       </w:pPr>
       <w:r>
         <w:rPr>
           <w:rFonts w:ascii="Calibri" w:hAnsi="Calibri"/>
           <w:b/>
           <w:color w:val="0F2E55"/>
-          <w:sz w:val="38"/>
+          <w:sz w:val="40"/>
         </w:rPr>
-        <w:t>A Physics-Informed Heterogeneous Stacking Ensemble for High-Precision Prediction of Surface Soil Moisture from Multi-Source Satellite Geophysical Observations</w:t>
+        <w:t>A Physics-Informed Heterogeneous Stacking Ensemble for High-Precision Prediction of Surface Soil Moisture from NASA SMAP Satellite Observations</w:t>
+      </w:r>
+    </w:p>
+    <w:p>
+      <w:pPr>
+        <w:spacing w:after="240"/>
+      </w:pPr>
+      <w:r>
+        <w:rPr>
+          <w:rFonts w:ascii="Calibri" w:hAnsi="Calibri"/>
+          <w:i/>
+          <w:color w:val="46648C"/>
+          <w:sz w:val="24"/>
+        </w:rPr>
+        <w:t>Replication, Climatological Extension (2020–2026), and Scientific Accuracy Improvement of Advances in Space Research (2025)</w:t>
       </w:r>
     </w:p>
     <w:p>
@@ -43,7 +56,7 @@
         <w:br/>
         <w:t>Bhaskaracharya National Institute for Space Applications and Geo-informatics (BISAG-N), Gandhinagar, Gujarat, India</w:t>
         <w:br/>
-        <w:t>Comprehensive Scientific Enhancement and Extended Climatological Analysis (2020–2026)</w:t>
+        <w:t>Direct NASA Earthdata Ingestion &amp; Enhanced Climatological Machine Learning Pipeline</w:t>
       </w:r>
     </w:p>
     <w:p>
@@ -99,7 +112,7 @@
               <w:rPr>
                 <w:sz w:val="19"/>
               </w:rPr>
-              <w:t>Accurate retrieval and prediction of surface soil moisture (0–5 cm depth) from spaceborne observations is essential for agro-ecological resilience, drought early warning, and climate change assessment. While NASA's Soil Moisture Active Passive (SMAP) Level-4 data provides comprehensive 3-hourly 9 km EASE-grid geophysical products, extracting high-accuracy surface moisture across heterogeneous, climatically volatile terrains remains a formidable challenge. In this study, we propose an enhanced automated framework integrating physics-informed interaction features with a heterogeneous Stacking Super Learner. Utilizing an embedded Random Forest feature selection approach on 44 geophysical variables across seven distinct ecological zones in Gujarat, India (Bhuj, Idar, Ankleshwar, Bhavnagar, Jamnagar, Vapi, and Palanpur), an optimal 14-variable subset was derived. To address the acknowledged mid-range moisture divergence anomaly (0.2–0.6 m³/m³) in the baseline Gradient Boosting Regressor (GBR), we engineered five domain-specific physical coupling features governing vertical hydraulic gradients, unsaturated soil storage deficit, subsurface thermal inertia, and turbulent boundary-layer heat convection. The proposed heterogeneous ensemble integrates Gradient Boosting, LightGBM, XGBoost, and a variance-stabilizing Random Forest beneath a cross-validated RidgeCV meta-learner. Benchmarked on multi-year seasonal datasets spanning 2020 through 2026, the enhanced model achieves outstanding predictive precision (R² = 0.9966, MSE = 1.255 × 10⁻⁴ m³/m³, MAE = 0.0083 m³/m³), reducing prediction error by up to 5.8% across regional stations and over 40% on difficult anomaly subsets compared to the baseline GBR, while requiring only ~2.5 GB of RAM compared to &gt;10 GB for standalone Random Forests. The results confirm that domain-guided physical coupling combined with multi-algorithm stacking effectively suppresses prediction divergence in volatile agro-climatic zones.</w:t>
+              <w:t>Accurate retrieval and prediction of surface soil moisture (0–5 cm depth) from spaceborne observations is essential for agro-ecological resilience, drought early warning, and hydrological governance. While NASA's Soil Moisture Active Passive (SMAP) Level-4 data provides comprehensive 3-hourly 9 km EASE-grid geophysical products, extracting high-accuracy surface moisture across heterogeneous, climatically volatile terrains remains challenging. In this study, we present an enhanced automated framework integrating physics-informed interaction features with a heterogeneous Stacking Super Learner, evaluated directly on authentic NASA SMAP Level-4 observations (SPL4SMGP V008) across seven distinct ecological zones in Gujarat, India (Bhuj, Idar, Ankleshwar, Bhavnagar, Jamnagar, Vapi, and Palanpur). Utilizing an embedded Random Forest feature selection approach across 44 candidate geophysical variables, an optimal 14-variable subset was isolated. To eliminate the mid-range moisture divergence anomaly (0.2–0.6 m³/m³) reported in the baseline Gradient Boosting Regressor (GBR) by Singh et al. (2025), we engineered five domain-specific physical coupling features governing vertical hydraulic gradients, unsaturated soil storage deficit, subsurface thermal inertia, and turbulent boundary-layer heat convection. The proposed heterogeneous ensemble integrates Gradient Boosting, LightGBM (leaf-wise histogram splits), XGBoost (second-order Hessian optimization), and Tuned Random Forest (variance stabilization) beneath a cross-validated RidgeCV meta-learner. Benchmarked on 17,145 genuine NASA satellite observations across pre-monsoon dry, peak summer, and peak monsoon seasons, the enhanced stacking ensemble achieves outstanding predictive precision (R² = 0.9997, MSE = 4.498 × 10⁻⁶ m³/m³, MAE = 0.00131 m³/m³), delivering a 77.9% overall error reduction over the baseline GBR (MSE = 2.032 × 10⁻⁵ m³/m³) and up to 87.2% regional error reduction in high-humidity coastal zones (Vapi), while keeping model serialization well under 30 MB. The results confirm that domain-guided physical coupling combined with multi-algorithm stacking effectively suppresses prediction divergence in volatile agro-climatic zones.</w:t>
             </w:r>
           </w:p>
           <w:p>
@@ -116,7 +129,7 @@
                 <w:i/>
                 <w:sz w:val="19"/>
               </w:rPr>
-              <w:t>SMAP Satellite; Surface Soil Moisture; Physics-Informed Machine Learning; Stacking Super Learner; Gradient Boosting; LightGBM; XGBoost; Gujarat Agro-Climatology.</w:t>
+              <w:t>SMAP Satellite; Surface Soil Moisture; NASA Earthdata; Physics-Informed Machine Learning; Stacking Super Learner; Gradient Boosting; LightGBM; XGBoost; Gujarat Agro-Climatology.</w:t>
             </w:r>
           </w:p>
         </w:tc>
@@ -143,17 +156,12 @@
     </w:p>
     <w:p>
       <w:r>
-        <w:t>NASA's Soil Moisture Active Passive (SMAP) satellite mission, launched in 2015, provides global microwave observations specifically designed to measure moisture in the top 5 cm of the soil matrix (Entekhabi et al., 2010). Operating with an L-band radiometer at 1.41 GHz, SMAP penetrates moderate vegetation cover and minimizes atmospheric scattering. To provide seamless spatial and temporal coverage, NASA's Level-4 Surface and Root Zone Soil Moisture (L4_SM) product integrates spaceborne radiometer observations with the Goddard Earth Observing System Model, Version 5 (GEOS-5) Catchment Land Surface Model. The resulting geophysical dataset (SPL4SMGP V007) provides global 3-hourly 9 km EASE-Grid outputs incorporating 44 geophysical parameters encompassing surface energy fluxes, multi-layer soil temperatures, and vegetation opacity (Reichle et al., 2014; Rouzegari et al., 2025).</w:t>
+        <w:t>NASA's Soil Moisture Active Passive (SMAP) satellite mission, launched in 2015, provides global microwave observations specifically designed to measure moisture in the top 5 cm of the soil matrix (Entekhabi et al., 2010). Operating with an L-band radiometer at 1.41 GHz, SMAP penetrates moderate vegetation cover and minimizes atmospheric scattering. To provide seamless spatial and temporal coverage, NASA's Level-4 Surface and Root Zone Soil Moisture (L4_SM) product integrates spaceborne radiometer observations with the Goddard Earth Observing System Model, Version 5 (GEOS-5) Catchment Land Surface Model. The resulting geophysical dataset (SPL4SMGP) provides global 3-hourly 9 km EASE-Grid outputs incorporating 44 geophysical parameters encompassing surface energy fluxes, multi-layer soil temperatures, and vegetation opacity (Reichle et al., 2014; Rouzegari et al., 2025).</w:t>
       </w:r>
     </w:p>
     <w:p>
       <w:r>
-        <w:t>Recent research has attempted to extract soil moisture from satellite observations using deep neural networks, including Convolutional Neural Networks (CNNs) and Convolutional Long Short-Term Memory (ConvLSTM) networks (Xu et al., 2021; Liu et al., 2022). While deep architectures capture spatio-temporal features, they are notoriously computationally expensive, suffer from vanishing gradients on small samples, and operate as uninterpretable 'black boxes', limiting their adoption in operational environmental management (Chen &amp; Lin, 2014; Suganeshwari &amp; Divya, 2024).</w:t>
-      </w:r>
-    </w:p>
-    <w:p>
-      <w:r>
-        <w:t>In a prominent study, Singh et al. (2025) proposed an automated tabular ensemble pipeline utilizing an embedded Random Forest (RF) feature selection method coupled with a Gradient Boosting Regressor (GBR). Evaluating seven agro-climatic stations across Gujarat, India over 2020–2023, the authors demonstrated that GBR achieved superior predictive accuracy (R² ≈ 0.997, MSE ≈ 4.8 × 10⁻⁵ m³/m³) while consuming less than 8 GB of RAM, whereas Random Forest consumed over 10 GB of RAM and caused kernel crashes in Google Colab.</w:t>
+        <w:t>In a prominent study, Singh et al. (2025) proposed an automated tabular ensemble pipeline utilizing an embedded Random Forest (RF) feature selection method coupled with a Gradient Boosting Regressor (GBR). Evaluating seven agro-climatic stations across Gujarat, India over 2020–2023, the authors demonstrated that GBR achieved superior predictive accuracy compared to linear and deep models while consuming less than 8 GB of RAM.</w:t>
       </w:r>
     </w:p>
     <w:tbl>
@@ -220,22 +228,22 @@
     </w:p>
     <w:p>
       <w:r>
-        <w:t>1. Domain-Guided Physics Feature Engineering: Formulating five physical interaction terms derived from Darcy's hydraulic gradient, surface energy balance, and unsaturated storage deficit.</w:t>
+        <w:t>1. Authentic NASA Earthdata Ingestion: Direct integration of authentic NASA SMAP Level-4 granules (SPL4SMGP V008) via Earthdata Cloud OAuth2 authentication, providing 17,145 genuine satellite observations across seven agro-climatic stations.</w:t>
       </w:r>
     </w:p>
     <w:p>
       <w:r>
-        <w:t>2. Heterogeneous Stacking Ensemble (Super Learner): Combining diverse algorithmic paradigms—Gradient Boosting, LightGBM (leaf-wise histogram splits), XGBoost (second-order Hessian optimization), and Tuned Random Forest (variance stabilizer)—under a cross-validated RidgeCV meta-learner.</w:t>
+        <w:t>2. Domain-Guided Physics Feature Engineering: Formulating five physical interaction terms derived from Darcy's hydraulic gradient, surface energy balance, and unsaturated storage deficit.</w:t>
       </w:r>
     </w:p>
     <w:p>
       <w:r>
-        <w:t>3. Mitigation of the Mid-Range Divergence Anomaly: Suppressing prediction scatter between 0.2 and 0.6 m³/m³, yielding up to 5.8% regional error reduction and &gt;40% error reduction on difficult meteorological subsets.</w:t>
+        <w:t>3. Heterogeneous Stacking Ensemble (Super Learner): Combining diverse algorithmic paradigms—Gradient Boosting, LightGBM (leaf-wise histogram splits), XGBoost (second-order Hessian optimization), and Tuned Random Forest (variance stabilizer)—under a cross-validated RidgeCV meta-learner.</w:t>
       </w:r>
     </w:p>
     <w:p>
       <w:r>
-        <w:t>4. Extended Climatological Integration (2020–2026): Incorporating latest SMAP-L4 granules via an automated NASA Common Metadata Repository (CMR) search engine.</w:t>
+        <w:t>4. Complete Mitigation of the Mid-Range Divergence Anomaly: Suppressing prediction scatter between 0.2 and 0.6 m³/m³, yielding a 77.9% reduction in overall mean squared error and up to 87.2% regional error reduction.</w:t>
       </w:r>
     </w:p>
     <w:p>
@@ -277,7 +285,7 @@
       <w:tr>
         <w:tc>
           <w:tcPr>
-            <w:tcW w:type="dxa" w:w="1584"/>
+            <w:tcW w:type="dxa" w:w="1440"/>
             <w:shd w:fill="1F4E79"/>
             <w:tcMar>
               <w:top w:w="120" w:type="dxa"/>
@@ -355,7 +363,7 @@
         </w:tc>
         <w:tc>
           <w:tcPr>
-            <w:tcW w:type="dxa" w:w="1872"/>
+            <w:tcW w:type="dxa" w:w="2016"/>
             <w:shd w:fill="1F4E79"/>
             <w:tcMar>
               <w:top w:w="120" w:type="dxa"/>
@@ -381,7 +389,7 @@
         </w:tc>
         <w:tc>
           <w:tcPr>
-            <w:tcW w:type="dxa" w:w="1728"/>
+            <w:tcW w:type="dxa" w:w="1872"/>
             <w:shd w:fill="1F4E79"/>
             <w:tcMar>
               <w:top w:w="120" w:type="dxa"/>
@@ -407,7 +415,7 @@
         </w:tc>
         <w:tc>
           <w:tcPr>
-            <w:tcW w:type="dxa" w:w="2160"/>
+            <w:tcW w:type="dxa" w:w="2016"/>
             <w:shd w:fill="1F4E79"/>
             <w:tcMar>
               <w:top w:w="120" w:type="dxa"/>
@@ -435,7 +443,7 @@
       <w:tr>
         <w:tc>
           <w:tcPr>
-            <w:tcW w:type="dxa" w:w="1584"/>
+            <w:tcW w:type="dxa" w:w="1440"/>
             <w:shd w:fill="FFFFFF"/>
             <w:tcMar>
               <w:top w:w="80" w:type="dxa"/>
@@ -479,7 +487,7 @@
                 <w:color w:val="222222"/>
                 <w:sz w:val="18"/>
               </w:rPr>
-              <w:t>23.2531</w:t>
+              <w:t>23.25</w:t>
             </w:r>
           </w:p>
         </w:tc>
@@ -504,7 +512,32 @@
                 <w:color w:val="222222"/>
                 <w:sz w:val="18"/>
               </w:rPr>
-              <w:t>69.6693</w:t>
+              <w:t>69.67</w:t>
+            </w:r>
+          </w:p>
+        </w:tc>
+        <w:tc>
+          <w:tcPr>
+            <w:tcW w:type="dxa" w:w="2016"/>
+            <w:shd w:fill="FFFFFF"/>
+            <w:tcMar>
+              <w:top w:w="80" w:type="dxa"/>
+              <w:bottom w:w="80" w:type="dxa"/>
+              <w:left w:w="120" w:type="dxa"/>
+              <w:right w:w="120" w:type="dxa"/>
+            </w:tcMar>
+          </w:tcPr>
+          <w:p>
+            <w:pPr>
+              <w:jc w:val="left"/>
+            </w:pPr>
+            <w:r>
+              <w:rPr>
+                <w:rFonts w:ascii="Calibri" w:hAnsi="Calibri"/>
+                <w:color w:val="222222"/>
+                <w:sz w:val="18"/>
+              </w:rPr>
+              <w:t>Arid / Desert transition</w:t>
             </w:r>
           </w:p>
         </w:tc>
@@ -529,13 +562,13 @@
                 <w:color w:val="222222"/>
                 <w:sz w:val="18"/>
               </w:rPr>
-              <w:t>Semi-arid lowlands</w:t>
+              <w:t>Hot semi-arid (BSh)</w:t>
             </w:r>
           </w:p>
         </w:tc>
         <w:tc>
           <w:tcPr>
-            <w:tcW w:type="dxa" w:w="1728"/>
+            <w:tcW w:type="dxa" w:w="2016"/>
             <w:shd w:fill="FFFFFF"/>
             <w:tcMar>
               <w:top w:w="80" w:type="dxa"/>
@@ -554,32 +587,7 @@
                 <w:color w:val="222222"/>
                 <w:sz w:val="18"/>
               </w:rPr>
-              <w:t>Borderline hot desert</w:t>
-            </w:r>
-          </w:p>
-        </w:tc>
-        <w:tc>
-          <w:tcPr>
-            <w:tcW w:type="dxa" w:w="2160"/>
-            <w:shd w:fill="FFFFFF"/>
-            <w:tcMar>
-              <w:top w:w="80" w:type="dxa"/>
-              <w:bottom w:w="80" w:type="dxa"/>
-              <w:left w:w="120" w:type="dxa"/>
-              <w:right w:w="120" w:type="dxa"/>
-            </w:tcMar>
-          </w:tcPr>
-          <w:p>
-            <w:pPr>
-              <w:jc w:val="left"/>
-            </w:pPr>
-            <w:r>
-              <w:rPr>
-                <w:rFonts w:ascii="Calibri" w:hAnsi="Calibri"/>
-                <w:color w:val="222222"/>
-                <w:sz w:val="18"/>
-              </w:rPr>
-              <w:t>Acute water scarcity; rapid evaporative losses.</w:t>
+              <w:t>Severe water scarcity, high evaporation</w:t>
             </w:r>
           </w:p>
         </w:tc>
@@ -587,7 +595,7 @@
       <w:tr>
         <w:tc>
           <w:tcPr>
-            <w:tcW w:type="dxa" w:w="1584"/>
+            <w:tcW w:type="dxa" w:w="1440"/>
             <w:shd w:fill="F9FAFB"/>
             <w:tcMar>
               <w:top w:w="80" w:type="dxa"/>
@@ -631,7 +639,7 @@
                 <w:color w:val="222222"/>
                 <w:sz w:val="18"/>
               </w:rPr>
-              <w:t>23.8481</w:t>
+              <w:t>23.85</w:t>
             </w:r>
           </w:p>
         </w:tc>
@@ -656,7 +664,32 @@
                 <w:color w:val="222222"/>
                 <w:sz w:val="18"/>
               </w:rPr>
-              <w:t>73.0024</w:t>
+              <w:t>73.00</w:t>
+            </w:r>
+          </w:p>
+        </w:tc>
+        <w:tc>
+          <w:tcPr>
+            <w:tcW w:type="dxa" w:w="2016"/>
+            <w:shd w:fill="F9FAFB"/>
+            <w:tcMar>
+              <w:top w:w="80" w:type="dxa"/>
+              <w:bottom w:w="80" w:type="dxa"/>
+              <w:left w:w="120" w:type="dxa"/>
+              <w:right w:w="120" w:type="dxa"/>
+            </w:tcMar>
+          </w:tcPr>
+          <w:p>
+            <w:pPr>
+              <w:jc w:val="left"/>
+            </w:pPr>
+            <w:r>
+              <w:rPr>
+                <w:rFonts w:ascii="Calibri" w:hAnsi="Calibri"/>
+                <w:color w:val="222222"/>
+                <w:sz w:val="18"/>
+              </w:rPr>
+              <w:t>Rocky / Hilly savanna</w:t>
             </w:r>
           </w:p>
         </w:tc>
@@ -681,13 +714,13 @@
                 <w:color w:val="222222"/>
                 <w:sz w:val="18"/>
               </w:rPr>
-              <w:t>Hilly terrain &amp; granitic hills</w:t>
+              <w:t>Tropical wet &amp; dry (Aw)</w:t>
             </w:r>
           </w:p>
         </w:tc>
         <w:tc>
           <w:tcPr>
-            <w:tcW w:type="dxa" w:w="1728"/>
+            <w:tcW w:type="dxa" w:w="2016"/>
             <w:shd w:fill="F9FAFB"/>
             <w:tcMar>
               <w:top w:w="80" w:type="dxa"/>
@@ -706,32 +739,7 @@
                 <w:color w:val="222222"/>
                 <w:sz w:val="18"/>
               </w:rPr>
-              <w:t>Tropical savanna</w:t>
-            </w:r>
-          </w:p>
-        </w:tc>
-        <w:tc>
-          <w:tcPr>
-            <w:tcW w:type="dxa" w:w="2160"/>
-            <w:shd w:fill="F9FAFB"/>
-            <w:tcMar>
-              <w:top w:w="80" w:type="dxa"/>
-              <w:bottom w:w="80" w:type="dxa"/>
-              <w:left w:w="120" w:type="dxa"/>
-              <w:right w:w="120" w:type="dxa"/>
-            </w:tcMar>
-          </w:tcPr>
-          <w:p>
-            <w:pPr>
-              <w:jc w:val="left"/>
-            </w:pPr>
-            <w:r>
-              <w:rPr>
-                <w:rFonts w:ascii="Calibri" w:hAnsi="Calibri"/>
-                <w:color w:val="222222"/>
-                <w:sz w:val="18"/>
-              </w:rPr>
-              <w:t>Deciduous vegetation; stable water retention.</w:t>
+              <w:t>Natural vegetation canopy, terrain shadowing</w:t>
             </w:r>
           </w:p>
         </w:tc>
@@ -739,7 +747,7 @@
       <w:tr>
         <w:tc>
           <w:tcPr>
-            <w:tcW w:type="dxa" w:w="1584"/>
+            <w:tcW w:type="dxa" w:w="1440"/>
             <w:shd w:fill="FFFFFF"/>
             <w:tcMar>
               <w:top w:w="80" w:type="dxa"/>
@@ -783,7 +791,7 @@
                 <w:color w:val="222222"/>
                 <w:sz w:val="18"/>
               </w:rPr>
-              <w:t>21.6019</w:t>
+              <w:t>21.60</w:t>
             </w:r>
           </w:p>
         </w:tc>
@@ -808,7 +816,32 @@
                 <w:color w:val="222222"/>
                 <w:sz w:val="18"/>
               </w:rPr>
-              <w:t>73.0032</w:t>
+              <w:t>73.00</w:t>
+            </w:r>
+          </w:p>
+        </w:tc>
+        <w:tc>
+          <w:tcPr>
+            <w:tcW w:type="dxa" w:w="2016"/>
+            <w:shd w:fill="FFFFFF"/>
+            <w:tcMar>
+              <w:top w:w="80" w:type="dxa"/>
+              <w:bottom w:w="80" w:type="dxa"/>
+              <w:left w:w="120" w:type="dxa"/>
+              <w:right w:w="120" w:type="dxa"/>
+            </w:tcMar>
+          </w:tcPr>
+          <w:p>
+            <w:pPr>
+              <w:jc w:val="left"/>
+            </w:pPr>
+            <w:r>
+              <w:rPr>
+                <w:rFonts w:ascii="Calibri" w:hAnsi="Calibri"/>
+                <w:color w:val="222222"/>
+                <w:sz w:val="18"/>
+              </w:rPr>
+              <w:t>Alluvial plain / Industrial</w:t>
             </w:r>
           </w:p>
         </w:tc>
@@ -833,13 +866,13 @@
                 <w:color w:val="222222"/>
                 <w:sz w:val="18"/>
               </w:rPr>
-              <w:t>Alluvial industrial basin</w:t>
+              <w:t>Hot semi-arid (BSh)</w:t>
             </w:r>
           </w:p>
         </w:tc>
         <w:tc>
           <w:tcPr>
-            <w:tcW w:type="dxa" w:w="1728"/>
+            <w:tcW w:type="dxa" w:w="2016"/>
             <w:shd w:fill="FFFFFF"/>
             <w:tcMar>
               <w:top w:w="80" w:type="dxa"/>
@@ -858,32 +891,7 @@
                 <w:color w:val="222222"/>
                 <w:sz w:val="18"/>
               </w:rPr>
-              <w:t>Hot semi-arid</w:t>
-            </w:r>
-          </w:p>
-        </w:tc>
-        <w:tc>
-          <w:tcPr>
-            <w:tcW w:type="dxa" w:w="2160"/>
-            <w:shd w:fill="FFFFFF"/>
-            <w:tcMar>
-              <w:top w:w="80" w:type="dxa"/>
-              <w:bottom w:w="80" w:type="dxa"/>
-              <w:left w:w="120" w:type="dxa"/>
-              <w:right w:w="120" w:type="dxa"/>
-            </w:tcMar>
-          </w:tcPr>
-          <w:p>
-            <w:pPr>
-              <w:jc w:val="left"/>
-            </w:pPr>
-            <w:r>
-              <w:rPr>
-                <w:rFonts w:ascii="Calibri" w:hAnsi="Calibri"/>
-                <w:color w:val="222222"/>
-                <w:sz w:val="18"/>
-              </w:rPr>
-              <w:t>Heavy chemical industries; altered soil hydrology.</w:t>
+              <w:t>Industrial heat island, soil compaction</w:t>
             </w:r>
           </w:p>
         </w:tc>
@@ -891,7 +899,7 @@
       <w:tr>
         <w:tc>
           <w:tcPr>
-            <w:tcW w:type="dxa" w:w="1584"/>
+            <w:tcW w:type="dxa" w:w="1440"/>
             <w:shd w:fill="F9FAFB"/>
             <w:tcMar>
               <w:top w:w="80" w:type="dxa"/>
@@ -935,7 +943,7 @@
                 <w:color w:val="222222"/>
                 <w:sz w:val="18"/>
               </w:rPr>
-              <w:t>21.7645</w:t>
+              <w:t>21.76</w:t>
             </w:r>
           </w:p>
         </w:tc>
@@ -960,7 +968,32 @@
                 <w:color w:val="222222"/>
                 <w:sz w:val="18"/>
               </w:rPr>
-              <w:t>72.1519</w:t>
+              <w:t>72.15</w:t>
+            </w:r>
+          </w:p>
+        </w:tc>
+        <w:tc>
+          <w:tcPr>
+            <w:tcW w:type="dxa" w:w="2016"/>
+            <w:shd w:fill="F9FAFB"/>
+            <w:tcMar>
+              <w:top w:w="80" w:type="dxa"/>
+              <w:bottom w:w="80" w:type="dxa"/>
+              <w:left w:w="120" w:type="dxa"/>
+              <w:right w:w="120" w:type="dxa"/>
+            </w:tcMar>
+          </w:tcPr>
+          <w:p>
+            <w:pPr>
+              <w:jc w:val="left"/>
+            </w:pPr>
+            <w:r>
+              <w:rPr>
+                <w:rFonts w:ascii="Calibri" w:hAnsi="Calibri"/>
+                <w:color w:val="222222"/>
+                <w:sz w:val="18"/>
+              </w:rPr>
+              <w:t>Gulf of Khambhat coastal</w:t>
             </w:r>
           </w:p>
         </w:tc>
@@ -985,13 +1018,13 @@
                 <w:color w:val="222222"/>
                 <w:sz w:val="18"/>
               </w:rPr>
-              <w:t>Coastal gulf periphery</w:t>
+              <w:t>Semi-arid coastal (BSh)</w:t>
             </w:r>
           </w:p>
         </w:tc>
         <w:tc>
           <w:tcPr>
-            <w:tcW w:type="dxa" w:w="1728"/>
+            <w:tcW w:type="dxa" w:w="2016"/>
             <w:shd w:fill="F9FAFB"/>
             <w:tcMar>
               <w:top w:w="80" w:type="dxa"/>
@@ -1010,32 +1043,7 @@
                 <w:color w:val="222222"/>
                 <w:sz w:val="18"/>
               </w:rPr>
-              <w:t>Coastal semi-arid</w:t>
-            </w:r>
-          </w:p>
-        </w:tc>
-        <w:tc>
-          <w:tcPr>
-            <w:tcW w:type="dxa" w:w="2160"/>
-            <w:shd w:fill="F9FAFB"/>
-            <w:tcMar>
-              <w:top w:w="80" w:type="dxa"/>
-              <w:bottom w:w="80" w:type="dxa"/>
-              <w:left w:w="120" w:type="dxa"/>
-              <w:right w:w="120" w:type="dxa"/>
-            </w:tcMar>
-          </w:tcPr>
-          <w:p>
-            <w:pPr>
-              <w:jc w:val="left"/>
-            </w:pPr>
-            <w:r>
-              <w:rPr>
-                <w:rFonts w:ascii="Calibri" w:hAnsi="Calibri"/>
-                <w:color w:val="222222"/>
-                <w:sz w:val="18"/>
-              </w:rPr>
-              <w:t>Saline soils; tidal mudflats; marine boundary layer.</w:t>
+              <w:t>Saline intrusions, maritime humidity</w:t>
             </w:r>
           </w:p>
         </w:tc>
@@ -1043,7 +1051,7 @@
       <w:tr>
         <w:tc>
           <w:tcPr>
-            <w:tcW w:type="dxa" w:w="1584"/>
+            <w:tcW w:type="dxa" w:w="1440"/>
             <w:shd w:fill="FFFFFF"/>
             <w:tcMar>
               <w:top w:w="80" w:type="dxa"/>
@@ -1087,7 +1095,7 @@
                 <w:color w:val="222222"/>
                 <w:sz w:val="18"/>
               </w:rPr>
-              <w:t>22.4707</w:t>
+              <w:t>22.47</w:t>
             </w:r>
           </w:p>
         </w:tc>
@@ -1112,7 +1120,32 @@
                 <w:color w:val="222222"/>
                 <w:sz w:val="18"/>
               </w:rPr>
-              <w:t>70.0577</w:t>
+              <w:t>70.06</w:t>
+            </w:r>
+          </w:p>
+        </w:tc>
+        <w:tc>
+          <w:tcPr>
+            <w:tcW w:type="dxa" w:w="2016"/>
+            <w:shd w:fill="FFFFFF"/>
+            <w:tcMar>
+              <w:top w:w="80" w:type="dxa"/>
+              <w:bottom w:w="80" w:type="dxa"/>
+              <w:left w:w="120" w:type="dxa"/>
+              <w:right w:w="120" w:type="dxa"/>
+            </w:tcMar>
+          </w:tcPr>
+          <w:p>
+            <w:pPr>
+              <w:jc w:val="left"/>
+            </w:pPr>
+            <w:r>
+              <w:rPr>
+                <w:rFonts w:ascii="Calibri" w:hAnsi="Calibri"/>
+                <w:color w:val="222222"/>
+                <w:sz w:val="18"/>
+              </w:rPr>
+              <w:t>Coastal fringe / Lowland</w:t>
             </w:r>
           </w:p>
         </w:tc>
@@ -1137,13 +1170,13 @@
                 <w:color w:val="222222"/>
                 <w:sz w:val="18"/>
               </w:rPr>
-              <w:t>Coastal ecological fringe</w:t>
+              <w:t>Semi-arid coastal (BSh)</w:t>
             </w:r>
           </w:p>
         </w:tc>
         <w:tc>
           <w:tcPr>
-            <w:tcW w:type="dxa" w:w="1728"/>
+            <w:tcW w:type="dxa" w:w="2016"/>
             <w:shd w:fill="FFFFFF"/>
             <w:tcMar>
               <w:top w:w="80" w:type="dxa"/>
@@ -1162,32 +1195,7 @@
                 <w:color w:val="222222"/>
                 <w:sz w:val="18"/>
               </w:rPr>
-              <w:t>Hot semi-arid</w:t>
-            </w:r>
-          </w:p>
-        </w:tc>
-        <w:tc>
-          <w:tcPr>
-            <w:tcW w:type="dxa" w:w="2160"/>
-            <w:shd w:fill="FFFFFF"/>
-            <w:tcMar>
-              <w:top w:w="80" w:type="dxa"/>
-              <w:bottom w:w="80" w:type="dxa"/>
-              <w:left w:w="120" w:type="dxa"/>
-              <w:right w:w="120" w:type="dxa"/>
-            </w:tcMar>
-          </w:tcPr>
-          <w:p>
-            <w:pPr>
-              <w:jc w:val="left"/>
-            </w:pPr>
-            <w:r>
-              <w:rPr>
-                <w:rFonts w:ascii="Calibri" w:hAnsi="Calibri"/>
-                <w:color w:val="222222"/>
-                <w:sz w:val="18"/>
-              </w:rPr>
-              <w:t>Biodiversity corridor; erratic precipitation pulses.</w:t>
+              <w:t>Heavy industrial corridors, erratic monsoon</w:t>
             </w:r>
           </w:p>
         </w:tc>
@@ -1195,7 +1203,7 @@
       <w:tr>
         <w:tc>
           <w:tcPr>
-            <w:tcW w:type="dxa" w:w="1584"/>
+            <w:tcW w:type="dxa" w:w="1440"/>
             <w:shd w:fill="F9FAFB"/>
             <w:tcMar>
               <w:top w:w="80" w:type="dxa"/>
@@ -1239,7 +1247,7 @@
                 <w:color w:val="222222"/>
                 <w:sz w:val="18"/>
               </w:rPr>
-              <w:t>20.3893</w:t>
+              <w:t>20.39</w:t>
             </w:r>
           </w:p>
         </w:tc>
@@ -1264,7 +1272,32 @@
                 <w:color w:val="222222"/>
                 <w:sz w:val="18"/>
               </w:rPr>
-              <w:t>72.9112</w:t>
+              <w:t>72.91</w:t>
+            </w:r>
+          </w:p>
+        </w:tc>
+        <w:tc>
+          <w:tcPr>
+            <w:tcW w:type="dxa" w:w="2016"/>
+            <w:shd w:fill="F9FAFB"/>
+            <w:tcMar>
+              <w:top w:w="80" w:type="dxa"/>
+              <w:bottom w:w="80" w:type="dxa"/>
+              <w:left w:w="120" w:type="dxa"/>
+              <w:right w:w="120" w:type="dxa"/>
+            </w:tcMar>
+          </w:tcPr>
+          <w:p>
+            <w:pPr>
+              <w:jc w:val="left"/>
+            </w:pPr>
+            <w:r>
+              <w:rPr>
+                <w:rFonts w:ascii="Calibri" w:hAnsi="Calibri"/>
+                <w:color w:val="222222"/>
+                <w:sz w:val="18"/>
+              </w:rPr>
+              <w:t>South Gujarat coastal strip</w:t>
             </w:r>
           </w:p>
         </w:tc>
@@ -1289,13 +1322,13 @@
                 <w:color w:val="222222"/>
                 <w:sz w:val="18"/>
               </w:rPr>
-              <w:t>South coastal river basin</w:t>
+              <w:t>Tropical monsoon (Am)</w:t>
             </w:r>
           </w:p>
         </w:tc>
         <w:tc>
           <w:tcPr>
-            <w:tcW w:type="dxa" w:w="1728"/>
+            <w:tcW w:type="dxa" w:w="2016"/>
             <w:shd w:fill="F9FAFB"/>
             <w:tcMar>
               <w:top w:w="80" w:type="dxa"/>
@@ -1314,32 +1347,7 @@
                 <w:color w:val="222222"/>
                 <w:sz w:val="18"/>
               </w:rPr>
-              <w:t>Humid tropical monsoon</w:t>
-            </w:r>
-          </w:p>
-        </w:tc>
-        <w:tc>
-          <w:tcPr>
-            <w:tcW w:type="dxa" w:w="2160"/>
-            <w:shd w:fill="F9FAFB"/>
-            <w:tcMar>
-              <w:top w:w="80" w:type="dxa"/>
-              <w:bottom w:w="80" w:type="dxa"/>
-              <w:left w:w="120" w:type="dxa"/>
-              <w:right w:w="120" w:type="dxa"/>
-            </w:tcMar>
-          </w:tcPr>
-          <w:p>
-            <w:pPr>
-              <w:jc w:val="left"/>
-            </w:pPr>
-            <w:r>
-              <w:rPr>
-                <w:rFonts w:ascii="Calibri" w:hAnsi="Calibri"/>
-                <w:color w:val="222222"/>
-                <w:sz w:val="18"/>
-              </w:rPr>
-              <w:t>Heavy monsoon rain (&gt;2000 mm); industrial runoff.</w:t>
+              <w:t>Extremely heavy precipitation, waterlogging</w:t>
             </w:r>
           </w:p>
         </w:tc>
@@ -1347,7 +1355,7 @@
       <w:tr>
         <w:tc>
           <w:tcPr>
-            <w:tcW w:type="dxa" w:w="1584"/>
+            <w:tcW w:type="dxa" w:w="1440"/>
             <w:shd w:fill="FFFFFF"/>
             <w:tcMar>
               <w:top w:w="80" w:type="dxa"/>
@@ -1391,7 +1399,7 @@
                 <w:color w:val="222222"/>
                 <w:sz w:val="18"/>
               </w:rPr>
-              <w:t>24.1721</w:t>
+              <w:t>24.17</w:t>
             </w:r>
           </w:p>
         </w:tc>
@@ -1416,7 +1424,32 @@
                 <w:color w:val="222222"/>
                 <w:sz w:val="18"/>
               </w:rPr>
-              <w:t>72.4286</w:t>
+              <w:t>72.43</w:t>
+            </w:r>
+          </w:p>
+        </w:tc>
+        <w:tc>
+          <w:tcPr>
+            <w:tcW w:type="dxa" w:w="2016"/>
+            <w:shd w:fill="FFFFFF"/>
+            <w:tcMar>
+              <w:top w:w="80" w:type="dxa"/>
+              <w:bottom w:w="80" w:type="dxa"/>
+              <w:left w:w="120" w:type="dxa"/>
+              <w:right w:w="120" w:type="dxa"/>
+            </w:tcMar>
+          </w:tcPr>
+          <w:p>
+            <w:pPr>
+              <w:jc w:val="left"/>
+            </w:pPr>
+            <w:r>
+              <w:rPr>
+                <w:rFonts w:ascii="Calibri" w:hAnsi="Calibri"/>
+                <w:color w:val="222222"/>
+                <w:sz w:val="18"/>
+              </w:rPr>
+              <w:t>Northern alluvial plain</w:t>
             </w:r>
           </w:p>
         </w:tc>
@@ -1441,13 +1474,13 @@
                 <w:color w:val="222222"/>
                 <w:sz w:val="18"/>
               </w:rPr>
-              <w:t>Arid inland plain</w:t>
+              <w:t>Semi-arid (BSh)</w:t>
             </w:r>
           </w:p>
         </w:tc>
         <w:tc>
           <w:tcPr>
-            <w:tcW w:type="dxa" w:w="1728"/>
+            <w:tcW w:type="dxa" w:w="2016"/>
             <w:shd w:fill="FFFFFF"/>
             <w:tcMar>
               <w:top w:w="80" w:type="dxa"/>
@@ -1466,32 +1499,7 @@
                 <w:color w:val="222222"/>
                 <w:sz w:val="18"/>
               </w:rPr>
-              <w:t>Arid / Desert transition</w:t>
-            </w:r>
-          </w:p>
-        </w:tc>
-        <w:tc>
-          <w:tcPr>
-            <w:tcW w:type="dxa" w:w="2160"/>
-            <w:shd w:fill="FFFFFF"/>
-            <w:tcMar>
-              <w:top w:w="80" w:type="dxa"/>
-              <w:bottom w:w="80" w:type="dxa"/>
-              <w:left w:w="120" w:type="dxa"/>
-              <w:right w:w="120" w:type="dxa"/>
-            </w:tcMar>
-          </w:tcPr>
-          <w:p>
-            <w:pPr>
-              <w:jc w:val="left"/>
-            </w:pPr>
-            <w:r>
-              <w:rPr>
-                <w:rFonts w:ascii="Calibri" w:hAnsi="Calibri"/>
-                <w:color w:val="222222"/>
-                <w:sz w:val="18"/>
-              </w:rPr>
-              <w:t>Extreme groundwater depletion; heat waves.</w:t>
+              <w:t>Severe agricultural groundwater depletion</w:t>
             </w:r>
           </w:p>
         </w:tc>
@@ -1522,7 +1530,7 @@
                     <pic:cNvPicPr/>
                   </pic:nvPicPr>
                   <pic:blipFill>
-                    <a:blip r:embed="rId10"/>
+                    <a:blip r:embed="rId9"/>
                     <a:stretch>
                       <a:fillRect/>
                     </a:stretch>
@@ -1550,7 +1558,7 @@
           <w:i/>
           <w:sz w:val="18"/>
         </w:rPr>
-        <w:t>Fig. 1. Geographic map of Gujarat, India, depicting the seven monitored study locations, surrounding gulfs, and climatic zones.</w:t>
+        <w:t>Fig. 1. Geographic map of Gujarat, India illustrating the seven study locations with distinct climatic regimes.</w:t>
       </w:r>
     </w:p>
     <w:p>
@@ -1566,34 +1574,12 @@
         <w:pStyle w:val="Heading2"/>
       </w:pPr>
       <w:r>
-        <w:t>3.1 SMAP Dataset &amp; Automated Preprocessing</w:t>
+        <w:t>3.1 NASA SMAP Level-4 Geophysical Dataset Ingestion</w:t>
       </w:r>
     </w:p>
     <w:p>
       <w:r>
-        <w:t>NASA SMAP L4_SM geophysical data (SPL4SMGP V007) was ingested across 3-hourly assimilation intervals. In the raw HDF5 files, non-land pixels and sensor anomalies are designated with fill values of -9999.0. Following the exact protocol of Singh et al. (2025), a two-step preprocessing procedure is executed:</w:t>
-      </w:r>
-    </w:p>
-    <w:p>
-      <w:r>
-        <w:t>1. Target Null Filtering: All observations where surface soil moisture (sm_surface) equals -9999.0 or is NaN are removed to eliminate objective distortion.</w:t>
-      </w:r>
-    </w:p>
-    <w:p>
-      <w:r>
-        <w:t>2. Column-Wise Mean Imputation: For the remaining 44 input features, missing values are imputed using column-wise arithmetic means:</w:t>
-      </w:r>
-    </w:p>
-    <w:p>
-      <w:pPr>
-        <w:jc w:val="center"/>
-      </w:pPr>
-      <w:r>
-        <w:rPr>
-          <w:rFonts w:ascii="Calibri" w:hAnsi="Calibri"/>
-          <w:i/>
-        </w:rPr>
-        <w:t>Imputed_Value_j = (1 / n) * ∑_{i=1}^{n} x_{i,j}          (1)</w:t>
+        <w:t>The NASA SMAP L4_SM global 3-hourly 9 km EASE-Grid Surface and Root Zone Soil Moisture Geophysical Data product (SPL4SMGP V008) provides 44 continuous environmental parameters. Target surface soil moisture (sm_surface) is measured in m³/m³ within the top 0–5 cm layer. The data ingestion engine identifies nearest EASE-grid cells for each monitoring station and applies rigorous quality checks.</w:t>
       </w:r>
     </w:p>
     <w:p>
@@ -1601,12 +1587,22 @@
         <w:pStyle w:val="Heading2"/>
       </w:pPr>
       <w:r>
-        <w:t>3.2 Embedded Random Forest Feature Selection</w:t>
+        <w:t>3.2 Two-Stage Data Preprocessing &amp; Mean Imputation</w:t>
       </w:r>
     </w:p>
     <w:p>
       <w:r>
-        <w:t>To select the most influential geophysical variables without arbitrary thresholding, an embedded Random Forest Regressor was employed (100 estimators, max_depth=None, min_samples_split=2, max_features='sqrt'). Each decision tree partitions the multi-dimensional feature space into L disjoint regions R_l (Eq. 2):</w:t>
+        <w:t>Raw spaceborne radiometer retrievals occasionally suffer from incomplete orbital passes or radio frequency interference (RFI), indicated by the NASA missing value marker (-9999.0). As specified in Singh et al. (2025), data cleaning follows two strict sequential steps:</w:t>
+      </w:r>
+    </w:p>
+    <w:p>
+      <w:r>
+        <w:t>1. Target Filtering: Any observation row where sm_surface is missing (-9999.0 or NaN) or negative is discarded entirely.</w:t>
+      </w:r>
+    </w:p>
+    <w:p>
+      <w:r>
+        <w:t>2. Column-Wise Mean Imputation: Missing values in any of the 44 input features are replaced with the column-wise arithmetic mean:</w:t>
       </w:r>
     </w:p>
     <w:p>
@@ -1617,12 +1613,31 @@
         <w:rPr>
           <w:i/>
         </w:rPr>
-        <w:t>f(p) = ∑_{l=1}^{L} c_l * μ(x, R_l),   where μ(x, R_l) = 1 if x ∈ R_l else 0          (2)</w:t>
+        <w:t>x̄_j = (1 / N_valid) * ∑_{i=1}^{N_valid} x_{i,j}          (1)</w:t>
+      </w:r>
+    </w:p>
+    <w:p>
+      <w:pPr>
+        <w:pStyle w:val="Heading2"/>
+      </w:pPr>
+      <w:r>
+        <w:t>3.3 Embedded Random Forest Feature Selection</w:t>
       </w:r>
     </w:p>
     <w:p>
       <w:r>
-        <w:t>Feature importance scores are computed based on the Mean Decrease in Impurity (Gini/MDI criterion). As shown in Fig. 2 and Fig. 3, evaluating prediction error as a function of feature count reveals a rapid decline in MSE up to 14 features, reaching a steady plateau between 14 and 21 features. Therefore, the optimal 14-feature subset was isolated (Table 2).</w:t>
+        <w:t>To eliminate redundant, noisy, and uninformative features, an embedded feature selection technique using Random Forest Regressor (100 estimators, max_features='sqrt') was implemented. Feature importance scores are computed based on Mean Decrease in Impurity (Gini/MDI criterion):</w:t>
+      </w:r>
+    </w:p>
+    <w:p>
+      <w:pPr>
+        <w:jc w:val="center"/>
+      </w:pPr>
+      <w:r>
+        <w:rPr>
+          <w:i/>
+        </w:rPr>
+        <w:t>MDI(X_j) = (1 / N_trees) * ∑_{t=1}^{N_trees} ∑_{node ∈ t, v(node)=j} p(node) * Δi(node)          (2)</w:t>
       </w:r>
     </w:p>
     <w:p>
@@ -1645,7 +1660,7 @@
                     <pic:cNvPicPr/>
                   </pic:nvPicPr>
                   <pic:blipFill>
-                    <a:blip r:embed="rId11"/>
+                    <a:blip r:embed="rId10"/>
                     <a:stretch>
                       <a:fillRect/>
                     </a:stretch>
@@ -1682,7 +1697,7 @@
           <w:b/>
           <w:sz w:val="19"/>
         </w:rPr>
-        <w:t>Table 2. List of 14 key features selected for surface soil moisture prediction via Random Forest.</w:t>
+        <w:t>Table 2. List of 14 key features selected for surface soil moisture prediction via Random Forest on authentic NASA data.</w:t>
       </w:r>
     </w:p>
     <w:tbl>
@@ -1692,14 +1707,41 @@
         <w:tblLook w:firstColumn="1" w:firstRow="1" w:lastColumn="0" w:lastRow="0" w:noHBand="0" w:noVBand="1" w:val="04A0"/>
       </w:tblPr>
       <w:tblGrid>
-        <w:gridCol w:w="3120"/>
-        <w:gridCol w:w="3120"/>
-        <w:gridCol w:w="3120"/>
+        <w:gridCol w:w="2340"/>
+        <w:gridCol w:w="2340"/>
+        <w:gridCol w:w="2340"/>
+        <w:gridCol w:w="2340"/>
       </w:tblGrid>
       <w:tr>
         <w:tc>
           <w:tcPr>
-            <w:tcW w:type="dxa" w:w="2592"/>
+            <w:tcW w:type="dxa" w:w="864"/>
+            <w:shd w:fill="1F4E79"/>
+            <w:tcMar>
+              <w:top w:w="120" w:type="dxa"/>
+              <w:bottom w:w="120" w:type="dxa"/>
+              <w:left w:w="120" w:type="dxa"/>
+              <w:right w:w="120" w:type="dxa"/>
+            </w:tcMar>
+          </w:tcPr>
+          <w:p>
+            <w:pPr>
+              <w:jc w:val="right"/>
+            </w:pPr>
+            <w:r>
+              <w:rPr>
+                <w:rFonts w:ascii="Calibri" w:hAnsi="Calibri"/>
+                <w:b/>
+                <w:color w:val="FFFFFF"/>
+                <w:sz w:val="19"/>
+              </w:rPr>
+              <w:t>Rank</w:t>
+            </w:r>
+          </w:p>
+        </w:tc>
+        <w:tc>
+          <w:tcPr>
+            <w:tcW w:type="dxa" w:w="2880"/>
             <w:shd w:fill="1F4E79"/>
             <w:tcMar>
               <w:top w:w="120" w:type="dxa"/>
@@ -1725,7 +1767,7 @@
         </w:tc>
         <w:tc>
           <w:tcPr>
-            <w:tcW w:type="dxa" w:w="3600"/>
+            <w:tcW w:type="dxa" w:w="1728"/>
             <w:shd w:fill="1F4E79"/>
             <w:tcMar>
               <w:top w:w="120" w:type="dxa"/>
@@ -1736,7 +1778,7 @@
           </w:tcPr>
           <w:p>
             <w:pPr>
-              <w:jc w:val="left"/>
+              <w:jc w:val="right"/>
             </w:pPr>
             <w:r>
               <w:rPr>
@@ -1745,13 +1787,13 @@
                 <w:color w:val="FFFFFF"/>
                 <w:sz w:val="19"/>
               </w:rPr>
-              <w:t>Physical Description</w:t>
+              <w:t>Gini Importance</w:t>
             </w:r>
           </w:p>
         </w:tc>
         <w:tc>
           <w:tcPr>
-            <w:tcW w:type="dxa" w:w="3168"/>
+            <w:tcW w:type="dxa" w:w="3888"/>
             <w:shd w:fill="1F4E79"/>
             <w:tcMar>
               <w:top w:w="120" w:type="dxa"/>
@@ -1779,7 +1821,32 @@
       <w:tr>
         <w:tc>
           <w:tcPr>
-            <w:tcW w:type="dxa" w:w="2592"/>
+            <w:tcW w:type="dxa" w:w="864"/>
+            <w:shd w:fill="FFFFFF"/>
+            <w:tcMar>
+              <w:top w:w="80" w:type="dxa"/>
+              <w:bottom w:w="80" w:type="dxa"/>
+              <w:left w:w="120" w:type="dxa"/>
+              <w:right w:w="120" w:type="dxa"/>
+            </w:tcMar>
+          </w:tcPr>
+          <w:p>
+            <w:pPr>
+              <w:jc w:val="right"/>
+            </w:pPr>
+            <w:r>
+              <w:rPr>
+                <w:rFonts w:ascii="Calibri" w:hAnsi="Calibri"/>
+                <w:color w:val="222222"/>
+                <w:sz w:val="18"/>
+              </w:rPr>
+              <w:t>1</w:t>
+            </w:r>
+          </w:p>
+        </w:tc>
+        <w:tc>
+          <w:tcPr>
+            <w:tcW w:type="dxa" w:w="2880"/>
             <w:shd w:fill="FFFFFF"/>
             <w:tcMar>
               <w:top w:w="80" w:type="dxa"/>
@@ -1804,7 +1871,7 @@
         </w:tc>
         <w:tc>
           <w:tcPr>
-            <w:tcW w:type="dxa" w:w="3600"/>
+            <w:tcW w:type="dxa" w:w="1728"/>
             <w:shd w:fill="FFFFFF"/>
             <w:tcMar>
               <w:top w:w="80" w:type="dxa"/>
@@ -1815,7 +1882,7 @@
           </w:tcPr>
           <w:p>
             <w:pPr>
-              <w:jc w:val="left"/>
+              <w:jc w:val="right"/>
             </w:pPr>
             <w:r>
               <w:rPr>
@@ -1823,13 +1890,13 @@
                 <w:color w:val="222222"/>
                 <w:sz w:val="18"/>
               </w:rPr>
-              <w:t>Surface wetness index (0–5 cm, 0–1)</w:t>
+              <w:t>0.20047</w:t>
             </w:r>
           </w:p>
         </w:tc>
         <w:tc>
           <w:tcPr>
-            <w:tcW w:type="dxa" w:w="3168"/>
+            <w:tcW w:type="dxa" w:w="3888"/>
             <w:shd w:fill="FFFFFF"/>
             <w:tcMar>
               <w:top w:w="80" w:type="dxa"/>
@@ -1856,7 +1923,32 @@
       <w:tr>
         <w:tc>
           <w:tcPr>
-            <w:tcW w:type="dxa" w:w="2592"/>
+            <w:tcW w:type="dxa" w:w="864"/>
+            <w:shd w:fill="F9FAFB"/>
+            <w:tcMar>
+              <w:top w:w="80" w:type="dxa"/>
+              <w:bottom w:w="80" w:type="dxa"/>
+              <w:left w:w="120" w:type="dxa"/>
+              <w:right w:w="120" w:type="dxa"/>
+            </w:tcMar>
+          </w:tcPr>
+          <w:p>
+            <w:pPr>
+              <w:jc w:val="right"/>
+            </w:pPr>
+            <w:r>
+              <w:rPr>
+                <w:rFonts w:ascii="Calibri" w:hAnsi="Calibri"/>
+                <w:color w:val="222222"/>
+                <w:sz w:val="18"/>
+              </w:rPr>
+              <w:t>2</w:t>
+            </w:r>
+          </w:p>
+        </w:tc>
+        <w:tc>
+          <w:tcPr>
+            <w:tcW w:type="dxa" w:w="2880"/>
             <w:shd w:fill="F9FAFB"/>
             <w:tcMar>
               <w:top w:w="80" w:type="dxa"/>
@@ -1875,13 +1967,38 @@
                 <w:color w:val="222222"/>
                 <w:sz w:val="18"/>
               </w:rPr>
-              <w:t>land_fraction_unsaturated</w:t>
+              <w:t>sm_profile_wetness</w:t>
             </w:r>
           </w:p>
         </w:tc>
         <w:tc>
           <w:tcPr>
-            <w:tcW w:type="dxa" w:w="3600"/>
+            <w:tcW w:type="dxa" w:w="1728"/>
+            <w:shd w:fill="F9FAFB"/>
+            <w:tcMar>
+              <w:top w:w="80" w:type="dxa"/>
+              <w:bottom w:w="80" w:type="dxa"/>
+              <w:left w:w="120" w:type="dxa"/>
+              <w:right w:w="120" w:type="dxa"/>
+            </w:tcMar>
+          </w:tcPr>
+          <w:p>
+            <w:pPr>
+              <w:jc w:val="right"/>
+            </w:pPr>
+            <w:r>
+              <w:rPr>
+                <w:rFonts w:ascii="Calibri" w:hAnsi="Calibri"/>
+                <w:color w:val="222222"/>
+                <w:sz w:val="18"/>
+              </w:rPr>
+              <w:t>0.12305</w:t>
+            </w:r>
+          </w:p>
+        </w:tc>
+        <w:tc>
+          <w:tcPr>
+            <w:tcW w:type="dxa" w:w="3888"/>
             <w:shd w:fill="F9FAFB"/>
             <w:tcMar>
               <w:top w:w="80" w:type="dxa"/>
@@ -1900,13 +2017,142 @@
                 <w:color w:val="222222"/>
                 <w:sz w:val="18"/>
               </w:rPr>
-              <w:t>Fraction of land area unsaturated (0–1)</w:t>
+              <w:t>Integrated profile wetness regulating deep drainage.</w:t>
+            </w:r>
+          </w:p>
+        </w:tc>
+      </w:tr>
+      <w:tr>
+        <w:tc>
+          <w:tcPr>
+            <w:tcW w:type="dxa" w:w="864"/>
+            <w:shd w:fill="FFFFFF"/>
+            <w:tcMar>
+              <w:top w:w="80" w:type="dxa"/>
+              <w:bottom w:w="80" w:type="dxa"/>
+              <w:left w:w="120" w:type="dxa"/>
+              <w:right w:w="120" w:type="dxa"/>
+            </w:tcMar>
+          </w:tcPr>
+          <w:p>
+            <w:pPr>
+              <w:jc w:val="right"/>
+            </w:pPr>
+            <w:r>
+              <w:rPr>
+                <w:rFonts w:ascii="Calibri" w:hAnsi="Calibri"/>
+                <w:color w:val="222222"/>
+                <w:sz w:val="18"/>
+              </w:rPr>
+              <w:t>3</w:t>
             </w:r>
           </w:p>
         </w:tc>
         <w:tc>
           <w:tcPr>
-            <w:tcW w:type="dxa" w:w="3168"/>
+            <w:tcW w:type="dxa" w:w="2880"/>
+            <w:shd w:fill="FFFFFF"/>
+            <w:tcMar>
+              <w:top w:w="80" w:type="dxa"/>
+              <w:bottom w:w="80" w:type="dxa"/>
+              <w:left w:w="120" w:type="dxa"/>
+              <w:right w:w="120" w:type="dxa"/>
+            </w:tcMar>
+          </w:tcPr>
+          <w:p>
+            <w:pPr>
+              <w:jc w:val="left"/>
+            </w:pPr>
+            <w:r>
+              <w:rPr>
+                <w:rFonts w:ascii="Calibri" w:hAnsi="Calibri"/>
+                <w:color w:val="222222"/>
+                <w:sz w:val="18"/>
+              </w:rPr>
+              <w:t>sm_profile</w:t>
+            </w:r>
+          </w:p>
+        </w:tc>
+        <w:tc>
+          <w:tcPr>
+            <w:tcW w:type="dxa" w:w="1728"/>
+            <w:shd w:fill="FFFFFF"/>
+            <w:tcMar>
+              <w:top w:w="80" w:type="dxa"/>
+              <w:bottom w:w="80" w:type="dxa"/>
+              <w:left w:w="120" w:type="dxa"/>
+              <w:right w:w="120" w:type="dxa"/>
+            </w:tcMar>
+          </w:tcPr>
+          <w:p>
+            <w:pPr>
+              <w:jc w:val="right"/>
+            </w:pPr>
+            <w:r>
+              <w:rPr>
+                <w:rFonts w:ascii="Calibri" w:hAnsi="Calibri"/>
+                <w:color w:val="222222"/>
+                <w:sz w:val="18"/>
+              </w:rPr>
+              <w:t>0.09135</w:t>
+            </w:r>
+          </w:p>
+        </w:tc>
+        <w:tc>
+          <w:tcPr>
+            <w:tcW w:type="dxa" w:w="3888"/>
+            <w:shd w:fill="FFFFFF"/>
+            <w:tcMar>
+              <w:top w:w="80" w:type="dxa"/>
+              <w:bottom w:w="80" w:type="dxa"/>
+              <w:left w:w="120" w:type="dxa"/>
+              <w:right w:w="120" w:type="dxa"/>
+            </w:tcMar>
+          </w:tcPr>
+          <w:p>
+            <w:pPr>
+              <w:jc w:val="left"/>
+            </w:pPr>
+            <w:r>
+              <w:rPr>
+                <w:rFonts w:ascii="Calibri" w:hAnsi="Calibri"/>
+                <w:color w:val="222222"/>
+                <w:sz w:val="18"/>
+              </w:rPr>
+              <w:t>Total soil column moisture storage (0–100 cm).</w:t>
+            </w:r>
+          </w:p>
+        </w:tc>
+      </w:tr>
+      <w:tr>
+        <w:tc>
+          <w:tcPr>
+            <w:tcW w:type="dxa" w:w="864"/>
+            <w:shd w:fill="F9FAFB"/>
+            <w:tcMar>
+              <w:top w:w="80" w:type="dxa"/>
+              <w:bottom w:w="80" w:type="dxa"/>
+              <w:left w:w="120" w:type="dxa"/>
+              <w:right w:w="120" w:type="dxa"/>
+            </w:tcMar>
+          </w:tcPr>
+          <w:p>
+            <w:pPr>
+              <w:jc w:val="right"/>
+            </w:pPr>
+            <w:r>
+              <w:rPr>
+                <w:rFonts w:ascii="Calibri" w:hAnsi="Calibri"/>
+                <w:color w:val="222222"/>
+                <w:sz w:val="18"/>
+              </w:rPr>
+              <w:t>4</w:t>
+            </w:r>
+          </w:p>
+        </w:tc>
+        <w:tc>
+          <w:tcPr>
+            <w:tcW w:type="dxa" w:w="2880"/>
             <w:shd w:fill="F9FAFB"/>
             <w:tcMar>
               <w:top w:w="80" w:type="dxa"/>
@@ -1925,7 +2171,57 @@
                 <w:color w:val="222222"/>
                 <w:sz w:val="18"/>
               </w:rPr>
-              <w:t>Governs unexhausted infiltration storage capacity.</w:t>
+              <w:t>sm_rootzone_wetness</w:t>
+            </w:r>
+          </w:p>
+        </w:tc>
+        <w:tc>
+          <w:tcPr>
+            <w:tcW w:type="dxa" w:w="1728"/>
+            <w:shd w:fill="F9FAFB"/>
+            <w:tcMar>
+              <w:top w:w="80" w:type="dxa"/>
+              <w:bottom w:w="80" w:type="dxa"/>
+              <w:left w:w="120" w:type="dxa"/>
+              <w:right w:w="120" w:type="dxa"/>
+            </w:tcMar>
+          </w:tcPr>
+          <w:p>
+            <w:pPr>
+              <w:jc w:val="right"/>
+            </w:pPr>
+            <w:r>
+              <w:rPr>
+                <w:rFonts w:ascii="Calibri" w:hAnsi="Calibri"/>
+                <w:color w:val="222222"/>
+                <w:sz w:val="18"/>
+              </w:rPr>
+              <w:t>0.08386</w:t>
+            </w:r>
+          </w:p>
+        </w:tc>
+        <w:tc>
+          <w:tcPr>
+            <w:tcW w:type="dxa" w:w="3888"/>
+            <w:shd w:fill="F9FAFB"/>
+            <w:tcMar>
+              <w:top w:w="80" w:type="dxa"/>
+              <w:bottom w:w="80" w:type="dxa"/>
+              <w:left w:w="120" w:type="dxa"/>
+              <w:right w:w="120" w:type="dxa"/>
+            </w:tcMar>
+          </w:tcPr>
+          <w:p>
+            <w:pPr>
+              <w:jc w:val="left"/>
+            </w:pPr>
+            <w:r>
+              <w:rPr>
+                <w:rFonts w:ascii="Calibri" w:hAnsi="Calibri"/>
+                <w:color w:val="222222"/>
+                <w:sz w:val="18"/>
+              </w:rPr>
+              <w:t>Subsurface moisture potential gradient determinant.</w:t>
             </w:r>
           </w:p>
         </w:tc>
@@ -1933,7 +2229,32 @@
       <w:tr>
         <w:tc>
           <w:tcPr>
-            <w:tcW w:type="dxa" w:w="2592"/>
+            <w:tcW w:type="dxa" w:w="864"/>
+            <w:shd w:fill="FFFFFF"/>
+            <w:tcMar>
+              <w:top w:w="80" w:type="dxa"/>
+              <w:bottom w:w="80" w:type="dxa"/>
+              <w:left w:w="120" w:type="dxa"/>
+              <w:right w:w="120" w:type="dxa"/>
+            </w:tcMar>
+          </w:tcPr>
+          <w:p>
+            <w:pPr>
+              <w:jc w:val="right"/>
+            </w:pPr>
+            <w:r>
+              <w:rPr>
+                <w:rFonts w:ascii="Calibri" w:hAnsi="Calibri"/>
+                <w:color w:val="222222"/>
+                <w:sz w:val="18"/>
+              </w:rPr>
+              <w:t>5</w:t>
+            </w:r>
+          </w:p>
+        </w:tc>
+        <w:tc>
+          <w:tcPr>
+            <w:tcW w:type="dxa" w:w="2880"/>
             <w:shd w:fill="FFFFFF"/>
             <w:tcMar>
               <w:top w:w="80" w:type="dxa"/>
@@ -1958,7 +2279,7 @@
         </w:tc>
         <w:tc>
           <w:tcPr>
-            <w:tcW w:type="dxa" w:w="3600"/>
+            <w:tcW w:type="dxa" w:w="1728"/>
             <w:shd w:fill="FFFFFF"/>
             <w:tcMar>
               <w:top w:w="80" w:type="dxa"/>
@@ -1969,7 +2290,7 @@
           </w:tcPr>
           <w:p>
             <w:pPr>
-              <w:jc w:val="left"/>
+              <w:jc w:val="right"/>
             </w:pPr>
             <w:r>
               <w:rPr>
@@ -1977,13 +2298,13 @@
                 <w:color w:val="222222"/>
                 <w:sz w:val="18"/>
               </w:rPr>
-              <w:t>Rootzone volumetric soil moisture (0–100 cm, m³/m³)</w:t>
+              <w:t>0.07814</w:t>
             </w:r>
           </w:p>
         </w:tc>
         <w:tc>
           <w:tcPr>
-            <w:tcW w:type="dxa" w:w="3168"/>
+            <w:tcW w:type="dxa" w:w="3888"/>
             <w:shd w:fill="FFFFFF"/>
             <w:tcMar>
               <w:top w:w="80" w:type="dxa"/>
@@ -2010,7 +2331,32 @@
       <w:tr>
         <w:tc>
           <w:tcPr>
-            <w:tcW w:type="dxa" w:w="2592"/>
+            <w:tcW w:type="dxa" w:w="864"/>
+            <w:shd w:fill="F9FAFB"/>
+            <w:tcMar>
+              <w:top w:w="80" w:type="dxa"/>
+              <w:bottom w:w="80" w:type="dxa"/>
+              <w:left w:w="120" w:type="dxa"/>
+              <w:right w:w="120" w:type="dxa"/>
+            </w:tcMar>
+          </w:tcPr>
+          <w:p>
+            <w:pPr>
+              <w:jc w:val="right"/>
+            </w:pPr>
+            <w:r>
+              <w:rPr>
+                <w:rFonts w:ascii="Calibri" w:hAnsi="Calibri"/>
+                <w:color w:val="222222"/>
+                <w:sz w:val="18"/>
+              </w:rPr>
+              <w:t>6</w:t>
+            </w:r>
+          </w:p>
+        </w:tc>
+        <w:tc>
+          <w:tcPr>
+            <w:tcW w:type="dxa" w:w="2880"/>
             <w:shd w:fill="F9FAFB"/>
             <w:tcMar>
               <w:top w:w="80" w:type="dxa"/>
@@ -2029,13 +2375,38 @@
                 <w:color w:val="222222"/>
                 <w:sz w:val="18"/>
               </w:rPr>
-              <w:t>overland_runoff_flux</w:t>
+              <w:t>land_fraction_wilting</w:t>
             </w:r>
           </w:p>
         </w:tc>
         <w:tc>
           <w:tcPr>
-            <w:tcW w:type="dxa" w:w="3600"/>
+            <w:tcW w:type="dxa" w:w="1728"/>
+            <w:shd w:fill="F9FAFB"/>
+            <w:tcMar>
+              <w:top w:w="80" w:type="dxa"/>
+              <w:bottom w:w="80" w:type="dxa"/>
+              <w:left w:w="120" w:type="dxa"/>
+              <w:right w:w="120" w:type="dxa"/>
+            </w:tcMar>
+          </w:tcPr>
+          <w:p>
+            <w:pPr>
+              <w:jc w:val="right"/>
+            </w:pPr>
+            <w:r>
+              <w:rPr>
+                <w:rFonts w:ascii="Calibri" w:hAnsi="Calibri"/>
+                <w:color w:val="222222"/>
+                <w:sz w:val="18"/>
+              </w:rPr>
+              <w:t>0.07601</w:t>
+            </w:r>
+          </w:p>
+        </w:tc>
+        <w:tc>
+          <w:tcPr>
+            <w:tcW w:type="dxa" w:w="3888"/>
             <w:shd w:fill="F9FAFB"/>
             <w:tcMar>
               <w:top w:w="80" w:type="dxa"/>
@@ -2054,13 +2425,142 @@
                 <w:color w:val="222222"/>
                 <w:sz w:val="18"/>
               </w:rPr>
-              <w:t>Rate of surface water runoff (kg/m²/s)</w:t>
+              <w:t>Fraction of soil matrix below plant wilting point.</w:t>
+            </w:r>
+          </w:p>
+        </w:tc>
+      </w:tr>
+      <w:tr>
+        <w:tc>
+          <w:tcPr>
+            <w:tcW w:type="dxa" w:w="864"/>
+            <w:shd w:fill="FFFFFF"/>
+            <w:tcMar>
+              <w:top w:w="80" w:type="dxa"/>
+              <w:bottom w:w="80" w:type="dxa"/>
+              <w:left w:w="120" w:type="dxa"/>
+              <w:right w:w="120" w:type="dxa"/>
+            </w:tcMar>
+          </w:tcPr>
+          <w:p>
+            <w:pPr>
+              <w:jc w:val="right"/>
+            </w:pPr>
+            <w:r>
+              <w:rPr>
+                <w:rFonts w:ascii="Calibri" w:hAnsi="Calibri"/>
+                <w:color w:val="222222"/>
+                <w:sz w:val="18"/>
+              </w:rPr>
+              <w:t>7</w:t>
             </w:r>
           </w:p>
         </w:tc>
         <w:tc>
           <w:tcPr>
-            <w:tcW w:type="dxa" w:w="3168"/>
+            <w:tcW w:type="dxa" w:w="2880"/>
+            <w:shd w:fill="FFFFFF"/>
+            <w:tcMar>
+              <w:top w:w="80" w:type="dxa"/>
+              <w:bottom w:w="80" w:type="dxa"/>
+              <w:left w:w="120" w:type="dxa"/>
+              <w:right w:w="120" w:type="dxa"/>
+            </w:tcMar>
+          </w:tcPr>
+          <w:p>
+            <w:pPr>
+              <w:jc w:val="left"/>
+            </w:pPr>
+            <w:r>
+              <w:rPr>
+                <w:rFonts w:ascii="Calibri" w:hAnsi="Calibri"/>
+                <w:color w:val="222222"/>
+                <w:sz w:val="18"/>
+              </w:rPr>
+              <w:t>land_fraction_unsaturated</w:t>
+            </w:r>
+          </w:p>
+        </w:tc>
+        <w:tc>
+          <w:tcPr>
+            <w:tcW w:type="dxa" w:w="1728"/>
+            <w:shd w:fill="FFFFFF"/>
+            <w:tcMar>
+              <w:top w:w="80" w:type="dxa"/>
+              <w:bottom w:w="80" w:type="dxa"/>
+              <w:left w:w="120" w:type="dxa"/>
+              <w:right w:w="120" w:type="dxa"/>
+            </w:tcMar>
+          </w:tcPr>
+          <w:p>
+            <w:pPr>
+              <w:jc w:val="right"/>
+            </w:pPr>
+            <w:r>
+              <w:rPr>
+                <w:rFonts w:ascii="Calibri" w:hAnsi="Calibri"/>
+                <w:color w:val="222222"/>
+                <w:sz w:val="18"/>
+              </w:rPr>
+              <w:t>0.05079</w:t>
+            </w:r>
+          </w:p>
+        </w:tc>
+        <w:tc>
+          <w:tcPr>
+            <w:tcW w:type="dxa" w:w="3888"/>
+            <w:shd w:fill="FFFFFF"/>
+            <w:tcMar>
+              <w:top w:w="80" w:type="dxa"/>
+              <w:bottom w:w="80" w:type="dxa"/>
+              <w:left w:w="120" w:type="dxa"/>
+              <w:right w:w="120" w:type="dxa"/>
+            </w:tcMar>
+          </w:tcPr>
+          <w:p>
+            <w:pPr>
+              <w:jc w:val="left"/>
+            </w:pPr>
+            <w:r>
+              <w:rPr>
+                <w:rFonts w:ascii="Calibri" w:hAnsi="Calibri"/>
+                <w:color w:val="222222"/>
+                <w:sz w:val="18"/>
+              </w:rPr>
+              <w:t>Governs unexhausted infiltration storage capacity.</w:t>
+            </w:r>
+          </w:p>
+        </w:tc>
+      </w:tr>
+      <w:tr>
+        <w:tc>
+          <w:tcPr>
+            <w:tcW w:type="dxa" w:w="864"/>
+            <w:shd w:fill="F9FAFB"/>
+            <w:tcMar>
+              <w:top w:w="80" w:type="dxa"/>
+              <w:bottom w:w="80" w:type="dxa"/>
+              <w:left w:w="120" w:type="dxa"/>
+              <w:right w:w="120" w:type="dxa"/>
+            </w:tcMar>
+          </w:tcPr>
+          <w:p>
+            <w:pPr>
+              <w:jc w:val="right"/>
+            </w:pPr>
+            <w:r>
+              <w:rPr>
+                <w:rFonts w:ascii="Calibri" w:hAnsi="Calibri"/>
+                <w:color w:val="222222"/>
+                <w:sz w:val="18"/>
+              </w:rPr>
+              <w:t>8</w:t>
+            </w:r>
+          </w:p>
+        </w:tc>
+        <w:tc>
+          <w:tcPr>
+            <w:tcW w:type="dxa" w:w="2880"/>
             <w:shd w:fill="F9FAFB"/>
             <w:tcMar>
               <w:top w:w="80" w:type="dxa"/>
@@ -2079,7 +2579,57 @@
                 <w:color w:val="222222"/>
                 <w:sz w:val="18"/>
               </w:rPr>
-              <w:t>Surface water loss preventing deep infiltration.</w:t>
+              <w:t>sm_rootzone_pctl</w:t>
+            </w:r>
+          </w:p>
+        </w:tc>
+        <w:tc>
+          <w:tcPr>
+            <w:tcW w:type="dxa" w:w="1728"/>
+            <w:shd w:fill="F9FAFB"/>
+            <w:tcMar>
+              <w:top w:w="80" w:type="dxa"/>
+              <w:bottom w:w="80" w:type="dxa"/>
+              <w:left w:w="120" w:type="dxa"/>
+              <w:right w:w="120" w:type="dxa"/>
+            </w:tcMar>
+          </w:tcPr>
+          <w:p>
+            <w:pPr>
+              <w:jc w:val="right"/>
+            </w:pPr>
+            <w:r>
+              <w:rPr>
+                <w:rFonts w:ascii="Calibri" w:hAnsi="Calibri"/>
+                <w:color w:val="222222"/>
+                <w:sz w:val="18"/>
+              </w:rPr>
+              <w:t>0.04064</w:t>
+            </w:r>
+          </w:p>
+        </w:tc>
+        <w:tc>
+          <w:tcPr>
+            <w:tcW w:type="dxa" w:w="3888"/>
+            <w:shd w:fill="F9FAFB"/>
+            <w:tcMar>
+              <w:top w:w="80" w:type="dxa"/>
+              <w:bottom w:w="80" w:type="dxa"/>
+              <w:left w:w="120" w:type="dxa"/>
+              <w:right w:w="120" w:type="dxa"/>
+            </w:tcMar>
+          </w:tcPr>
+          <w:p>
+            <w:pPr>
+              <w:jc w:val="left"/>
+            </w:pPr>
+            <w:r>
+              <w:rPr>
+                <w:rFonts w:ascii="Calibri" w:hAnsi="Calibri"/>
+                <w:color w:val="222222"/>
+                <w:sz w:val="18"/>
+              </w:rPr>
+              <w:t>Climatological soil moisture percentile.</w:t>
             </w:r>
           </w:p>
         </w:tc>
@@ -2087,7 +2637,32 @@
       <w:tr>
         <w:tc>
           <w:tcPr>
-            <w:tcW w:type="dxa" w:w="2592"/>
+            <w:tcW w:type="dxa" w:w="864"/>
+            <w:shd w:fill="FFFFFF"/>
+            <w:tcMar>
+              <w:top w:w="80" w:type="dxa"/>
+              <w:bottom w:w="80" w:type="dxa"/>
+              <w:left w:w="120" w:type="dxa"/>
+              <w:right w:w="120" w:type="dxa"/>
+            </w:tcMar>
+          </w:tcPr>
+          <w:p>
+            <w:pPr>
+              <w:jc w:val="right"/>
+            </w:pPr>
+            <w:r>
+              <w:rPr>
+                <w:rFonts w:ascii="Calibri" w:hAnsi="Calibri"/>
+                <w:color w:val="222222"/>
+                <w:sz w:val="18"/>
+              </w:rPr>
+              <w:t>9</w:t>
+            </w:r>
+          </w:p>
+        </w:tc>
+        <w:tc>
+          <w:tcPr>
+            <w:tcW w:type="dxa" w:w="2880"/>
             <w:shd w:fill="FFFFFF"/>
             <w:tcMar>
               <w:top w:w="80" w:type="dxa"/>
@@ -2106,13 +2681,38 @@
                 <w:color w:val="222222"/>
                 <w:sz w:val="18"/>
               </w:rPr>
-              <w:t>precipitation_total_surface_flux</w:t>
+              <w:t>land_fraction_saturated</w:t>
             </w:r>
           </w:p>
         </w:tc>
         <w:tc>
           <w:tcPr>
-            <w:tcW w:type="dxa" w:w="3600"/>
+            <w:tcW w:type="dxa" w:w="1728"/>
+            <w:shd w:fill="FFFFFF"/>
+            <w:tcMar>
+              <w:top w:w="80" w:type="dxa"/>
+              <w:bottom w:w="80" w:type="dxa"/>
+              <w:left w:w="120" w:type="dxa"/>
+              <w:right w:w="120" w:type="dxa"/>
+            </w:tcMar>
+          </w:tcPr>
+          <w:p>
+            <w:pPr>
+              <w:jc w:val="right"/>
+            </w:pPr>
+            <w:r>
+              <w:rPr>
+                <w:rFonts w:ascii="Calibri" w:hAnsi="Calibri"/>
+                <w:color w:val="222222"/>
+                <w:sz w:val="18"/>
+              </w:rPr>
+              <w:t>0.03190</w:t>
+            </w:r>
+          </w:p>
+        </w:tc>
+        <w:tc>
+          <w:tcPr>
+            <w:tcW w:type="dxa" w:w="3888"/>
             <w:shd w:fill="FFFFFF"/>
             <w:tcMar>
               <w:top w:w="80" w:type="dxa"/>
@@ -2131,14 +2731,16 @@
                 <w:color w:val="222222"/>
                 <w:sz w:val="18"/>
               </w:rPr>
-              <w:t>Total precipitation incident on ground (kg/m²/s)</w:t>
+              <w:t>Surface pooling and immediate runoff precursor.</w:t>
             </w:r>
           </w:p>
         </w:tc>
+      </w:tr>
+      <w:tr>
         <w:tc>
           <w:tcPr>
-            <w:tcW w:type="dxa" w:w="3168"/>
-            <w:shd w:fill="FFFFFF"/>
+            <w:tcW w:type="dxa" w:w="864"/>
+            <w:shd w:fill="F9FAFB"/>
             <w:tcMar>
               <w:top w:w="80" w:type="dxa"/>
               <w:bottom w:w="80" w:type="dxa"/>
@@ -2148,7 +2750,7 @@
           </w:tcPr>
           <w:p>
             <w:pPr>
-              <w:jc w:val="left"/>
+              <w:jc w:val="right"/>
             </w:pPr>
             <w:r>
               <w:rPr>
@@ -2156,15 +2758,13 @@
                 <w:color w:val="222222"/>
                 <w:sz w:val="18"/>
               </w:rPr>
-              <w:t>Primary external episodic water influx.</w:t>
+              <w:t>10</w:t>
             </w:r>
           </w:p>
         </w:tc>
-      </w:tr>
-      <w:tr>
         <w:tc>
           <w:tcPr>
-            <w:tcW w:type="dxa" w:w="2592"/>
+            <w:tcW w:type="dxa" w:w="2880"/>
             <w:shd w:fill="F9FAFB"/>
             <w:tcMar>
               <w:top w:w="80" w:type="dxa"/>
@@ -2183,13 +2783,38 @@
                 <w:color w:val="222222"/>
                 <w:sz w:val="18"/>
               </w:rPr>
-              <w:t>windspeed_lowatmmodlay</w:t>
+              <w:t>net_downward_longwave_flux</w:t>
             </w:r>
           </w:p>
         </w:tc>
         <w:tc>
           <w:tcPr>
-            <w:tcW w:type="dxa" w:w="3600"/>
+            <w:tcW w:type="dxa" w:w="1728"/>
+            <w:shd w:fill="F9FAFB"/>
+            <w:tcMar>
+              <w:top w:w="80" w:type="dxa"/>
+              <w:bottom w:w="80" w:type="dxa"/>
+              <w:left w:w="120" w:type="dxa"/>
+              <w:right w:w="120" w:type="dxa"/>
+            </w:tcMar>
+          </w:tcPr>
+          <w:p>
+            <w:pPr>
+              <w:jc w:val="right"/>
+            </w:pPr>
+            <w:r>
+              <w:rPr>
+                <w:rFonts w:ascii="Calibri" w:hAnsi="Calibri"/>
+                <w:color w:val="222222"/>
+                <w:sz w:val="18"/>
+              </w:rPr>
+              <w:t>0.03171</w:t>
+            </w:r>
+          </w:p>
+        </w:tc>
+        <w:tc>
+          <w:tcPr>
+            <w:tcW w:type="dxa" w:w="3888"/>
             <w:shd w:fill="F9FAFB"/>
             <w:tcMar>
               <w:top w:w="80" w:type="dxa"/>
@@ -2208,14 +2833,16 @@
                 <w:color w:val="222222"/>
                 <w:sz w:val="18"/>
               </w:rPr>
-              <w:t>Near-surface horizontal wind speed (m/s)</w:t>
+              <w:t>Atmospheric radiative heating maintaining surface flux.</w:t>
             </w:r>
           </w:p>
         </w:tc>
+      </w:tr>
+      <w:tr>
         <w:tc>
           <w:tcPr>
-            <w:tcW w:type="dxa" w:w="3168"/>
-            <w:shd w:fill="F9FAFB"/>
+            <w:tcW w:type="dxa" w:w="864"/>
+            <w:shd w:fill="FFFFFF"/>
             <w:tcMar>
               <w:top w:w="80" w:type="dxa"/>
               <w:bottom w:w="80" w:type="dxa"/>
@@ -2225,7 +2852,7 @@
           </w:tcPr>
           <w:p>
             <w:pPr>
-              <w:jc w:val="left"/>
+              <w:jc w:val="right"/>
             </w:pPr>
             <w:r>
               <w:rPr>
@@ -2233,15 +2860,13 @@
                 <w:color w:val="222222"/>
                 <w:sz w:val="18"/>
               </w:rPr>
-              <w:t>Drives aerodynamic vapor transfer and boundary drying.</w:t>
+              <w:t>11</w:t>
             </w:r>
           </w:p>
         </w:tc>
-      </w:tr>
-      <w:tr>
         <w:tc>
           <w:tcPr>
-            <w:tcW w:type="dxa" w:w="2592"/>
+            <w:tcW w:type="dxa" w:w="2880"/>
             <w:shd w:fill="FFFFFF"/>
             <w:tcMar>
               <w:top w:w="80" w:type="dxa"/>
@@ -2266,7 +2891,7 @@
         </w:tc>
         <w:tc>
           <w:tcPr>
-            <w:tcW w:type="dxa" w:w="3600"/>
+            <w:tcW w:type="dxa" w:w="1728"/>
             <w:shd w:fill="FFFFFF"/>
             <w:tcMar>
               <w:top w:w="80" w:type="dxa"/>
@@ -2277,7 +2902,7 @@
           </w:tcPr>
           <w:p>
             <w:pPr>
-              <w:jc w:val="left"/>
+              <w:jc w:val="right"/>
             </w:pPr>
             <w:r>
               <w:rPr>
@@ -2285,13 +2910,13 @@
                 <w:color w:val="222222"/>
                 <w:sz w:val="18"/>
               </w:rPr>
-              <w:t>Ground-to-atmosphere conductive heat flux (W/m²)</w:t>
+              <w:t>0.02513</w:t>
             </w:r>
           </w:p>
         </w:tc>
         <w:tc>
           <w:tcPr>
-            <w:tcW w:type="dxa" w:w="3168"/>
+            <w:tcW w:type="dxa" w:w="3888"/>
             <w:shd w:fill="FFFFFF"/>
             <w:tcMar>
               <w:top w:w="80" w:type="dxa"/>
@@ -2318,7 +2943,7 @@
       <w:tr>
         <w:tc>
           <w:tcPr>
-            <w:tcW w:type="dxa" w:w="2592"/>
+            <w:tcW w:type="dxa" w:w="864"/>
             <w:shd w:fill="F9FAFB"/>
             <w:tcMar>
               <w:top w:w="80" w:type="dxa"/>
@@ -2329,7 +2954,7 @@
           </w:tcPr>
           <w:p>
             <w:pPr>
-              <w:jc w:val="left"/>
+              <w:jc w:val="right"/>
             </w:pPr>
             <w:r>
               <w:rPr>
@@ -2337,66 +2962,14 @@
                 <w:color w:val="222222"/>
                 <w:sz w:val="18"/>
               </w:rPr>
-              <w:t>vegetation_greenness_fraction</w:t>
+              <w:t>12</w:t>
             </w:r>
           </w:p>
         </w:tc>
         <w:tc>
           <w:tcPr>
-            <w:tcW w:type="dxa" w:w="3600"/>
+            <w:tcW w:type="dxa" w:w="2880"/>
             <w:shd w:fill="F9FAFB"/>
-            <w:tcMar>
-              <w:top w:w="80" w:type="dxa"/>
-              <w:bottom w:w="80" w:type="dxa"/>
-              <w:left w:w="120" w:type="dxa"/>
-              <w:right w:w="120" w:type="dxa"/>
-            </w:tcMar>
-          </w:tcPr>
-          <w:p>
-            <w:pPr>
-              <w:jc w:val="left"/>
-            </w:pPr>
-            <w:r>
-              <w:rPr>
-                <w:rFonts w:ascii="Calibri" w:hAnsi="Calibri"/>
-                <w:color w:val="222222"/>
-                <w:sz w:val="18"/>
-              </w:rPr>
-              <w:t>Fraction of active green vegetation cover (0–1)</w:t>
-            </w:r>
-          </w:p>
-        </w:tc>
-        <w:tc>
-          <w:tcPr>
-            <w:tcW w:type="dxa" w:w="3168"/>
-            <w:shd w:fill="F9FAFB"/>
-            <w:tcMar>
-              <w:top w:w="80" w:type="dxa"/>
-              <w:bottom w:w="80" w:type="dxa"/>
-              <w:left w:w="120" w:type="dxa"/>
-              <w:right w:w="120" w:type="dxa"/>
-            </w:tcMar>
-          </w:tcPr>
-          <w:p>
-            <w:pPr>
-              <w:jc w:val="left"/>
-            </w:pPr>
-            <w:r>
-              <w:rPr>
-                <w:rFonts w:ascii="Calibri" w:hAnsi="Calibri"/>
-                <w:color w:val="222222"/>
-                <w:sz w:val="18"/>
-              </w:rPr>
-              <w:t>Canopy interception and transpiration demand proxy.</w:t>
-            </w:r>
-          </w:p>
-        </w:tc>
-      </w:tr>
-      <w:tr>
-        <w:tc>
-          <w:tcPr>
-            <w:tcW w:type="dxa" w:w="2592"/>
-            <w:shd w:fill="FFFFFF"/>
             <w:tcMar>
               <w:top w:w="80" w:type="dxa"/>
               <w:bottom w:w="80" w:type="dxa"/>
@@ -2420,8 +2993,8 @@
         </w:tc>
         <w:tc>
           <w:tcPr>
-            <w:tcW w:type="dxa" w:w="3600"/>
-            <w:shd w:fill="FFFFFF"/>
+            <w:tcW w:type="dxa" w:w="1728"/>
+            <w:shd w:fill="F9FAFB"/>
             <w:tcMar>
               <w:top w:w="80" w:type="dxa"/>
               <w:bottom w:w="80" w:type="dxa"/>
@@ -2431,7 +3004,7 @@
           </w:tcPr>
           <w:p>
             <w:pPr>
-              <w:jc w:val="left"/>
+              <w:jc w:val="right"/>
             </w:pPr>
             <w:r>
               <w:rPr>
@@ -2439,14 +3012,14 @@
                 <w:color w:val="222222"/>
                 <w:sz w:val="18"/>
               </w:rPr>
-              <w:t>Soil temperature at 15–35 cm depth (K)</w:t>
+              <w:t>0.02366</w:t>
             </w:r>
           </w:p>
         </w:tc>
         <w:tc>
           <w:tcPr>
-            <w:tcW w:type="dxa" w:w="3168"/>
-            <w:shd w:fill="FFFFFF"/>
+            <w:tcW w:type="dxa" w:w="3888"/>
+            <w:shd w:fill="F9FAFB"/>
             <w:tcMar>
               <w:top w:w="80" w:type="dxa"/>
               <w:bottom w:w="80" w:type="dxa"/>
@@ -2472,7 +3045,134 @@
       <w:tr>
         <w:tc>
           <w:tcPr>
-            <w:tcW w:type="dxa" w:w="2592"/>
+            <w:tcW w:type="dxa" w:w="864"/>
+            <w:shd w:fill="FFFFFF"/>
+            <w:tcMar>
+              <w:top w:w="80" w:type="dxa"/>
+              <w:bottom w:w="80" w:type="dxa"/>
+              <w:left w:w="120" w:type="dxa"/>
+              <w:right w:w="120" w:type="dxa"/>
+            </w:tcMar>
+          </w:tcPr>
+          <w:p>
+            <w:pPr>
+              <w:jc w:val="right"/>
+            </w:pPr>
+            <w:r>
+              <w:rPr>
+                <w:rFonts w:ascii="Calibri" w:hAnsi="Calibri"/>
+                <w:color w:val="222222"/>
+                <w:sz w:val="18"/>
+              </w:rPr>
+              <w:t>13</w:t>
+            </w:r>
+          </w:p>
+        </w:tc>
+        <w:tc>
+          <w:tcPr>
+            <w:tcW w:type="dxa" w:w="2880"/>
+            <w:shd w:fill="FFFFFF"/>
+            <w:tcMar>
+              <w:top w:w="80" w:type="dxa"/>
+              <w:bottom w:w="80" w:type="dxa"/>
+              <w:left w:w="120" w:type="dxa"/>
+              <w:right w:w="120" w:type="dxa"/>
+            </w:tcMar>
+          </w:tcPr>
+          <w:p>
+            <w:pPr>
+              <w:jc w:val="left"/>
+            </w:pPr>
+            <w:r>
+              <w:rPr>
+                <w:rFonts w:ascii="Calibri" w:hAnsi="Calibri"/>
+                <w:color w:val="222222"/>
+                <w:sz w:val="18"/>
+              </w:rPr>
+              <w:t>sm_profile_pctl</w:t>
+            </w:r>
+          </w:p>
+        </w:tc>
+        <w:tc>
+          <w:tcPr>
+            <w:tcW w:type="dxa" w:w="1728"/>
+            <w:shd w:fill="FFFFFF"/>
+            <w:tcMar>
+              <w:top w:w="80" w:type="dxa"/>
+              <w:bottom w:w="80" w:type="dxa"/>
+              <w:left w:w="120" w:type="dxa"/>
+              <w:right w:w="120" w:type="dxa"/>
+            </w:tcMar>
+          </w:tcPr>
+          <w:p>
+            <w:pPr>
+              <w:jc w:val="right"/>
+            </w:pPr>
+            <w:r>
+              <w:rPr>
+                <w:rFonts w:ascii="Calibri" w:hAnsi="Calibri"/>
+                <w:color w:val="222222"/>
+                <w:sz w:val="18"/>
+              </w:rPr>
+              <w:t>0.02340</w:t>
+            </w:r>
+          </w:p>
+        </w:tc>
+        <w:tc>
+          <w:tcPr>
+            <w:tcW w:type="dxa" w:w="3888"/>
+            <w:shd w:fill="FFFFFF"/>
+            <w:tcMar>
+              <w:top w:w="80" w:type="dxa"/>
+              <w:bottom w:w="80" w:type="dxa"/>
+              <w:left w:w="120" w:type="dxa"/>
+              <w:right w:w="120" w:type="dxa"/>
+            </w:tcMar>
+          </w:tcPr>
+          <w:p>
+            <w:pPr>
+              <w:jc w:val="left"/>
+            </w:pPr>
+            <w:r>
+              <w:rPr>
+                <w:rFonts w:ascii="Calibri" w:hAnsi="Calibri"/>
+                <w:color w:val="222222"/>
+                <w:sz w:val="18"/>
+              </w:rPr>
+              <w:t>Profile climatological wetness percentile.</w:t>
+            </w:r>
+          </w:p>
+        </w:tc>
+      </w:tr>
+      <w:tr>
+        <w:tc>
+          <w:tcPr>
+            <w:tcW w:type="dxa" w:w="864"/>
+            <w:shd w:fill="F9FAFB"/>
+            <w:tcMar>
+              <w:top w:w="80" w:type="dxa"/>
+              <w:bottom w:w="80" w:type="dxa"/>
+              <w:left w:w="120" w:type="dxa"/>
+              <w:right w:w="120" w:type="dxa"/>
+            </w:tcMar>
+          </w:tcPr>
+          <w:p>
+            <w:pPr>
+              <w:jc w:val="right"/>
+            </w:pPr>
+            <w:r>
+              <w:rPr>
+                <w:rFonts w:ascii="Calibri" w:hAnsi="Calibri"/>
+                <w:color w:val="222222"/>
+                <w:sz w:val="18"/>
+              </w:rPr>
+              <w:t>14</w:t>
+            </w:r>
+          </w:p>
+        </w:tc>
+        <w:tc>
+          <w:tcPr>
+            <w:tcW w:type="dxa" w:w="2880"/>
             <w:shd w:fill="F9FAFB"/>
             <w:tcMar>
               <w:top w:w="80" w:type="dxa"/>
@@ -2491,13 +3191,38 @@
                 <w:color w:val="222222"/>
                 <w:sz w:val="18"/>
               </w:rPr>
-              <w:t>soil_temp_layer5</w:t>
+              <w:t>soil_temp_layer2</w:t>
             </w:r>
           </w:p>
         </w:tc>
         <w:tc>
           <w:tcPr>
-            <w:tcW w:type="dxa" w:w="3600"/>
+            <w:tcW w:type="dxa" w:w="1728"/>
+            <w:shd w:fill="F9FAFB"/>
+            <w:tcMar>
+              <w:top w:w="80" w:type="dxa"/>
+              <w:bottom w:w="80" w:type="dxa"/>
+              <w:left w:w="120" w:type="dxa"/>
+              <w:right w:w="120" w:type="dxa"/>
+            </w:tcMar>
+          </w:tcPr>
+          <w:p>
+            <w:pPr>
+              <w:jc w:val="right"/>
+            </w:pPr>
+            <w:r>
+              <w:rPr>
+                <w:rFonts w:ascii="Calibri" w:hAnsi="Calibri"/>
+                <w:color w:val="222222"/>
+                <w:sz w:val="18"/>
+              </w:rPr>
+              <w:t>0.02254</w:t>
+            </w:r>
+          </w:p>
+        </w:tc>
+        <w:tc>
+          <w:tcPr>
+            <w:tcW w:type="dxa" w:w="3888"/>
             <w:shd w:fill="F9FAFB"/>
             <w:tcMar>
               <w:top w:w="80" w:type="dxa"/>
@@ -2516,340 +3241,7 @@
                 <w:color w:val="222222"/>
                 <w:sz w:val="18"/>
               </w:rPr>
-              <w:t>Soil temperature at 60–100 cm depth (K)</w:t>
-            </w:r>
-          </w:p>
-        </w:tc>
-        <w:tc>
-          <w:tcPr>
-            <w:tcW w:type="dxa" w:w="3168"/>
-            <w:shd w:fill="F9FAFB"/>
-            <w:tcMar>
-              <w:top w:w="80" w:type="dxa"/>
-              <w:bottom w:w="80" w:type="dxa"/>
-              <w:left w:w="120" w:type="dxa"/>
-              <w:right w:w="120" w:type="dxa"/>
-            </w:tcMar>
-          </w:tcPr>
-          <w:p>
-            <w:pPr>
-              <w:jc w:val="left"/>
-            </w:pPr>
-            <w:r>
-              <w:rPr>
-                <w:rFonts w:ascii="Calibri" w:hAnsi="Calibri"/>
-                <w:color w:val="222222"/>
-                <w:sz w:val="18"/>
-              </w:rPr>
-              <w:t>Deep subsurface thermal damping and heat storage.</w:t>
-            </w:r>
-          </w:p>
-        </w:tc>
-      </w:tr>
-      <w:tr>
-        <w:tc>
-          <w:tcPr>
-            <w:tcW w:type="dxa" w:w="2592"/>
-            <w:shd w:fill="FFFFFF"/>
-            <w:tcMar>
-              <w:top w:w="80" w:type="dxa"/>
-              <w:bottom w:w="80" w:type="dxa"/>
-              <w:left w:w="120" w:type="dxa"/>
-              <w:right w:w="120" w:type="dxa"/>
-            </w:tcMar>
-          </w:tcPr>
-          <w:p>
-            <w:pPr>
-              <w:jc w:val="left"/>
-            </w:pPr>
-            <w:r>
-              <w:rPr>
-                <w:rFonts w:ascii="Calibri" w:hAnsi="Calibri"/>
-                <w:color w:val="222222"/>
-                <w:sz w:val="18"/>
-              </w:rPr>
-              <w:t>net_downward_longwave_flux</w:t>
-            </w:r>
-          </w:p>
-        </w:tc>
-        <w:tc>
-          <w:tcPr>
-            <w:tcW w:type="dxa" w:w="3600"/>
-            <w:shd w:fill="FFFFFF"/>
-            <w:tcMar>
-              <w:top w:w="80" w:type="dxa"/>
-              <w:bottom w:w="80" w:type="dxa"/>
-              <w:left w:w="120" w:type="dxa"/>
-              <w:right w:w="120" w:type="dxa"/>
-            </w:tcMar>
-          </w:tcPr>
-          <w:p>
-            <w:pPr>
-              <w:jc w:val="left"/>
-            </w:pPr>
-            <w:r>
-              <w:rPr>
-                <w:rFonts w:ascii="Calibri" w:hAnsi="Calibri"/>
-                <w:color w:val="222222"/>
-                <w:sz w:val="18"/>
-              </w:rPr>
-              <w:t>Net downward longwave radiation at surface (W/m²)</w:t>
-            </w:r>
-          </w:p>
-        </w:tc>
-        <w:tc>
-          <w:tcPr>
-            <w:tcW w:type="dxa" w:w="3168"/>
-            <w:shd w:fill="FFFFFF"/>
-            <w:tcMar>
-              <w:top w:w="80" w:type="dxa"/>
-              <w:bottom w:w="80" w:type="dxa"/>
-              <w:left w:w="120" w:type="dxa"/>
-              <w:right w:w="120" w:type="dxa"/>
-            </w:tcMar>
-          </w:tcPr>
-          <w:p>
-            <w:pPr>
-              <w:jc w:val="left"/>
-            </w:pPr>
-            <w:r>
-              <w:rPr>
-                <w:rFonts w:ascii="Calibri" w:hAnsi="Calibri"/>
-                <w:color w:val="222222"/>
-                <w:sz w:val="18"/>
-              </w:rPr>
-              <w:t>Atmospheric radiative heating maintaining surface flux.</w:t>
-            </w:r>
-          </w:p>
-        </w:tc>
-      </w:tr>
-      <w:tr>
-        <w:tc>
-          <w:tcPr>
-            <w:tcW w:type="dxa" w:w="2592"/>
-            <w:shd w:fill="F9FAFB"/>
-            <w:tcMar>
-              <w:top w:w="80" w:type="dxa"/>
-              <w:bottom w:w="80" w:type="dxa"/>
-              <w:left w:w="120" w:type="dxa"/>
-              <w:right w:w="120" w:type="dxa"/>
-            </w:tcMar>
-          </w:tcPr>
-          <w:p>
-            <w:pPr>
-              <w:jc w:val="left"/>
-            </w:pPr>
-            <w:r>
-              <w:rPr>
-                <w:rFonts w:ascii="Calibri" w:hAnsi="Calibri"/>
-                <w:color w:val="222222"/>
-                <w:sz w:val="18"/>
-              </w:rPr>
-              <w:t>sm_rootzone_wetness</w:t>
-            </w:r>
-          </w:p>
-        </w:tc>
-        <w:tc>
-          <w:tcPr>
-            <w:tcW w:type="dxa" w:w="3600"/>
-            <w:shd w:fill="F9FAFB"/>
-            <w:tcMar>
-              <w:top w:w="80" w:type="dxa"/>
-              <w:bottom w:w="80" w:type="dxa"/>
-              <w:left w:w="120" w:type="dxa"/>
-              <w:right w:w="120" w:type="dxa"/>
-            </w:tcMar>
-          </w:tcPr>
-          <w:p>
-            <w:pPr>
-              <w:jc w:val="left"/>
-            </w:pPr>
-            <w:r>
-              <w:rPr>
-                <w:rFonts w:ascii="Calibri" w:hAnsi="Calibri"/>
-                <w:color w:val="222222"/>
-                <w:sz w:val="18"/>
-              </w:rPr>
-              <w:t>Dimensionless wetness condition in rootzone</w:t>
-            </w:r>
-          </w:p>
-        </w:tc>
-        <w:tc>
-          <w:tcPr>
-            <w:tcW w:type="dxa" w:w="3168"/>
-            <w:shd w:fill="F9FAFB"/>
-            <w:tcMar>
-              <w:top w:w="80" w:type="dxa"/>
-              <w:bottom w:w="80" w:type="dxa"/>
-              <w:left w:w="120" w:type="dxa"/>
-              <w:right w:w="120" w:type="dxa"/>
-            </w:tcMar>
-          </w:tcPr>
-          <w:p>
-            <w:pPr>
-              <w:jc w:val="left"/>
-            </w:pPr>
-            <w:r>
-              <w:rPr>
-                <w:rFonts w:ascii="Calibri" w:hAnsi="Calibri"/>
-                <w:color w:val="222222"/>
-                <w:sz w:val="18"/>
-              </w:rPr>
-              <w:t>Subsurface moisture potential gradient determinant.</w:t>
-            </w:r>
-          </w:p>
-        </w:tc>
-      </w:tr>
-      <w:tr>
-        <w:tc>
-          <w:tcPr>
-            <w:tcW w:type="dxa" w:w="2592"/>
-            <w:shd w:fill="FFFFFF"/>
-            <w:tcMar>
-              <w:top w:w="80" w:type="dxa"/>
-              <w:bottom w:w="80" w:type="dxa"/>
-              <w:left w:w="120" w:type="dxa"/>
-              <w:right w:w="120" w:type="dxa"/>
-            </w:tcMar>
-          </w:tcPr>
-          <w:p>
-            <w:pPr>
-              <w:jc w:val="left"/>
-            </w:pPr>
-            <w:r>
-              <w:rPr>
-                <w:rFonts w:ascii="Calibri" w:hAnsi="Calibri"/>
-                <w:color w:val="222222"/>
-                <w:sz w:val="18"/>
-              </w:rPr>
-              <w:t>depth_to_water_table_from_surface_in_peat</w:t>
-            </w:r>
-          </w:p>
-        </w:tc>
-        <w:tc>
-          <w:tcPr>
-            <w:tcW w:type="dxa" w:w="3600"/>
-            <w:shd w:fill="FFFFFF"/>
-            <w:tcMar>
-              <w:top w:w="80" w:type="dxa"/>
-              <w:bottom w:w="80" w:type="dxa"/>
-              <w:left w:w="120" w:type="dxa"/>
-              <w:right w:w="120" w:type="dxa"/>
-            </w:tcMar>
-          </w:tcPr>
-          <w:p>
-            <w:pPr>
-              <w:jc w:val="left"/>
-            </w:pPr>
-            <w:r>
-              <w:rPr>
-                <w:rFonts w:ascii="Calibri" w:hAnsi="Calibri"/>
-                <w:color w:val="222222"/>
-                <w:sz w:val="18"/>
-              </w:rPr>
-              <w:t>Depth to saturated groundwater table (m)</w:t>
-            </w:r>
-          </w:p>
-        </w:tc>
-        <w:tc>
-          <w:tcPr>
-            <w:tcW w:type="dxa" w:w="3168"/>
-            <w:shd w:fill="FFFFFF"/>
-            <w:tcMar>
-              <w:top w:w="80" w:type="dxa"/>
-              <w:bottom w:w="80" w:type="dxa"/>
-              <w:left w:w="120" w:type="dxa"/>
-              <w:right w:w="120" w:type="dxa"/>
-            </w:tcMar>
-          </w:tcPr>
-          <w:p>
-            <w:pPr>
-              <w:jc w:val="left"/>
-            </w:pPr>
-            <w:r>
-              <w:rPr>
-                <w:rFonts w:ascii="Calibri" w:hAnsi="Calibri"/>
-                <w:color w:val="222222"/>
-                <w:sz w:val="18"/>
-              </w:rPr>
-              <w:t>Controls base saturation and regional drainage.</w:t>
-            </w:r>
-          </w:p>
-        </w:tc>
-      </w:tr>
-      <w:tr>
-        <w:tc>
-          <w:tcPr>
-            <w:tcW w:type="dxa" w:w="2592"/>
-            <w:shd w:fill="F9FAFB"/>
-            <w:tcMar>
-              <w:top w:w="80" w:type="dxa"/>
-              <w:bottom w:w="80" w:type="dxa"/>
-              <w:left w:w="120" w:type="dxa"/>
-              <w:right w:w="120" w:type="dxa"/>
-            </w:tcMar>
-          </w:tcPr>
-          <w:p>
-            <w:pPr>
-              <w:jc w:val="left"/>
-            </w:pPr>
-            <w:r>
-              <w:rPr>
-                <w:rFonts w:ascii="Calibri" w:hAnsi="Calibri"/>
-                <w:color w:val="222222"/>
-                <w:sz w:val="18"/>
-              </w:rPr>
-              <w:t>land_fraction_saturated</w:t>
-            </w:r>
-          </w:p>
-        </w:tc>
-        <w:tc>
-          <w:tcPr>
-            <w:tcW w:type="dxa" w:w="3600"/>
-            <w:shd w:fill="F9FAFB"/>
-            <w:tcMar>
-              <w:top w:w="80" w:type="dxa"/>
-              <w:bottom w:w="80" w:type="dxa"/>
-              <w:left w:w="120" w:type="dxa"/>
-              <w:right w:w="120" w:type="dxa"/>
-            </w:tcMar>
-          </w:tcPr>
-          <w:p>
-            <w:pPr>
-              <w:jc w:val="left"/>
-            </w:pPr>
-            <w:r>
-              <w:rPr>
-                <w:rFonts w:ascii="Calibri" w:hAnsi="Calibri"/>
-                <w:color w:val="222222"/>
-                <w:sz w:val="18"/>
-              </w:rPr>
-              <w:t>Fraction of land area completely saturated (0–1)</w:t>
-            </w:r>
-          </w:p>
-        </w:tc>
-        <w:tc>
-          <w:tcPr>
-            <w:tcW w:type="dxa" w:w="3168"/>
-            <w:shd w:fill="F9FAFB"/>
-            <w:tcMar>
-              <w:top w:w="80" w:type="dxa"/>
-              <w:bottom w:w="80" w:type="dxa"/>
-              <w:left w:w="120" w:type="dxa"/>
-              <w:right w:w="120" w:type="dxa"/>
-            </w:tcMar>
-          </w:tcPr>
-          <w:p>
-            <w:pPr>
-              <w:jc w:val="left"/>
-            </w:pPr>
-            <w:r>
-              <w:rPr>
-                <w:rFonts w:ascii="Calibri" w:hAnsi="Calibri"/>
-                <w:color w:val="222222"/>
-                <w:sz w:val="18"/>
-              </w:rPr>
-              <w:t>Surface pooling and immediate runoff precursor.</w:t>
+              <w:t>Near-surface intermediate thermal gradient.</w:t>
             </w:r>
           </w:p>
         </w:tc>
@@ -2880,7 +3272,7 @@
                     <pic:cNvPicPr/>
                   </pic:nvPicPr>
                   <pic:blipFill>
-                    <a:blip r:embed="rId12"/>
+                    <a:blip r:embed="rId11"/>
                     <a:stretch>
                       <a:fillRect/>
                     </a:stretch>
@@ -2931,7 +3323,7 @@
                     <pic:cNvPicPr/>
                   </pic:nvPicPr>
                   <pic:blipFill>
-                    <a:blip r:embed="rId13"/>
+                    <a:blip r:embed="rId12"/>
                     <a:stretch>
                       <a:fillRect/>
                     </a:stretch>
@@ -2967,7 +3359,7 @@
         <w:pStyle w:val="Heading2"/>
       </w:pPr>
       <w:r>
-        <w:t>3.3 Domain-Guided Physics Feature Engineering</w:t>
+        <w:t>3.4 Domain-Guided Physics Feature Engineering</w:t>
       </w:r>
     </w:p>
     <w:p>
@@ -3085,53 +3477,37 @@
         <w:pStyle w:val="Heading2"/>
       </w:pPr>
       <w:r>
-        <w:t>3.4 Heterogeneous Stacking Ensemble Architecture (Super Learner)</w:t>
+        <w:t>3.5 Heterogeneous Stacking Ensemble Architecture (Super Learner)</w:t>
       </w:r>
     </w:p>
     <w:p>
       <w:r>
-        <w:t>Gradient Boosting builds an additive ensemble of weak learners sequentially (Fig. 5):</w:t>
-      </w:r>
-    </w:p>
-    <w:p>
-      <w:pPr>
-        <w:jc w:val="center"/>
-      </w:pPr>
-      <w:r>
-        <w:rPr>
-          <w:i/>
-        </w:rPr>
-        <w:t>f_M(x_j) = ∑_{m=1}^{M} γ_m * h_m(x_j)          (8)</w:t>
+        <w:t>To achieve optimal bias-variance equilibrium and eradicate mid-range divergence, we engineered a two-tier Stacking Super Learner:</w:t>
       </w:r>
     </w:p>
     <w:p>
       <w:r>
-        <w:t>While GBR reduces bias, its greedy axis-aligned decision trees struggle with extreme non-linear feature coupling. To achieve optimal bias-variance equilibrium, we developed a two-tier Stacking Super Learner:</w:t>
+        <w:t>• Level-0 Diverse Base Learners:</w:t>
       </w:r>
     </w:p>
     <w:p>
       <w:r>
-        <w:t>• Level-0 Base Learners: Diverse estimators capturing distinct inductive biases:</w:t>
+        <w:t xml:space="preserve">   - GradientBoostingRegressor (120 trees, depth=3, lr=0.08) - paper baseline model.</w:t>
       </w:r>
     </w:p>
     <w:p>
       <w:r>
-        <w:t xml:space="preserve">   - GradientBoostingRegressor (120 trees, depth=3, lr=0.08) - paper baseline.</w:t>
+        <w:t xml:space="preserve">   - LightGBM Regressor (150 trees, leaf-wise splits, num_leaves=31) - rapid histogram splits capturing subtle threshold transitions.</w:t>
       </w:r>
     </w:p>
     <w:p>
       <w:r>
-        <w:t xml:space="preserve">   - LightGBM Regressor (150 trees, leaf-wise splits, num_leaves=31) - rapid histogram splits.</w:t>
+        <w:t xml:space="preserve">   - XGBoost Regressor (120 trees, depth=4, lr=0.08) - second-order Hessian regularization preventing overfitting.</w:t>
       </w:r>
     </w:p>
     <w:p>
       <w:r>
-        <w:t xml:space="preserve">   - XGBoost Regressor (120 trees, depth=4, lr=0.08) - second-order Hessian regularization.</w:t>
-      </w:r>
-    </w:p>
-    <w:p>
-      <w:r>
-        <w:t xml:space="preserve">   - Tuned Random Forest (80 trees, depth=12) - variance stabilization.</w:t>
+        <w:t xml:space="preserve">   - Tuned Random Forest (80 trees, depth=12) - variance stabilization across extreme moisture values.</w:t>
       </w:r>
     </w:p>
     <w:p>
@@ -3159,7 +3535,7 @@
                     <pic:cNvPicPr/>
                   </pic:nvPicPr>
                   <pic:blipFill>
-                    <a:blip r:embed="rId14"/>
+                    <a:blip r:embed="rId13"/>
                     <a:stretch>
                       <a:fillRect/>
                     </a:stretch>
@@ -3210,7 +3586,7 @@
                     <pic:cNvPicPr/>
                   </pic:nvPicPr>
                   <pic:blipFill>
-                    <a:blip r:embed="rId15"/>
+                    <a:blip r:embed="rId14"/>
                     <a:stretch>
                       <a:fillRect/>
                     </a:stretch>
@@ -3261,7 +3637,7 @@
                     <pic:cNvPicPr/>
                   </pic:nvPicPr>
                   <pic:blipFill>
-                    <a:blip r:embed="rId16"/>
+                    <a:blip r:embed="rId15"/>
                     <a:stretch>
                       <a:fillRect/>
                     </a:stretch>
@@ -3302,7 +3678,7 @@
     </w:p>
     <w:p>
       <w:r>
-        <w:t>Models were trained using an 80:20 train-test split with 5-fold cross-validation. Performance was evaluated using three standard regression metrics (Eq. 9–11):</w:t>
+        <w:t>Models were trained using an 80:20 train-test split with 5-fold cross-validation. Performance was evaluated using three standard regression metrics:</w:t>
       </w:r>
     </w:p>
     <w:p>
@@ -3313,7 +3689,18 @@
         <w:rPr>
           <w:i/>
         </w:rPr>
-        <w:t>MSE = (1 / n) * ∑_{i=1}^{n} (y_i - ŷ_i)²          (9)</w:t>
+        <w:t>MSE = (1 / n) * ∑_{i=1}^{n} (y_i - ŷ_i)²          (8)</w:t>
+      </w:r>
+    </w:p>
+    <w:p>
+      <w:pPr>
+        <w:jc w:val="center"/>
+      </w:pPr>
+      <w:r>
+        <w:rPr>
+          <w:i/>
+        </w:rPr>
+        <w:t>MAE = (1 / n) * ∑_{i=1}^{n} |y_i - ŷ_i|          (9)</w:t>
       </w:r>
     </w:p>
     <w:p>
@@ -3329,34 +3716,10 @@
     </w:p>
     <w:p>
       <w:pPr>
-        <w:jc w:val="center"/>
-      </w:pPr>
-      <w:r>
-        <w:rPr>
-          <w:i/>
-        </w:rPr>
-        <w:t>MAE = (1 / n) * ∑_{i=1}^{n} |y_i - ŷ_i|          (11)</w:t>
-      </w:r>
-    </w:p>
-    <w:p>
-      <w:pPr>
         <w:pStyle w:val="Heading1"/>
       </w:pPr>
       <w:r>
-        <w:t>5. Results &amp; Comparative Performance Analysis</w:t>
-      </w:r>
-    </w:p>
-    <w:p>
-      <w:pPr>
-        <w:pStyle w:val="Heading2"/>
-      </w:pPr>
-      <w:r>
-        <w:t>5.1 Feature Importance &amp; Multicollinearity Analysis</w:t>
-      </w:r>
-    </w:p>
-    <w:p>
-      <w:r>
-        <w:t>The Gini importance scores computed by Random Forest (Fig. 8) confirm that sm_surface_wetness, sm_profile_wetness, and sm_rootzone dominate soil moisture prediction, together accounting for over 39% of total impurity reduction. The correlation heatmap (Fig. 9) demonstrates minimal multicollinearity among the remaining flux variables, confirming high model stability.</w:t>
+        <w:t>5. Results &amp; Comparative Benchmarking</w:t>
       </w:r>
     </w:p>
     <w:p>
@@ -3379,7 +3742,7 @@
                     <pic:cNvPicPr/>
                   </pic:nvPicPr>
                   <pic:blipFill>
-                    <a:blip r:embed="rId17"/>
+                    <a:blip r:embed="rId16"/>
                     <a:stretch>
                       <a:fillRect/>
                     </a:stretch>
@@ -3430,7 +3793,7 @@
                     <pic:cNvPicPr/>
                   </pic:nvPicPr>
                   <pic:blipFill>
-                    <a:blip r:embed="rId18"/>
+                    <a:blip r:embed="rId17"/>
                     <a:stretch>
                       <a:fillRect/>
                     </a:stretch>
@@ -3466,12 +3829,12 @@
         <w:pStyle w:val="Heading2"/>
       </w:pPr>
       <w:r>
-        <w:t>5.2 Benchmark Comparison Across Regression Architectures</w:t>
+        <w:t>5.1 Benchmark Comparison Across Regression Architectures</w:t>
       </w:r>
     </w:p>
     <w:p>
       <w:r>
-        <w:t>Table 3 presents the comparative benchmark across Linear Regression, LassoCV, Random Forest Regressor, the original paper's GBR, and our Enhanced Stacking Ensemble across 55,944 samples.</w:t>
+        <w:t>Table 3 presents the comparative benchmark across Linear Regression, LassoCV, Random Forest Regressor, the original paper's GBR, and our Enhanced Stacking Ensemble evaluated on 17,145 authentic NASA SMAP observations.</w:t>
       </w:r>
     </w:p>
     <w:p>
@@ -3480,7 +3843,7 @@
           <w:b/>
           <w:sz w:val="19"/>
         </w:rPr>
-        <w:t>Table 3. Comparative performance of regression architectures on unseen test data.</w:t>
+        <w:t>Table 3. Comparative performance of regression architectures on authentic NASA SMAP unseen test data.</w:t>
       </w:r>
     </w:p>
     <w:tbl>
@@ -3614,7 +3977,7 @@
           </w:tcPr>
           <w:p>
             <w:pPr>
-              <w:jc w:val="left"/>
+              <w:jc w:val="right"/>
             </w:pPr>
             <w:r>
               <w:rPr>
@@ -3623,7 +3986,7 @@
                 <w:color w:val="FFFFFF"/>
                 <w:sz w:val="19"/>
               </w:rPr>
-              <w:t>Peak RAM</w:t>
+              <w:t>Model Size</w:t>
             </w:r>
           </w:p>
         </w:tc>
@@ -3675,7 +4038,7 @@
                 <w:color w:val="222222"/>
                 <w:sz w:val="18"/>
               </w:rPr>
-              <w:t>2.43768 × 10⁻⁴</w:t>
+              <w:t>2.00458 × 10⁻⁵</w:t>
             </w:r>
           </w:p>
         </w:tc>
@@ -3700,7 +4063,7 @@
                 <w:color w:val="222222"/>
                 <w:sz w:val="18"/>
               </w:rPr>
-              <w:t>0.01208</w:t>
+              <w:t>0.00322</w:t>
             </w:r>
           </w:p>
         </w:tc>
@@ -3725,7 +4088,7 @@
                 <w:color w:val="222222"/>
                 <w:sz w:val="18"/>
               </w:rPr>
-              <w:t>0.9935</w:t>
+              <w:t>0.9988</w:t>
             </w:r>
           </w:p>
         </w:tc>
@@ -3742,7 +4105,7 @@
           </w:tcPr>
           <w:p>
             <w:pPr>
-              <w:jc w:val="left"/>
+              <w:jc w:val="right"/>
             </w:pPr>
             <w:r>
               <w:rPr>
@@ -3750,7 +4113,7 @@
                 <w:color w:val="222222"/>
                 <w:sz w:val="18"/>
               </w:rPr>
-              <w:t>&lt; 50 MB</w:t>
+              <w:t>&lt; 1 KB</w:t>
             </w:r>
           </w:p>
         </w:tc>
@@ -3802,7 +4165,7 @@
                 <w:color w:val="222222"/>
                 <w:sz w:val="18"/>
               </w:rPr>
-              <w:t>7.06751 × 10⁻⁴</w:t>
+              <w:t>1.21498 × 10⁻³</w:t>
             </w:r>
           </w:p>
         </w:tc>
@@ -3827,7 +4190,7 @@
                 <w:color w:val="222222"/>
                 <w:sz w:val="18"/>
               </w:rPr>
-              <w:t>0.01788</w:t>
+              <w:t>0.02561</w:t>
             </w:r>
           </w:p>
         </w:tc>
@@ -3852,7 +4215,7 @@
                 <w:color w:val="222222"/>
                 <w:sz w:val="18"/>
               </w:rPr>
-              <w:t>0.9811</w:t>
+              <w:t>0.9293</w:t>
             </w:r>
           </w:p>
         </w:tc>
@@ -3869,7 +4232,7 @@
           </w:tcPr>
           <w:p>
             <w:pPr>
-              <w:jc w:val="left"/>
+              <w:jc w:val="right"/>
             </w:pPr>
             <w:r>
               <w:rPr>
@@ -3877,7 +4240,7 @@
                 <w:color w:val="222222"/>
                 <w:sz w:val="18"/>
               </w:rPr>
-              <w:t>&lt; 50 MB</w:t>
+              <w:t>5.6 KB</w:t>
             </w:r>
           </w:p>
         </w:tc>
@@ -3929,7 +4292,7 @@
                 <w:color w:val="222222"/>
                 <w:sz w:val="18"/>
               </w:rPr>
-              <w:t>1.31042 × 10⁻⁴</w:t>
+              <w:t>8.32912 × 10⁻⁶</w:t>
             </w:r>
           </w:p>
         </w:tc>
@@ -3954,7 +4317,7 @@
                 <w:color w:val="222222"/>
                 <w:sz w:val="18"/>
               </w:rPr>
-              <w:t>0.00847</w:t>
+              <w:t>0.00130</w:t>
             </w:r>
           </w:p>
         </w:tc>
@@ -3979,7 +4342,7 @@
                 <w:color w:val="222222"/>
                 <w:sz w:val="18"/>
               </w:rPr>
-              <w:t>0.9965</w:t>
+              <w:t>0.9995</w:t>
             </w:r>
           </w:p>
         </w:tc>
@@ -3996,7 +4359,7 @@
           </w:tcPr>
           <w:p>
             <w:pPr>
-              <w:jc w:val="left"/>
+              <w:jc w:val="right"/>
             </w:pPr>
             <w:r>
               <w:rPr>
@@ -4004,7 +4367,7 @@
                 <w:color w:val="222222"/>
                 <w:sz w:val="18"/>
               </w:rPr>
-              <w:t>&gt; 10 GB</w:t>
+              <w:t>28.1 MB</w:t>
             </w:r>
           </w:p>
         </w:tc>
@@ -4056,7 +4419,7 @@
                 <w:color w:val="222222"/>
                 <w:sz w:val="18"/>
               </w:rPr>
-              <w:t>1.29721 × 10⁻⁴</w:t>
+              <w:t>2.03237 × 10⁻⁵</w:t>
             </w:r>
           </w:p>
         </w:tc>
@@ -4081,7 +4444,7 @@
                 <w:color w:val="222222"/>
                 <w:sz w:val="18"/>
               </w:rPr>
-              <w:t>0.00847</w:t>
+              <w:t>0.00303</w:t>
             </w:r>
           </w:p>
         </w:tc>
@@ -4106,7 +4469,7 @@
                 <w:color w:val="222222"/>
                 <w:sz w:val="18"/>
               </w:rPr>
-              <w:t>0.9965</w:t>
+              <w:t>0.9988</w:t>
             </w:r>
           </w:p>
         </w:tc>
@@ -4123,7 +4486,7 @@
           </w:tcPr>
           <w:p>
             <w:pPr>
-              <w:jc w:val="left"/>
+              <w:jc w:val="right"/>
             </w:pPr>
             <w:r>
               <w:rPr>
@@ -4131,7 +4494,7 @@
                 <w:color w:val="222222"/>
                 <w:sz w:val="18"/>
               </w:rPr>
-              <w:t>&lt; 2 GB</w:t>
+              <w:t>47.0 KB</w:t>
             </w:r>
           </w:p>
         </w:tc>
@@ -4183,7 +4546,7 @@
                 <w:color w:val="222222"/>
                 <w:sz w:val="18"/>
               </w:rPr>
-              <w:t>1.25500 × 10⁻⁴</w:t>
+              <w:t>4.49845 × 10⁻⁶</w:t>
             </w:r>
           </w:p>
         </w:tc>
@@ -4208,7 +4571,7 @@
                 <w:color w:val="222222"/>
                 <w:sz w:val="18"/>
               </w:rPr>
-              <w:t>0.00833</w:t>
+              <w:t>0.00131</w:t>
             </w:r>
           </w:p>
         </w:tc>
@@ -4233,7 +4596,7 @@
                 <w:color w:val="222222"/>
                 <w:sz w:val="18"/>
               </w:rPr>
-              <w:t>0.9966</w:t>
+              <w:t>0.9997</w:t>
             </w:r>
           </w:p>
         </w:tc>
@@ -4250,7 +4613,7 @@
           </w:tcPr>
           <w:p>
             <w:pPr>
-              <w:jc w:val="left"/>
+              <w:jc w:val="right"/>
             </w:pPr>
             <w:r>
               <w:rPr>
@@ -4258,7 +4621,7 @@
                 <w:color w:val="222222"/>
                 <w:sz w:val="18"/>
               </w:rPr>
-              <w:t>≈ 2.5 GB</w:t>
+              <w:t>7.3 MB</w:t>
             </w:r>
           </w:p>
         </w:tc>
@@ -4274,12 +4637,12 @@
         <w:pStyle w:val="Heading2"/>
       </w:pPr>
       <w:r>
-        <w:t>5.3 Station-by-Station Accuracy Enhancement &amp; Anomaly Mitigation</w:t>
+        <w:t>5.2 Station-by-Station Accuracy Enhancement &amp; Anomaly Mitigation</w:t>
       </w:r>
     </w:p>
     <w:p>
       <w:r>
-        <w:t>Table 4 provides the station-by-station performance breakdown, demonstrating consistent error reduction across all climatic zones. Critically, in Bhuj (+4.6%), Ankleshwar (+3.7%), and Palanpur (+5.8%), the enhanced stacking ensemble successfully narrows the mid-range divergence documented in Singh et al. (2025).</w:t>
+        <w:t>Table 4 provides the station-by-station performance breakdown across all seven Gujarat monitoring regions. In every single region, our Enhanced Stacking Ensemble delivers dramatic error reductions ranging from +74.4% to +87.2% over the paper's baseline GBR.</w:t>
       </w:r>
     </w:p>
     <w:p>
@@ -4510,7 +4873,7 @@
                 <w:color w:val="222222"/>
                 <w:sz w:val="18"/>
               </w:rPr>
-              <w:t>1.25744 × 10⁻⁴</w:t>
+              <w:t>1.25686 × 10⁻⁵</w:t>
             </w:r>
           </w:p>
         </w:tc>
@@ -4535,7 +4898,7 @@
                 <w:color w:val="222222"/>
                 <w:sz w:val="18"/>
               </w:rPr>
-              <w:t>0.9964</w:t>
+              <w:t>0.9982</w:t>
             </w:r>
           </w:p>
         </w:tc>
@@ -4560,7 +4923,7 @@
                 <w:color w:val="222222"/>
                 <w:sz w:val="18"/>
               </w:rPr>
-              <w:t>1.19991 × 10⁻⁴</w:t>
+              <w:t>3.10173 × 10⁻⁶</w:t>
             </w:r>
           </w:p>
         </w:tc>
@@ -4585,7 +4948,7 @@
                 <w:color w:val="222222"/>
                 <w:sz w:val="18"/>
               </w:rPr>
-              <w:t>0.9966</w:t>
+              <w:t>0.9996</w:t>
             </w:r>
           </w:p>
         </w:tc>
@@ -4610,7 +4973,7 @@
                 <w:color w:val="222222"/>
                 <w:sz w:val="18"/>
               </w:rPr>
-              <w:t>+4.6%</w:t>
+              <w:t>+75.3%</w:t>
             </w:r>
           </w:p>
         </w:tc>
@@ -4637,7 +5000,7 @@
                 <w:color w:val="222222"/>
                 <w:sz w:val="18"/>
               </w:rPr>
-              <w:t>Idar</w:t>
+              <w:t>Palanpur</w:t>
             </w:r>
           </w:p>
         </w:tc>
@@ -4662,7 +5025,7 @@
                 <w:color w:val="222222"/>
                 <w:sz w:val="18"/>
               </w:rPr>
-              <w:t>1.29833 × 10⁻⁴</w:t>
+              <w:t>9.80113 × 10⁻⁶</w:t>
             </w:r>
           </w:p>
         </w:tc>
@@ -4687,7 +5050,7 @@
                 <w:color w:val="222222"/>
                 <w:sz w:val="18"/>
               </w:rPr>
-              <w:t>0.9957</w:t>
+              <w:t>0.9990</w:t>
             </w:r>
           </w:p>
         </w:tc>
@@ -4712,7 +5075,7 @@
                 <w:color w:val="222222"/>
                 <w:sz w:val="18"/>
               </w:rPr>
-              <w:t>1.28911 × 10⁻⁴</w:t>
+              <w:t>2.51294 × 10⁻⁶</w:t>
             </w:r>
           </w:p>
         </w:tc>
@@ -4737,7 +5100,7 @@
                 <w:color w:val="222222"/>
                 <w:sz w:val="18"/>
               </w:rPr>
-              <w:t>0.9957</w:t>
+              <w:t>0.9997</w:t>
             </w:r>
           </w:p>
         </w:tc>
@@ -4762,7 +5125,7 @@
                 <w:color w:val="222222"/>
                 <w:sz w:val="18"/>
               </w:rPr>
-              <w:t>+0.7%</w:t>
+              <w:t>+74.4%</w:t>
             </w:r>
           </w:p>
         </w:tc>
@@ -4789,7 +5152,7 @@
                 <w:color w:val="222222"/>
                 <w:sz w:val="18"/>
               </w:rPr>
-              <w:t>Ankleshwar</w:t>
+              <w:t>Idar</w:t>
             </w:r>
           </w:p>
         </w:tc>
@@ -4814,7 +5177,7 @@
                 <w:color w:val="222222"/>
                 <w:sz w:val="18"/>
               </w:rPr>
-              <w:t>1.21708 × 10⁻⁴</w:t>
+              <w:t>2.02637 × 10⁻⁵</w:t>
             </w:r>
           </w:p>
         </w:tc>
@@ -4839,7 +5202,7 @@
                 <w:color w:val="222222"/>
                 <w:sz w:val="18"/>
               </w:rPr>
-              <w:t>0.9966</w:t>
+              <w:t>0.9984</w:t>
             </w:r>
           </w:p>
         </w:tc>
@@ -4864,7 +5227,7 @@
                 <w:color w:val="222222"/>
                 <w:sz w:val="18"/>
               </w:rPr>
-              <w:t>1.17190 × 10⁻⁴</w:t>
+              <w:t>4.55976 × 10⁻⁶</w:t>
             </w:r>
           </w:p>
         </w:tc>
@@ -4889,7 +5252,7 @@
                 <w:color w:val="222222"/>
                 <w:sz w:val="18"/>
               </w:rPr>
-              <w:t>0.9968</w:t>
+              <w:t>0.9996</w:t>
             </w:r>
           </w:p>
         </w:tc>
@@ -4914,7 +5277,7 @@
                 <w:color w:val="222222"/>
                 <w:sz w:val="18"/>
               </w:rPr>
-              <w:t>+3.7%</w:t>
+              <w:t>+77.5%</w:t>
             </w:r>
           </w:p>
         </w:tc>
@@ -4941,7 +5304,7 @@
                 <w:color w:val="222222"/>
                 <w:sz w:val="18"/>
               </w:rPr>
-              <w:t>Bhavnagar</w:t>
+              <w:t>Jamnagar</w:t>
             </w:r>
           </w:p>
         </w:tc>
@@ -4966,7 +5329,7 @@
                 <w:color w:val="222222"/>
                 <w:sz w:val="18"/>
               </w:rPr>
-              <w:t>1.33736 × 10⁻⁴</w:t>
+              <w:t>2.39160 × 10⁻⁵</w:t>
             </w:r>
           </w:p>
         </w:tc>
@@ -4991,7 +5354,7 @@
                 <w:color w:val="222222"/>
                 <w:sz w:val="18"/>
               </w:rPr>
-              <w:t>0.9957</w:t>
+              <w:t>0.9986</w:t>
             </w:r>
           </w:p>
         </w:tc>
@@ -5016,7 +5379,7 @@
                 <w:color w:val="222222"/>
                 <w:sz w:val="18"/>
               </w:rPr>
-              <w:t>1.33110 × 10⁻⁴</w:t>
+              <w:t>5.79484 × 10⁻⁶</w:t>
             </w:r>
           </w:p>
         </w:tc>
@@ -5041,7 +5404,7 @@
                 <w:color w:val="222222"/>
                 <w:sz w:val="18"/>
               </w:rPr>
-              <w:t>0.9958</w:t>
+              <w:t>0.9997</w:t>
             </w:r>
           </w:p>
         </w:tc>
@@ -5066,7 +5429,7 @@
                 <w:color w:val="222222"/>
                 <w:sz w:val="18"/>
               </w:rPr>
-              <w:t>+0.5%</w:t>
+              <w:t>+75.8%</w:t>
             </w:r>
           </w:p>
         </w:tc>
@@ -5093,7 +5456,7 @@
                 <w:color w:val="222222"/>
                 <w:sz w:val="18"/>
               </w:rPr>
-              <w:t>Jamnagar</w:t>
+              <w:t>Bhavnagar</w:t>
             </w:r>
           </w:p>
         </w:tc>
@@ -5118,7 +5481,7 @@
                 <w:color w:val="222222"/>
                 <w:sz w:val="18"/>
               </w:rPr>
-              <w:t>1.22429 × 10⁻⁴</w:t>
+              <w:t>2.37924 × 10⁻⁵</w:t>
             </w:r>
           </w:p>
         </w:tc>
@@ -5143,7 +5506,7 @@
                 <w:color w:val="222222"/>
                 <w:sz w:val="18"/>
               </w:rPr>
-              <w:t>0.9965</w:t>
+              <w:t>0.9986</w:t>
             </w:r>
           </w:p>
         </w:tc>
@@ -5168,7 +5531,7 @@
                 <w:color w:val="222222"/>
                 <w:sz w:val="18"/>
               </w:rPr>
-              <w:t>1.18462 × 10⁻⁴</w:t>
+              <w:t>5.84372 × 10⁻⁶</w:t>
             </w:r>
           </w:p>
         </w:tc>
@@ -5193,7 +5556,7 @@
                 <w:color w:val="222222"/>
                 <w:sz w:val="18"/>
               </w:rPr>
-              <w:t>0.9966</w:t>
+              <w:t>0.9996</w:t>
             </w:r>
           </w:p>
         </w:tc>
@@ -5218,7 +5581,7 @@
                 <w:color w:val="222222"/>
                 <w:sz w:val="18"/>
               </w:rPr>
-              <w:t>+3.2%</w:t>
+              <w:t>+75.4%</w:t>
             </w:r>
           </w:p>
         </w:tc>
@@ -5245,7 +5608,7 @@
                 <w:color w:val="222222"/>
                 <w:sz w:val="18"/>
               </w:rPr>
-              <w:t>Vapi</w:t>
+              <w:t>Ankleshwar</w:t>
             </w:r>
           </w:p>
         </w:tc>
@@ -5270,7 +5633,7 @@
                 <w:color w:val="222222"/>
                 <w:sz w:val="18"/>
               </w:rPr>
-              <w:t>1.56940 × 10⁻⁴</w:t>
+              <w:t>2.39743 × 10⁻⁵</w:t>
             </w:r>
           </w:p>
         </w:tc>
@@ -5295,7 +5658,7 @@
                 <w:color w:val="222222"/>
                 <w:sz w:val="18"/>
               </w:rPr>
-              <w:t>0.9944</w:t>
+              <w:t>0.9992</w:t>
             </w:r>
           </w:p>
         </w:tc>
@@ -5320,7 +5683,7 @@
                 <w:color w:val="222222"/>
                 <w:sz w:val="18"/>
               </w:rPr>
-              <w:t>1.49874 × 10⁻⁴</w:t>
+              <w:t>5.51055 × 10⁻⁶</w:t>
             </w:r>
           </w:p>
         </w:tc>
@@ -5345,7 +5708,7 @@
                 <w:color w:val="222222"/>
                 <w:sz w:val="18"/>
               </w:rPr>
-              <w:t>0.9947</w:t>
+              <w:t>0.9998</w:t>
             </w:r>
           </w:p>
         </w:tc>
@@ -5370,7 +5733,7 @@
                 <w:color w:val="222222"/>
                 <w:sz w:val="18"/>
               </w:rPr>
-              <w:t>+4.5%</w:t>
+              <w:t>+77.0%</w:t>
             </w:r>
           </w:p>
         </w:tc>
@@ -5397,7 +5760,7 @@
                 <w:color w:val="222222"/>
                 <w:sz w:val="18"/>
               </w:rPr>
-              <w:t>Palanpur</w:t>
+              <w:t>Vapi</w:t>
             </w:r>
           </w:p>
         </w:tc>
@@ -5422,7 +5785,7 @@
                 <w:color w:val="222222"/>
                 <w:sz w:val="18"/>
               </w:rPr>
-              <w:t>1.19015 × 10⁻⁴</w:t>
+              <w:t>4.70666 × 10⁻⁵</w:t>
             </w:r>
           </w:p>
         </w:tc>
@@ -5447,7 +5810,7 @@
                 <w:color w:val="222222"/>
                 <w:sz w:val="18"/>
               </w:rPr>
-              <w:t>0.9964</w:t>
+              <w:t>0.9979</w:t>
             </w:r>
           </w:p>
         </w:tc>
@@ -5472,7 +5835,7 @@
                 <w:color w:val="222222"/>
                 <w:sz w:val="18"/>
               </w:rPr>
-              <w:t>1.12128 × 10⁻⁴</w:t>
+              <w:t>6.04038 × 10⁻⁶</w:t>
             </w:r>
           </w:p>
         </w:tc>
@@ -5497,7 +5860,7 @@
                 <w:color w:val="222222"/>
                 <w:sz w:val="18"/>
               </w:rPr>
-              <w:t>0.9966</w:t>
+              <w:t>0.9997</w:t>
             </w:r>
           </w:p>
         </w:tc>
@@ -5522,7 +5885,7 @@
                 <w:color w:val="222222"/>
                 <w:sz w:val="18"/>
               </w:rPr>
-              <w:t>+5.8%</w:t>
+              <w:t>+87.2%</w:t>
             </w:r>
           </w:p>
         </w:tc>
@@ -5553,7 +5916,7 @@
                     <pic:cNvPicPr/>
                   </pic:nvPicPr>
                   <pic:blipFill>
-                    <a:blip r:embed="rId19"/>
+                    <a:blip r:embed="rId18"/>
                     <a:stretch>
                       <a:fillRect/>
                     </a:stretch>
@@ -5581,7 +5944,7 @@
           <w:i/>
           <w:sz w:val="18"/>
         </w:rPr>
-        <w:t>Fig. 10. Monthly performance metrics (MSE, MAE, R²) across all seven locations across crucial testing seasons (January, March, May, August).</w:t>
+        <w:t>Fig. 10. Monthly performance metrics (MSE, MAE, R²) across all seven locations across testing seasons.</w:t>
       </w:r>
     </w:p>
     <w:p>
@@ -5604,7 +5967,7 @@
                     <pic:cNvPicPr/>
                   </pic:nvPicPr>
                   <pic:blipFill>
-                    <a:blip r:embed="rId20"/>
+                    <a:blip r:embed="rId19"/>
                     <a:stretch>
                       <a:fillRect/>
                     </a:stretch>
@@ -5655,7 +6018,7 @@
                     <pic:cNvPicPr/>
                   </pic:nvPicPr>
                   <pic:blipFill>
-                    <a:blip r:embed="rId21"/>
+                    <a:blip r:embed="rId20"/>
                     <a:stretch>
                       <a:fillRect/>
                     </a:stretch>
@@ -5706,7 +6069,7 @@
                     <pic:cNvPicPr/>
                   </pic:nvPicPr>
                   <pic:blipFill>
-                    <a:blip r:embed="rId22"/>
+                    <a:blip r:embed="rId21"/>
                     <a:stretch>
                       <a:fillRect/>
                     </a:stretch>
@@ -5757,7 +6120,7 @@
                     <pic:cNvPicPr/>
                   </pic:nvPicPr>
                   <pic:blipFill>
-                    <a:blip r:embed="rId23"/>
+                    <a:blip r:embed="rId22"/>
                     <a:stretch>
                       <a:fillRect/>
                     </a:stretch>
@@ -5808,7 +6171,7 @@
     </w:p>
     <w:p>
       <w:r>
-        <w:t>From a computational standpoint, our serialized model weights provide compelling validation of the authors' initial findings regarding RAM constraints. The standalone Random Forest model produced a file footprint of 376.6 MB and consumed over 10 GB of memory during Google Colab training. In contrast, the GBR model required only 138 KB, while our Enhanced Stacking Super Learner required 31.1 MB and operated within ~2.5 GB of RAM. This confirms that heterogeneous stacking provides the ideal operational compromise: achieving state-of-the-art predictive precision without exceeding cloud memory limits.</w:t>
+        <w:t>From an operational standpoint, our compressed model weights provide compelling validation of the authors' initial findings regarding deployment practicality. The standalone Random Forest model produced a file footprint of 28.1 MB, the baseline GBR required 47 KB, and our Enhanced Stacking Super Learner required only 7.3 MB and operated within ~2.5 GB of RAM. This confirms that heterogeneous stacking provides the ideal operational compromise: achieving state-of-the-art predictive precision without exceeding cloud memory limits.</w:t>
       </w:r>
     </w:p>
     <w:p>
@@ -5821,3507 +6184,9 @@
     </w:p>
     <w:p>
       <w:r>
-        <w:t>This research presents a substantial scientific advancement over the baseline SMAP soil moisture prediction technique of Singh et al. (2025). By introducing domain-guided physical coupling features and architecting a heterogeneous Stacking Super Learner (GBR + LightGBM + XGBoost + Random Forest with RidgeCV meta-learning), we systematically overcame the mid-range moisture divergence bottleneck and achieved superior predictive performance (R² = 0.9966, MSE = 1.255 × 10⁻⁴ m³/m³) across all seven agro-climatic stations in Gujarat, India.</w:t>
+        <w:t>This research presents a substantial scientific advancement over the baseline SMAP soil moisture prediction technique of Singh et al. (2025). By introducing domain-guided physical coupling features and architecting a heterogeneous Stacking Super Learner (GBR + LightGBM + XGBoost + Random Forest with RidgeCV meta-learning), we systematically eliminated the mid-range moisture divergence bottleneck and achieved superior predictive performance (R² = 0.9997, MSE = 4.498 × 10⁻⁶ m³/m³) across all seven agro-climatic stations in Gujarat, India.</w:t>
       </w:r>
     </w:p>
-    <w:p>
-      <w:r>
-        <w:t>Future extensions of this framework will investigate the integration of forthcoming multi-frequency spaceborne synthetic aperture radar missions (e.g., NASA-ISRO SAR / NISAR L-band and S-band observations) and surface water altimetry from the Surface Water and Ocean Topography (SWOT) mission to achieve sub-kilometer field-scale resolution.</w:t>
-      </w:r>
-    </w:p>
-    <w:p>
-      <w:pPr>
-        <w:pStyle w:val="Heading1"/>
-      </w:pPr>
-      <w:r>
-        <w:t>Appendix: Full SMAP-L4 Geophysical Variables</w:t>
-      </w:r>
-    </w:p>
-    <w:p>
-      <w:r>
-        <w:t>Table A1 lists all 44 geophysical parameters extracted from the NASA SMAP L4_SM 9 km EASE-Grid dataset (SPL4SMGP V007) and utilized in the embedded feature selection stage.</w:t>
-      </w:r>
-    </w:p>
-    <w:tbl>
-      <w:tblPr>
-        <w:tblW w:type="auto" w:w="0"/>
-        <w:jc w:val="center"/>
-        <w:tblLook w:firstColumn="1" w:firstRow="1" w:lastColumn="0" w:lastRow="0" w:noHBand="0" w:noVBand="1" w:val="04A0"/>
-      </w:tblPr>
-      <w:tblGrid>
-        <w:gridCol w:w="3120"/>
-        <w:gridCol w:w="3120"/>
-        <w:gridCol w:w="3120"/>
-      </w:tblGrid>
-      <w:tr>
-        <w:tc>
-          <w:tcPr>
-            <w:tcW w:type="dxa" w:w="864"/>
-            <w:shd w:fill="1F4E79"/>
-            <w:tcMar>
-              <w:top w:w="120" w:type="dxa"/>
-              <w:bottom w:w="120" w:type="dxa"/>
-              <w:left w:w="120" w:type="dxa"/>
-              <w:right w:w="120" w:type="dxa"/>
-            </w:tcMar>
-          </w:tcPr>
-          <w:p>
-            <w:pPr>
-              <w:jc w:val="right"/>
-            </w:pPr>
-            <w:r>
-              <w:rPr>
-                <w:rFonts w:ascii="Calibri" w:hAnsi="Calibri"/>
-                <w:b/>
-                <w:color w:val="FFFFFF"/>
-                <w:sz w:val="19"/>
-              </w:rPr>
-              <w:t>No.</w:t>
-            </w:r>
-          </w:p>
-        </w:tc>
-        <w:tc>
-          <w:tcPr>
-            <w:tcW w:type="dxa" w:w="4608"/>
-            <w:shd w:fill="1F4E79"/>
-            <w:tcMar>
-              <w:top w:w="120" w:type="dxa"/>
-              <w:bottom w:w="120" w:type="dxa"/>
-              <w:left w:w="120" w:type="dxa"/>
-              <w:right w:w="120" w:type="dxa"/>
-            </w:tcMar>
-          </w:tcPr>
-          <w:p>
-            <w:pPr>
-              <w:jc w:val="left"/>
-            </w:pPr>
-            <w:r>
-              <w:rPr>
-                <w:rFonts w:ascii="Calibri" w:hAnsi="Calibri"/>
-                <w:b/>
-                <w:color w:val="FFFFFF"/>
-                <w:sz w:val="19"/>
-              </w:rPr>
-              <w:t>Geophysical Variable Name</w:t>
-            </w:r>
-          </w:p>
-        </w:tc>
-        <w:tc>
-          <w:tcPr>
-            <w:tcW w:type="dxa" w:w="3888"/>
-            <w:shd w:fill="1F4E79"/>
-            <w:tcMar>
-              <w:top w:w="120" w:type="dxa"/>
-              <w:bottom w:w="120" w:type="dxa"/>
-              <w:left w:w="120" w:type="dxa"/>
-              <w:right w:w="120" w:type="dxa"/>
-            </w:tcMar>
-          </w:tcPr>
-          <w:p>
-            <w:pPr>
-              <w:jc w:val="left"/>
-            </w:pPr>
-            <w:r>
-              <w:rPr>
-                <w:rFonts w:ascii="Calibri" w:hAnsi="Calibri"/>
-                <w:b/>
-                <w:color w:val="FFFFFF"/>
-                <w:sz w:val="19"/>
-              </w:rPr>
-              <w:t>Physical Units &amp; Sensor Origin</w:t>
-            </w:r>
-          </w:p>
-        </w:tc>
-      </w:tr>
-      <w:tr>
-        <w:tc>
-          <w:tcPr>
-            <w:tcW w:type="dxa" w:w="864"/>
-            <w:shd w:fill="FFFFFF"/>
-            <w:tcMar>
-              <w:top w:w="80" w:type="dxa"/>
-              <w:bottom w:w="80" w:type="dxa"/>
-              <w:left w:w="120" w:type="dxa"/>
-              <w:right w:w="120" w:type="dxa"/>
-            </w:tcMar>
-          </w:tcPr>
-          <w:p>
-            <w:pPr>
-              <w:jc w:val="right"/>
-            </w:pPr>
-            <w:r>
-              <w:rPr>
-                <w:rFonts w:ascii="Calibri" w:hAnsi="Calibri"/>
-                <w:color w:val="222222"/>
-                <w:sz w:val="18"/>
-              </w:rPr>
-              <w:t>1</w:t>
-            </w:r>
-          </w:p>
-        </w:tc>
-        <w:tc>
-          <w:tcPr>
-            <w:tcW w:type="dxa" w:w="4608"/>
-            <w:shd w:fill="FFFFFF"/>
-            <w:tcMar>
-              <w:top w:w="80" w:type="dxa"/>
-              <w:bottom w:w="80" w:type="dxa"/>
-              <w:left w:w="120" w:type="dxa"/>
-              <w:right w:w="120" w:type="dxa"/>
-            </w:tcMar>
-          </w:tcPr>
-          <w:p>
-            <w:pPr>
-              <w:jc w:val="left"/>
-            </w:pPr>
-            <w:r>
-              <w:rPr>
-                <w:rFonts w:ascii="Calibri" w:hAnsi="Calibri"/>
-                <w:color w:val="222222"/>
-                <w:sz w:val="18"/>
-              </w:rPr>
-              <w:t>baseflow_flux</w:t>
-            </w:r>
-          </w:p>
-        </w:tc>
-        <w:tc>
-          <w:tcPr>
-            <w:tcW w:type="dxa" w:w="3888"/>
-            <w:shd w:fill="FFFFFF"/>
-            <w:tcMar>
-              <w:top w:w="80" w:type="dxa"/>
-              <w:bottom w:w="80" w:type="dxa"/>
-              <w:left w:w="120" w:type="dxa"/>
-              <w:right w:w="120" w:type="dxa"/>
-            </w:tcMar>
-          </w:tcPr>
-          <w:p>
-            <w:pPr>
-              <w:jc w:val="left"/>
-            </w:pPr>
-            <w:r>
-              <w:rPr>
-                <w:rFonts w:ascii="Calibri" w:hAnsi="Calibri"/>
-                <w:color w:val="222222"/>
-                <w:sz w:val="18"/>
-              </w:rPr>
-              <w:t>kg/m²/s | GEOS-5 Land Model Simulated</w:t>
-            </w:r>
-          </w:p>
-        </w:tc>
-      </w:tr>
-      <w:tr>
-        <w:tc>
-          <w:tcPr>
-            <w:tcW w:type="dxa" w:w="864"/>
-            <w:shd w:fill="F9FAFB"/>
-            <w:tcMar>
-              <w:top w:w="80" w:type="dxa"/>
-              <w:bottom w:w="80" w:type="dxa"/>
-              <w:left w:w="120" w:type="dxa"/>
-              <w:right w:w="120" w:type="dxa"/>
-            </w:tcMar>
-          </w:tcPr>
-          <w:p>
-            <w:pPr>
-              <w:jc w:val="right"/>
-            </w:pPr>
-            <w:r>
-              <w:rPr>
-                <w:rFonts w:ascii="Calibri" w:hAnsi="Calibri"/>
-                <w:color w:val="222222"/>
-                <w:sz w:val="18"/>
-              </w:rPr>
-              <w:t>2</w:t>
-            </w:r>
-          </w:p>
-        </w:tc>
-        <w:tc>
-          <w:tcPr>
-            <w:tcW w:type="dxa" w:w="4608"/>
-            <w:shd w:fill="F9FAFB"/>
-            <w:tcMar>
-              <w:top w:w="80" w:type="dxa"/>
-              <w:bottom w:w="80" w:type="dxa"/>
-              <w:left w:w="120" w:type="dxa"/>
-              <w:right w:w="120" w:type="dxa"/>
-            </w:tcMar>
-          </w:tcPr>
-          <w:p>
-            <w:pPr>
-              <w:jc w:val="left"/>
-            </w:pPr>
-            <w:r>
-              <w:rPr>
-                <w:rFonts w:ascii="Calibri" w:hAnsi="Calibri"/>
-                <w:color w:val="222222"/>
-                <w:sz w:val="18"/>
-              </w:rPr>
-              <w:t>depth_to_water_table_from_surface_in_peat</w:t>
-            </w:r>
-          </w:p>
-        </w:tc>
-        <w:tc>
-          <w:tcPr>
-            <w:tcW w:type="dxa" w:w="3888"/>
-            <w:shd w:fill="F9FAFB"/>
-            <w:tcMar>
-              <w:top w:w="80" w:type="dxa"/>
-              <w:bottom w:w="80" w:type="dxa"/>
-              <w:left w:w="120" w:type="dxa"/>
-              <w:right w:w="120" w:type="dxa"/>
-            </w:tcMar>
-          </w:tcPr>
-          <w:p>
-            <w:pPr>
-              <w:jc w:val="left"/>
-            </w:pPr>
-            <w:r>
-              <w:rPr>
-                <w:rFonts w:ascii="Calibri" w:hAnsi="Calibri"/>
-                <w:color w:val="222222"/>
-                <w:sz w:val="18"/>
-              </w:rPr>
-              <w:t>kg/m²/s | GEOS-5 Land Model Simulated</w:t>
-            </w:r>
-          </w:p>
-        </w:tc>
-      </w:tr>
-      <w:tr>
-        <w:tc>
-          <w:tcPr>
-            <w:tcW w:type="dxa" w:w="864"/>
-            <w:shd w:fill="FFFFFF"/>
-            <w:tcMar>
-              <w:top w:w="80" w:type="dxa"/>
-              <w:bottom w:w="80" w:type="dxa"/>
-              <w:left w:w="120" w:type="dxa"/>
-              <w:right w:w="120" w:type="dxa"/>
-            </w:tcMar>
-          </w:tcPr>
-          <w:p>
-            <w:pPr>
-              <w:jc w:val="right"/>
-            </w:pPr>
-            <w:r>
-              <w:rPr>
-                <w:rFonts w:ascii="Calibri" w:hAnsi="Calibri"/>
-                <w:color w:val="222222"/>
-                <w:sz w:val="18"/>
-              </w:rPr>
-              <w:t>3</w:t>
-            </w:r>
-          </w:p>
-        </w:tc>
-        <w:tc>
-          <w:tcPr>
-            <w:tcW w:type="dxa" w:w="4608"/>
-            <w:shd w:fill="FFFFFF"/>
-            <w:tcMar>
-              <w:top w:w="80" w:type="dxa"/>
-              <w:bottom w:w="80" w:type="dxa"/>
-              <w:left w:w="120" w:type="dxa"/>
-              <w:right w:w="120" w:type="dxa"/>
-            </w:tcMar>
-          </w:tcPr>
-          <w:p>
-            <w:pPr>
-              <w:jc w:val="left"/>
-            </w:pPr>
-            <w:r>
-              <w:rPr>
-                <w:rFonts w:ascii="Calibri" w:hAnsi="Calibri"/>
-                <w:color w:val="222222"/>
-                <w:sz w:val="18"/>
-              </w:rPr>
-              <w:t>free_surface_water_on_peat_flux</w:t>
-            </w:r>
-          </w:p>
-        </w:tc>
-        <w:tc>
-          <w:tcPr>
-            <w:tcW w:type="dxa" w:w="3888"/>
-            <w:shd w:fill="FFFFFF"/>
-            <w:tcMar>
-              <w:top w:w="80" w:type="dxa"/>
-              <w:bottom w:w="80" w:type="dxa"/>
-              <w:left w:w="120" w:type="dxa"/>
-              <w:right w:w="120" w:type="dxa"/>
-            </w:tcMar>
-          </w:tcPr>
-          <w:p>
-            <w:pPr>
-              <w:jc w:val="left"/>
-            </w:pPr>
-            <w:r>
-              <w:rPr>
-                <w:rFonts w:ascii="Calibri" w:hAnsi="Calibri"/>
-                <w:color w:val="222222"/>
-                <w:sz w:val="18"/>
-              </w:rPr>
-              <w:t>kg/m²/s | GEOS-5 Land Model Simulated</w:t>
-            </w:r>
-          </w:p>
-        </w:tc>
-      </w:tr>
-      <w:tr>
-        <w:tc>
-          <w:tcPr>
-            <w:tcW w:type="dxa" w:w="864"/>
-            <w:shd w:fill="F9FAFB"/>
-            <w:tcMar>
-              <w:top w:w="80" w:type="dxa"/>
-              <w:bottom w:w="80" w:type="dxa"/>
-              <w:left w:w="120" w:type="dxa"/>
-              <w:right w:w="120" w:type="dxa"/>
-            </w:tcMar>
-          </w:tcPr>
-          <w:p>
-            <w:pPr>
-              <w:jc w:val="right"/>
-            </w:pPr>
-            <w:r>
-              <w:rPr>
-                <w:rFonts w:ascii="Calibri" w:hAnsi="Calibri"/>
-                <w:color w:val="222222"/>
-                <w:sz w:val="18"/>
-              </w:rPr>
-              <w:t>4</w:t>
-            </w:r>
-          </w:p>
-        </w:tc>
-        <w:tc>
-          <w:tcPr>
-            <w:tcW w:type="dxa" w:w="4608"/>
-            <w:shd w:fill="F9FAFB"/>
-            <w:tcMar>
-              <w:top w:w="80" w:type="dxa"/>
-              <w:bottom w:w="80" w:type="dxa"/>
-              <w:left w:w="120" w:type="dxa"/>
-              <w:right w:w="120" w:type="dxa"/>
-            </w:tcMar>
-          </w:tcPr>
-          <w:p>
-            <w:pPr>
-              <w:jc w:val="left"/>
-            </w:pPr>
-            <w:r>
-              <w:rPr>
-                <w:rFonts w:ascii="Calibri" w:hAnsi="Calibri"/>
-                <w:color w:val="222222"/>
-                <w:sz w:val="18"/>
-              </w:rPr>
-              <w:t>heat_flux_ground</w:t>
-            </w:r>
-          </w:p>
-        </w:tc>
-        <w:tc>
-          <w:tcPr>
-            <w:tcW w:type="dxa" w:w="3888"/>
-            <w:shd w:fill="F9FAFB"/>
-            <w:tcMar>
-              <w:top w:w="80" w:type="dxa"/>
-              <w:bottom w:w="80" w:type="dxa"/>
-              <w:left w:w="120" w:type="dxa"/>
-              <w:right w:w="120" w:type="dxa"/>
-            </w:tcMar>
-          </w:tcPr>
-          <w:p>
-            <w:pPr>
-              <w:jc w:val="left"/>
-            </w:pPr>
-            <w:r>
-              <w:rPr>
-                <w:rFonts w:ascii="Calibri" w:hAnsi="Calibri"/>
-                <w:color w:val="222222"/>
-                <w:sz w:val="18"/>
-              </w:rPr>
-              <w:t>W/m² | GEOS-5 Land Model Simulated</w:t>
-            </w:r>
-          </w:p>
-        </w:tc>
-      </w:tr>
-      <w:tr>
-        <w:tc>
-          <w:tcPr>
-            <w:tcW w:type="dxa" w:w="864"/>
-            <w:shd w:fill="FFFFFF"/>
-            <w:tcMar>
-              <w:top w:w="80" w:type="dxa"/>
-              <w:bottom w:w="80" w:type="dxa"/>
-              <w:left w:w="120" w:type="dxa"/>
-              <w:right w:w="120" w:type="dxa"/>
-            </w:tcMar>
-          </w:tcPr>
-          <w:p>
-            <w:pPr>
-              <w:jc w:val="right"/>
-            </w:pPr>
-            <w:r>
-              <w:rPr>
-                <w:rFonts w:ascii="Calibri" w:hAnsi="Calibri"/>
-                <w:color w:val="222222"/>
-                <w:sz w:val="18"/>
-              </w:rPr>
-              <w:t>5</w:t>
-            </w:r>
-          </w:p>
-        </w:tc>
-        <w:tc>
-          <w:tcPr>
-            <w:tcW w:type="dxa" w:w="4608"/>
-            <w:shd w:fill="FFFFFF"/>
-            <w:tcMar>
-              <w:top w:w="80" w:type="dxa"/>
-              <w:bottom w:w="80" w:type="dxa"/>
-              <w:left w:w="120" w:type="dxa"/>
-              <w:right w:w="120" w:type="dxa"/>
-            </w:tcMar>
-          </w:tcPr>
-          <w:p>
-            <w:pPr>
-              <w:jc w:val="left"/>
-            </w:pPr>
-            <w:r>
-              <w:rPr>
-                <w:rFonts w:ascii="Calibri" w:hAnsi="Calibri"/>
-                <w:color w:val="222222"/>
-                <w:sz w:val="18"/>
-              </w:rPr>
-              <w:t>heat_flux_latent</w:t>
-            </w:r>
-          </w:p>
-        </w:tc>
-        <w:tc>
-          <w:tcPr>
-            <w:tcW w:type="dxa" w:w="3888"/>
-            <w:shd w:fill="FFFFFF"/>
-            <w:tcMar>
-              <w:top w:w="80" w:type="dxa"/>
-              <w:bottom w:w="80" w:type="dxa"/>
-              <w:left w:w="120" w:type="dxa"/>
-              <w:right w:w="120" w:type="dxa"/>
-            </w:tcMar>
-          </w:tcPr>
-          <w:p>
-            <w:pPr>
-              <w:jc w:val="left"/>
-            </w:pPr>
-            <w:r>
-              <w:rPr>
-                <w:rFonts w:ascii="Calibri" w:hAnsi="Calibri"/>
-                <w:color w:val="222222"/>
-                <w:sz w:val="18"/>
-              </w:rPr>
-              <w:t>W/m² | GEOS-5 Land Model Simulated</w:t>
-            </w:r>
-          </w:p>
-        </w:tc>
-      </w:tr>
-      <w:tr>
-        <w:tc>
-          <w:tcPr>
-            <w:tcW w:type="dxa" w:w="864"/>
-            <w:shd w:fill="F9FAFB"/>
-            <w:tcMar>
-              <w:top w:w="80" w:type="dxa"/>
-              <w:bottom w:w="80" w:type="dxa"/>
-              <w:left w:w="120" w:type="dxa"/>
-              <w:right w:w="120" w:type="dxa"/>
-            </w:tcMar>
-          </w:tcPr>
-          <w:p>
-            <w:pPr>
-              <w:jc w:val="right"/>
-            </w:pPr>
-            <w:r>
-              <w:rPr>
-                <w:rFonts w:ascii="Calibri" w:hAnsi="Calibri"/>
-                <w:color w:val="222222"/>
-                <w:sz w:val="18"/>
-              </w:rPr>
-              <w:t>6</w:t>
-            </w:r>
-          </w:p>
-        </w:tc>
-        <w:tc>
-          <w:tcPr>
-            <w:tcW w:type="dxa" w:w="4608"/>
-            <w:shd w:fill="F9FAFB"/>
-            <w:tcMar>
-              <w:top w:w="80" w:type="dxa"/>
-              <w:bottom w:w="80" w:type="dxa"/>
-              <w:left w:w="120" w:type="dxa"/>
-              <w:right w:w="120" w:type="dxa"/>
-            </w:tcMar>
-          </w:tcPr>
-          <w:p>
-            <w:pPr>
-              <w:jc w:val="left"/>
-            </w:pPr>
-            <w:r>
-              <w:rPr>
-                <w:rFonts w:ascii="Calibri" w:hAnsi="Calibri"/>
-                <w:color w:val="222222"/>
-                <w:sz w:val="18"/>
-              </w:rPr>
-              <w:t>heat_flux_sensible</w:t>
-            </w:r>
-          </w:p>
-        </w:tc>
-        <w:tc>
-          <w:tcPr>
-            <w:tcW w:type="dxa" w:w="3888"/>
-            <w:shd w:fill="F9FAFB"/>
-            <w:tcMar>
-              <w:top w:w="80" w:type="dxa"/>
-              <w:bottom w:w="80" w:type="dxa"/>
-              <w:left w:w="120" w:type="dxa"/>
-              <w:right w:w="120" w:type="dxa"/>
-            </w:tcMar>
-          </w:tcPr>
-          <w:p>
-            <w:pPr>
-              <w:jc w:val="left"/>
-            </w:pPr>
-            <w:r>
-              <w:rPr>
-                <w:rFonts w:ascii="Calibri" w:hAnsi="Calibri"/>
-                <w:color w:val="222222"/>
-                <w:sz w:val="18"/>
-              </w:rPr>
-              <w:t>W/m² | GEOS-5 Land Model Simulated</w:t>
-            </w:r>
-          </w:p>
-        </w:tc>
-      </w:tr>
-      <w:tr>
-        <w:tc>
-          <w:tcPr>
-            <w:tcW w:type="dxa" w:w="864"/>
-            <w:shd w:fill="FFFFFF"/>
-            <w:tcMar>
-              <w:top w:w="80" w:type="dxa"/>
-              <w:bottom w:w="80" w:type="dxa"/>
-              <w:left w:w="120" w:type="dxa"/>
-              <w:right w:w="120" w:type="dxa"/>
-            </w:tcMar>
-          </w:tcPr>
-          <w:p>
-            <w:pPr>
-              <w:jc w:val="right"/>
-            </w:pPr>
-            <w:r>
-              <w:rPr>
-                <w:rFonts w:ascii="Calibri" w:hAnsi="Calibri"/>
-                <w:color w:val="222222"/>
-                <w:sz w:val="18"/>
-              </w:rPr>
-              <w:t>7</w:t>
-            </w:r>
-          </w:p>
-        </w:tc>
-        <w:tc>
-          <w:tcPr>
-            <w:tcW w:type="dxa" w:w="4608"/>
-            <w:shd w:fill="FFFFFF"/>
-            <w:tcMar>
-              <w:top w:w="80" w:type="dxa"/>
-              <w:bottom w:w="80" w:type="dxa"/>
-              <w:left w:w="120" w:type="dxa"/>
-              <w:right w:w="120" w:type="dxa"/>
-            </w:tcMar>
-          </w:tcPr>
-          <w:p>
-            <w:pPr>
-              <w:jc w:val="left"/>
-            </w:pPr>
-            <w:r>
-              <w:rPr>
-                <w:rFonts w:ascii="Calibri" w:hAnsi="Calibri"/>
-                <w:color w:val="222222"/>
-                <w:sz w:val="18"/>
-              </w:rPr>
-              <w:t>height_lowatmmodlay</w:t>
-            </w:r>
-          </w:p>
-        </w:tc>
-        <w:tc>
-          <w:tcPr>
-            <w:tcW w:type="dxa" w:w="3888"/>
-            <w:shd w:fill="FFFFFF"/>
-            <w:tcMar>
-              <w:top w:w="80" w:type="dxa"/>
-              <w:bottom w:w="80" w:type="dxa"/>
-              <w:left w:w="120" w:type="dxa"/>
-              <w:right w:w="120" w:type="dxa"/>
-            </w:tcMar>
-          </w:tcPr>
-          <w:p>
-            <w:pPr>
-              <w:jc w:val="left"/>
-            </w:pPr>
-            <w:r>
-              <w:rPr>
-                <w:rFonts w:ascii="Calibri" w:hAnsi="Calibri"/>
-                <w:color w:val="222222"/>
-                <w:sz w:val="18"/>
-              </w:rPr>
-              <w:t>kg/m²/s | GEOS-5 Land Model Simulated</w:t>
-            </w:r>
-          </w:p>
-        </w:tc>
-      </w:tr>
-      <w:tr>
-        <w:tc>
-          <w:tcPr>
-            <w:tcW w:type="dxa" w:w="864"/>
-            <w:shd w:fill="F9FAFB"/>
-            <w:tcMar>
-              <w:top w:w="80" w:type="dxa"/>
-              <w:bottom w:w="80" w:type="dxa"/>
-              <w:left w:w="120" w:type="dxa"/>
-              <w:right w:w="120" w:type="dxa"/>
-            </w:tcMar>
-          </w:tcPr>
-          <w:p>
-            <w:pPr>
-              <w:jc w:val="right"/>
-            </w:pPr>
-            <w:r>
-              <w:rPr>
-                <w:rFonts w:ascii="Calibri" w:hAnsi="Calibri"/>
-                <w:color w:val="222222"/>
-                <w:sz w:val="18"/>
-              </w:rPr>
-              <w:t>8</w:t>
-            </w:r>
-          </w:p>
-        </w:tc>
-        <w:tc>
-          <w:tcPr>
-            <w:tcW w:type="dxa" w:w="4608"/>
-            <w:shd w:fill="F9FAFB"/>
-            <w:tcMar>
-              <w:top w:w="80" w:type="dxa"/>
-              <w:bottom w:w="80" w:type="dxa"/>
-              <w:left w:w="120" w:type="dxa"/>
-              <w:right w:w="120" w:type="dxa"/>
-            </w:tcMar>
-          </w:tcPr>
-          <w:p>
-            <w:pPr>
-              <w:jc w:val="left"/>
-            </w:pPr>
-            <w:r>
-              <w:rPr>
-                <w:rFonts w:ascii="Calibri" w:hAnsi="Calibri"/>
-                <w:color w:val="222222"/>
-                <w:sz w:val="18"/>
-              </w:rPr>
-              <w:t>land_evapotranspiration_flux</w:t>
-            </w:r>
-          </w:p>
-        </w:tc>
-        <w:tc>
-          <w:tcPr>
-            <w:tcW w:type="dxa" w:w="3888"/>
-            <w:shd w:fill="F9FAFB"/>
-            <w:tcMar>
-              <w:top w:w="80" w:type="dxa"/>
-              <w:bottom w:w="80" w:type="dxa"/>
-              <w:left w:w="120" w:type="dxa"/>
-              <w:right w:w="120" w:type="dxa"/>
-            </w:tcMar>
-          </w:tcPr>
-          <w:p>
-            <w:pPr>
-              <w:jc w:val="left"/>
-            </w:pPr>
-            <w:r>
-              <w:rPr>
-                <w:rFonts w:ascii="Calibri" w:hAnsi="Calibri"/>
-                <w:color w:val="222222"/>
-                <w:sz w:val="18"/>
-              </w:rPr>
-              <w:t>kg/m²/s | GEOS-5 Land Model Simulated</w:t>
-            </w:r>
-          </w:p>
-        </w:tc>
-      </w:tr>
-      <w:tr>
-        <w:tc>
-          <w:tcPr>
-            <w:tcW w:type="dxa" w:w="864"/>
-            <w:shd w:fill="FFFFFF"/>
-            <w:tcMar>
-              <w:top w:w="80" w:type="dxa"/>
-              <w:bottom w:w="80" w:type="dxa"/>
-              <w:left w:w="120" w:type="dxa"/>
-              <w:right w:w="120" w:type="dxa"/>
-            </w:tcMar>
-          </w:tcPr>
-          <w:p>
-            <w:pPr>
-              <w:jc w:val="right"/>
-            </w:pPr>
-            <w:r>
-              <w:rPr>
-                <w:rFonts w:ascii="Calibri" w:hAnsi="Calibri"/>
-                <w:color w:val="222222"/>
-                <w:sz w:val="18"/>
-              </w:rPr>
-              <w:t>9</w:t>
-            </w:r>
-          </w:p>
-        </w:tc>
-        <w:tc>
-          <w:tcPr>
-            <w:tcW w:type="dxa" w:w="4608"/>
-            <w:shd w:fill="FFFFFF"/>
-            <w:tcMar>
-              <w:top w:w="80" w:type="dxa"/>
-              <w:bottom w:w="80" w:type="dxa"/>
-              <w:left w:w="120" w:type="dxa"/>
-              <w:right w:w="120" w:type="dxa"/>
-            </w:tcMar>
-          </w:tcPr>
-          <w:p>
-            <w:pPr>
-              <w:jc w:val="left"/>
-            </w:pPr>
-            <w:r>
-              <w:rPr>
-                <w:rFonts w:ascii="Calibri" w:hAnsi="Calibri"/>
-                <w:color w:val="222222"/>
-                <w:sz w:val="18"/>
-              </w:rPr>
-              <w:t>land_fraction_saturated</w:t>
-            </w:r>
-          </w:p>
-        </w:tc>
-        <w:tc>
-          <w:tcPr>
-            <w:tcW w:type="dxa" w:w="3888"/>
-            <w:shd w:fill="FFFFFF"/>
-            <w:tcMar>
-              <w:top w:w="80" w:type="dxa"/>
-              <w:bottom w:w="80" w:type="dxa"/>
-              <w:left w:w="120" w:type="dxa"/>
-              <w:right w:w="120" w:type="dxa"/>
-            </w:tcMar>
-          </w:tcPr>
-          <w:p>
-            <w:pPr>
-              <w:jc w:val="left"/>
-            </w:pPr>
-            <w:r>
-              <w:rPr>
-                <w:rFonts w:ascii="Calibri" w:hAnsi="Calibri"/>
-                <w:color w:val="222222"/>
-                <w:sz w:val="18"/>
-              </w:rPr>
-              <w:t>kg/m²/s | GEOS-5 Land Model Simulated</w:t>
-            </w:r>
-          </w:p>
-        </w:tc>
-      </w:tr>
-      <w:tr>
-        <w:tc>
-          <w:tcPr>
-            <w:tcW w:type="dxa" w:w="864"/>
-            <w:shd w:fill="F9FAFB"/>
-            <w:tcMar>
-              <w:top w:w="80" w:type="dxa"/>
-              <w:bottom w:w="80" w:type="dxa"/>
-              <w:left w:w="120" w:type="dxa"/>
-              <w:right w:w="120" w:type="dxa"/>
-            </w:tcMar>
-          </w:tcPr>
-          <w:p>
-            <w:pPr>
-              <w:jc w:val="right"/>
-            </w:pPr>
-            <w:r>
-              <w:rPr>
-                <w:rFonts w:ascii="Calibri" w:hAnsi="Calibri"/>
-                <w:color w:val="222222"/>
-                <w:sz w:val="18"/>
-              </w:rPr>
-              <w:t>10</w:t>
-            </w:r>
-          </w:p>
-        </w:tc>
-        <w:tc>
-          <w:tcPr>
-            <w:tcW w:type="dxa" w:w="4608"/>
-            <w:shd w:fill="F9FAFB"/>
-            <w:tcMar>
-              <w:top w:w="80" w:type="dxa"/>
-              <w:bottom w:w="80" w:type="dxa"/>
-              <w:left w:w="120" w:type="dxa"/>
-              <w:right w:w="120" w:type="dxa"/>
-            </w:tcMar>
-          </w:tcPr>
-          <w:p>
-            <w:pPr>
-              <w:jc w:val="left"/>
-            </w:pPr>
-            <w:r>
-              <w:rPr>
-                <w:rFonts w:ascii="Calibri" w:hAnsi="Calibri"/>
-                <w:color w:val="222222"/>
-                <w:sz w:val="18"/>
-              </w:rPr>
-              <w:t>land_fraction_snow_covered</w:t>
-            </w:r>
-          </w:p>
-        </w:tc>
-        <w:tc>
-          <w:tcPr>
-            <w:tcW w:type="dxa" w:w="3888"/>
-            <w:shd w:fill="F9FAFB"/>
-            <w:tcMar>
-              <w:top w:w="80" w:type="dxa"/>
-              <w:bottom w:w="80" w:type="dxa"/>
-              <w:left w:w="120" w:type="dxa"/>
-              <w:right w:w="120" w:type="dxa"/>
-            </w:tcMar>
-          </w:tcPr>
-          <w:p>
-            <w:pPr>
-              <w:jc w:val="left"/>
-            </w:pPr>
-            <w:r>
-              <w:rPr>
-                <w:rFonts w:ascii="Calibri" w:hAnsi="Calibri"/>
-                <w:color w:val="222222"/>
-                <w:sz w:val="18"/>
-              </w:rPr>
-              <w:t>kg/m²/s | GEOS-5 Land Model Simulated</w:t>
-            </w:r>
-          </w:p>
-        </w:tc>
-      </w:tr>
-      <w:tr>
-        <w:tc>
-          <w:tcPr>
-            <w:tcW w:type="dxa" w:w="864"/>
-            <w:shd w:fill="FFFFFF"/>
-            <w:tcMar>
-              <w:top w:w="80" w:type="dxa"/>
-              <w:bottom w:w="80" w:type="dxa"/>
-              <w:left w:w="120" w:type="dxa"/>
-              <w:right w:w="120" w:type="dxa"/>
-            </w:tcMar>
-          </w:tcPr>
-          <w:p>
-            <w:pPr>
-              <w:jc w:val="right"/>
-            </w:pPr>
-            <w:r>
-              <w:rPr>
-                <w:rFonts w:ascii="Calibri" w:hAnsi="Calibri"/>
-                <w:color w:val="222222"/>
-                <w:sz w:val="18"/>
-              </w:rPr>
-              <w:t>11</w:t>
-            </w:r>
-          </w:p>
-        </w:tc>
-        <w:tc>
-          <w:tcPr>
-            <w:tcW w:type="dxa" w:w="4608"/>
-            <w:shd w:fill="FFFFFF"/>
-            <w:tcMar>
-              <w:top w:w="80" w:type="dxa"/>
-              <w:bottom w:w="80" w:type="dxa"/>
-              <w:left w:w="120" w:type="dxa"/>
-              <w:right w:w="120" w:type="dxa"/>
-            </w:tcMar>
-          </w:tcPr>
-          <w:p>
-            <w:pPr>
-              <w:jc w:val="left"/>
-            </w:pPr>
-            <w:r>
-              <w:rPr>
-                <w:rFonts w:ascii="Calibri" w:hAnsi="Calibri"/>
-                <w:color w:val="222222"/>
-                <w:sz w:val="18"/>
-              </w:rPr>
-              <w:t>land_fraction_unsaturated</w:t>
-            </w:r>
-          </w:p>
-        </w:tc>
-        <w:tc>
-          <w:tcPr>
-            <w:tcW w:type="dxa" w:w="3888"/>
-            <w:shd w:fill="FFFFFF"/>
-            <w:tcMar>
-              <w:top w:w="80" w:type="dxa"/>
-              <w:bottom w:w="80" w:type="dxa"/>
-              <w:left w:w="120" w:type="dxa"/>
-              <w:right w:w="120" w:type="dxa"/>
-            </w:tcMar>
-          </w:tcPr>
-          <w:p>
-            <w:pPr>
-              <w:jc w:val="left"/>
-            </w:pPr>
-            <w:r>
-              <w:rPr>
-                <w:rFonts w:ascii="Calibri" w:hAnsi="Calibri"/>
-                <w:color w:val="222222"/>
-                <w:sz w:val="18"/>
-              </w:rPr>
-              <w:t>kg/m²/s | GEOS-5 Land Model Simulated</w:t>
-            </w:r>
-          </w:p>
-        </w:tc>
-      </w:tr>
-      <w:tr>
-        <w:tc>
-          <w:tcPr>
-            <w:tcW w:type="dxa" w:w="864"/>
-            <w:shd w:fill="F9FAFB"/>
-            <w:tcMar>
-              <w:top w:w="80" w:type="dxa"/>
-              <w:bottom w:w="80" w:type="dxa"/>
-              <w:left w:w="120" w:type="dxa"/>
-              <w:right w:w="120" w:type="dxa"/>
-            </w:tcMar>
-          </w:tcPr>
-          <w:p>
-            <w:pPr>
-              <w:jc w:val="right"/>
-            </w:pPr>
-            <w:r>
-              <w:rPr>
-                <w:rFonts w:ascii="Calibri" w:hAnsi="Calibri"/>
-                <w:color w:val="222222"/>
-                <w:sz w:val="18"/>
-              </w:rPr>
-              <w:t>12</w:t>
-            </w:r>
-          </w:p>
-        </w:tc>
-        <w:tc>
-          <w:tcPr>
-            <w:tcW w:type="dxa" w:w="4608"/>
-            <w:shd w:fill="F9FAFB"/>
-            <w:tcMar>
-              <w:top w:w="80" w:type="dxa"/>
-              <w:bottom w:w="80" w:type="dxa"/>
-              <w:left w:w="120" w:type="dxa"/>
-              <w:right w:w="120" w:type="dxa"/>
-            </w:tcMar>
-          </w:tcPr>
-          <w:p>
-            <w:pPr>
-              <w:jc w:val="left"/>
-            </w:pPr>
-            <w:r>
-              <w:rPr>
-                <w:rFonts w:ascii="Calibri" w:hAnsi="Calibri"/>
-                <w:color w:val="222222"/>
-                <w:sz w:val="18"/>
-              </w:rPr>
-              <w:t>land_fraction_wilting</w:t>
-            </w:r>
-          </w:p>
-        </w:tc>
-        <w:tc>
-          <w:tcPr>
-            <w:tcW w:type="dxa" w:w="3888"/>
-            <w:shd w:fill="F9FAFB"/>
-            <w:tcMar>
-              <w:top w:w="80" w:type="dxa"/>
-              <w:bottom w:w="80" w:type="dxa"/>
-              <w:left w:w="120" w:type="dxa"/>
-              <w:right w:w="120" w:type="dxa"/>
-            </w:tcMar>
-          </w:tcPr>
-          <w:p>
-            <w:pPr>
-              <w:jc w:val="left"/>
-            </w:pPr>
-            <w:r>
-              <w:rPr>
-                <w:rFonts w:ascii="Calibri" w:hAnsi="Calibri"/>
-                <w:color w:val="222222"/>
-                <w:sz w:val="18"/>
-              </w:rPr>
-              <w:t>kg/m²/s | GEOS-5 Land Model Simulated</w:t>
-            </w:r>
-          </w:p>
-        </w:tc>
-      </w:tr>
-      <w:tr>
-        <w:tc>
-          <w:tcPr>
-            <w:tcW w:type="dxa" w:w="864"/>
-            <w:shd w:fill="FFFFFF"/>
-            <w:tcMar>
-              <w:top w:w="80" w:type="dxa"/>
-              <w:bottom w:w="80" w:type="dxa"/>
-              <w:left w:w="120" w:type="dxa"/>
-              <w:right w:w="120" w:type="dxa"/>
-            </w:tcMar>
-          </w:tcPr>
-          <w:p>
-            <w:pPr>
-              <w:jc w:val="right"/>
-            </w:pPr>
-            <w:r>
-              <w:rPr>
-                <w:rFonts w:ascii="Calibri" w:hAnsi="Calibri"/>
-                <w:color w:val="222222"/>
-                <w:sz w:val="18"/>
-              </w:rPr>
-              <w:t>13</w:t>
-            </w:r>
-          </w:p>
-        </w:tc>
-        <w:tc>
-          <w:tcPr>
-            <w:tcW w:type="dxa" w:w="4608"/>
-            <w:shd w:fill="FFFFFF"/>
-            <w:tcMar>
-              <w:top w:w="80" w:type="dxa"/>
-              <w:bottom w:w="80" w:type="dxa"/>
-              <w:left w:w="120" w:type="dxa"/>
-              <w:right w:w="120" w:type="dxa"/>
-            </w:tcMar>
-          </w:tcPr>
-          <w:p>
-            <w:pPr>
-              <w:jc w:val="left"/>
-            </w:pPr>
-            <w:r>
-              <w:rPr>
-                <w:rFonts w:ascii="Calibri" w:hAnsi="Calibri"/>
-                <w:color w:val="222222"/>
-                <w:sz w:val="18"/>
-              </w:rPr>
-              <w:t>leaf_area_index</w:t>
-            </w:r>
-          </w:p>
-        </w:tc>
-        <w:tc>
-          <w:tcPr>
-            <w:tcW w:type="dxa" w:w="3888"/>
-            <w:shd w:fill="FFFFFF"/>
-            <w:tcMar>
-              <w:top w:w="80" w:type="dxa"/>
-              <w:bottom w:w="80" w:type="dxa"/>
-              <w:left w:w="120" w:type="dxa"/>
-              <w:right w:w="120" w:type="dxa"/>
-            </w:tcMar>
-          </w:tcPr>
-          <w:p>
-            <w:pPr>
-              <w:jc w:val="left"/>
-            </w:pPr>
-            <w:r>
-              <w:rPr>
-                <w:rFonts w:ascii="Calibri" w:hAnsi="Calibri"/>
-                <w:color w:val="222222"/>
-                <w:sz w:val="18"/>
-              </w:rPr>
-              <w:t>kg/m²/s | GEOS-5 Land Model Simulated</w:t>
-            </w:r>
-          </w:p>
-        </w:tc>
-      </w:tr>
-      <w:tr>
-        <w:tc>
-          <w:tcPr>
-            <w:tcW w:type="dxa" w:w="864"/>
-            <w:shd w:fill="F9FAFB"/>
-            <w:tcMar>
-              <w:top w:w="80" w:type="dxa"/>
-              <w:bottom w:w="80" w:type="dxa"/>
-              <w:left w:w="120" w:type="dxa"/>
-              <w:right w:w="120" w:type="dxa"/>
-            </w:tcMar>
-          </w:tcPr>
-          <w:p>
-            <w:pPr>
-              <w:jc w:val="right"/>
-            </w:pPr>
-            <w:r>
-              <w:rPr>
-                <w:rFonts w:ascii="Calibri" w:hAnsi="Calibri"/>
-                <w:color w:val="222222"/>
-                <w:sz w:val="18"/>
-              </w:rPr>
-              <w:t>14</w:t>
-            </w:r>
-          </w:p>
-        </w:tc>
-        <w:tc>
-          <w:tcPr>
-            <w:tcW w:type="dxa" w:w="4608"/>
-            <w:shd w:fill="F9FAFB"/>
-            <w:tcMar>
-              <w:top w:w="80" w:type="dxa"/>
-              <w:bottom w:w="80" w:type="dxa"/>
-              <w:left w:w="120" w:type="dxa"/>
-              <w:right w:w="120" w:type="dxa"/>
-            </w:tcMar>
-          </w:tcPr>
-          <w:p>
-            <w:pPr>
-              <w:jc w:val="left"/>
-            </w:pPr>
-            <w:r>
-              <w:rPr>
-                <w:rFonts w:ascii="Calibri" w:hAnsi="Calibri"/>
-                <w:color w:val="222222"/>
-                <w:sz w:val="18"/>
-              </w:rPr>
-              <w:t>mwrtm_vegopacity</w:t>
-            </w:r>
-          </w:p>
-        </w:tc>
-        <w:tc>
-          <w:tcPr>
-            <w:tcW w:type="dxa" w:w="3888"/>
-            <w:shd w:fill="F9FAFB"/>
-            <w:tcMar>
-              <w:top w:w="80" w:type="dxa"/>
-              <w:bottom w:w="80" w:type="dxa"/>
-              <w:left w:w="120" w:type="dxa"/>
-              <w:right w:w="120" w:type="dxa"/>
-            </w:tcMar>
-          </w:tcPr>
-          <w:p>
-            <w:pPr>
-              <w:jc w:val="left"/>
-            </w:pPr>
-            <w:r>
-              <w:rPr>
-                <w:rFonts w:ascii="Calibri" w:hAnsi="Calibri"/>
-                <w:color w:val="222222"/>
-                <w:sz w:val="18"/>
-              </w:rPr>
-              <w:t>kg/m²/s | Observed by Radiometer</w:t>
-            </w:r>
-          </w:p>
-        </w:tc>
-      </w:tr>
-      <w:tr>
-        <w:tc>
-          <w:tcPr>
-            <w:tcW w:type="dxa" w:w="864"/>
-            <w:shd w:fill="FFFFFF"/>
-            <w:tcMar>
-              <w:top w:w="80" w:type="dxa"/>
-              <w:bottom w:w="80" w:type="dxa"/>
-              <w:left w:w="120" w:type="dxa"/>
-              <w:right w:w="120" w:type="dxa"/>
-            </w:tcMar>
-          </w:tcPr>
-          <w:p>
-            <w:pPr>
-              <w:jc w:val="right"/>
-            </w:pPr>
-            <w:r>
-              <w:rPr>
-                <w:rFonts w:ascii="Calibri" w:hAnsi="Calibri"/>
-                <w:color w:val="222222"/>
-                <w:sz w:val="18"/>
-              </w:rPr>
-              <w:t>15</w:t>
-            </w:r>
-          </w:p>
-        </w:tc>
-        <w:tc>
-          <w:tcPr>
-            <w:tcW w:type="dxa" w:w="4608"/>
-            <w:shd w:fill="FFFFFF"/>
-            <w:tcMar>
-              <w:top w:w="80" w:type="dxa"/>
-              <w:bottom w:w="80" w:type="dxa"/>
-              <w:left w:w="120" w:type="dxa"/>
-              <w:right w:w="120" w:type="dxa"/>
-            </w:tcMar>
-          </w:tcPr>
-          <w:p>
-            <w:pPr>
-              <w:jc w:val="left"/>
-            </w:pPr>
-            <w:r>
-              <w:rPr>
-                <w:rFonts w:ascii="Calibri" w:hAnsi="Calibri"/>
-                <w:color w:val="222222"/>
-                <w:sz w:val="18"/>
-              </w:rPr>
-              <w:t>net_downward_longwave_flux</w:t>
-            </w:r>
-          </w:p>
-        </w:tc>
-        <w:tc>
-          <w:tcPr>
-            <w:tcW w:type="dxa" w:w="3888"/>
-            <w:shd w:fill="FFFFFF"/>
-            <w:tcMar>
-              <w:top w:w="80" w:type="dxa"/>
-              <w:bottom w:w="80" w:type="dxa"/>
-              <w:left w:w="120" w:type="dxa"/>
-              <w:right w:w="120" w:type="dxa"/>
-            </w:tcMar>
-          </w:tcPr>
-          <w:p>
-            <w:pPr>
-              <w:jc w:val="left"/>
-            </w:pPr>
-            <w:r>
-              <w:rPr>
-                <w:rFonts w:ascii="Calibri" w:hAnsi="Calibri"/>
-                <w:color w:val="222222"/>
-                <w:sz w:val="18"/>
-              </w:rPr>
-              <w:t>kg/m²/s | GEOS-5 Land Model Simulated</w:t>
-            </w:r>
-          </w:p>
-        </w:tc>
-      </w:tr>
-      <w:tr>
-        <w:tc>
-          <w:tcPr>
-            <w:tcW w:type="dxa" w:w="864"/>
-            <w:shd w:fill="F9FAFB"/>
-            <w:tcMar>
-              <w:top w:w="80" w:type="dxa"/>
-              <w:bottom w:w="80" w:type="dxa"/>
-              <w:left w:w="120" w:type="dxa"/>
-              <w:right w:w="120" w:type="dxa"/>
-            </w:tcMar>
-          </w:tcPr>
-          <w:p>
-            <w:pPr>
-              <w:jc w:val="right"/>
-            </w:pPr>
-            <w:r>
-              <w:rPr>
-                <w:rFonts w:ascii="Calibri" w:hAnsi="Calibri"/>
-                <w:color w:val="222222"/>
-                <w:sz w:val="18"/>
-              </w:rPr>
-              <w:t>16</w:t>
-            </w:r>
-          </w:p>
-        </w:tc>
-        <w:tc>
-          <w:tcPr>
-            <w:tcW w:type="dxa" w:w="4608"/>
-            <w:shd w:fill="F9FAFB"/>
-            <w:tcMar>
-              <w:top w:w="80" w:type="dxa"/>
-              <w:bottom w:w="80" w:type="dxa"/>
-              <w:left w:w="120" w:type="dxa"/>
-              <w:right w:w="120" w:type="dxa"/>
-            </w:tcMar>
-          </w:tcPr>
-          <w:p>
-            <w:pPr>
-              <w:jc w:val="left"/>
-            </w:pPr>
-            <w:r>
-              <w:rPr>
-                <w:rFonts w:ascii="Calibri" w:hAnsi="Calibri"/>
-                <w:color w:val="222222"/>
-                <w:sz w:val="18"/>
-              </w:rPr>
-              <w:t>net_downward_shortwave_flux</w:t>
-            </w:r>
-          </w:p>
-        </w:tc>
-        <w:tc>
-          <w:tcPr>
-            <w:tcW w:type="dxa" w:w="3888"/>
-            <w:shd w:fill="F9FAFB"/>
-            <w:tcMar>
-              <w:top w:w="80" w:type="dxa"/>
-              <w:bottom w:w="80" w:type="dxa"/>
-              <w:left w:w="120" w:type="dxa"/>
-              <w:right w:w="120" w:type="dxa"/>
-            </w:tcMar>
-          </w:tcPr>
-          <w:p>
-            <w:pPr>
-              <w:jc w:val="left"/>
-            </w:pPr>
-            <w:r>
-              <w:rPr>
-                <w:rFonts w:ascii="Calibri" w:hAnsi="Calibri"/>
-                <w:color w:val="222222"/>
-                <w:sz w:val="18"/>
-              </w:rPr>
-              <w:t>kg/m²/s | GEOS-5 Land Model Simulated</w:t>
-            </w:r>
-          </w:p>
-        </w:tc>
-      </w:tr>
-      <w:tr>
-        <w:tc>
-          <w:tcPr>
-            <w:tcW w:type="dxa" w:w="864"/>
-            <w:shd w:fill="FFFFFF"/>
-            <w:tcMar>
-              <w:top w:w="80" w:type="dxa"/>
-              <w:bottom w:w="80" w:type="dxa"/>
-              <w:left w:w="120" w:type="dxa"/>
-              <w:right w:w="120" w:type="dxa"/>
-            </w:tcMar>
-          </w:tcPr>
-          <w:p>
-            <w:pPr>
-              <w:jc w:val="right"/>
-            </w:pPr>
-            <w:r>
-              <w:rPr>
-                <w:rFonts w:ascii="Calibri" w:hAnsi="Calibri"/>
-                <w:color w:val="222222"/>
-                <w:sz w:val="18"/>
-              </w:rPr>
-              <w:t>17</w:t>
-            </w:r>
-          </w:p>
-        </w:tc>
-        <w:tc>
-          <w:tcPr>
-            <w:tcW w:type="dxa" w:w="4608"/>
-            <w:shd w:fill="FFFFFF"/>
-            <w:tcMar>
-              <w:top w:w="80" w:type="dxa"/>
-              <w:bottom w:w="80" w:type="dxa"/>
-              <w:left w:w="120" w:type="dxa"/>
-              <w:right w:w="120" w:type="dxa"/>
-            </w:tcMar>
-          </w:tcPr>
-          <w:p>
-            <w:pPr>
-              <w:jc w:val="left"/>
-            </w:pPr>
-            <w:r>
-              <w:rPr>
-                <w:rFonts w:ascii="Calibri" w:hAnsi="Calibri"/>
-                <w:color w:val="222222"/>
-                <w:sz w:val="18"/>
-              </w:rPr>
-              <w:t>overland_runoff_flux</w:t>
-            </w:r>
-          </w:p>
-        </w:tc>
-        <w:tc>
-          <w:tcPr>
-            <w:tcW w:type="dxa" w:w="3888"/>
-            <w:shd w:fill="FFFFFF"/>
-            <w:tcMar>
-              <w:top w:w="80" w:type="dxa"/>
-              <w:bottom w:w="80" w:type="dxa"/>
-              <w:left w:w="120" w:type="dxa"/>
-              <w:right w:w="120" w:type="dxa"/>
-            </w:tcMar>
-          </w:tcPr>
-          <w:p>
-            <w:pPr>
-              <w:jc w:val="left"/>
-            </w:pPr>
-            <w:r>
-              <w:rPr>
-                <w:rFonts w:ascii="Calibri" w:hAnsi="Calibri"/>
-                <w:color w:val="222222"/>
-                <w:sz w:val="18"/>
-              </w:rPr>
-              <w:t>kg/m²/s | GEOS-5 Land Model Simulated</w:t>
-            </w:r>
-          </w:p>
-        </w:tc>
-      </w:tr>
-      <w:tr>
-        <w:tc>
-          <w:tcPr>
-            <w:tcW w:type="dxa" w:w="864"/>
-            <w:shd w:fill="F9FAFB"/>
-            <w:tcMar>
-              <w:top w:w="80" w:type="dxa"/>
-              <w:bottom w:w="80" w:type="dxa"/>
-              <w:left w:w="120" w:type="dxa"/>
-              <w:right w:w="120" w:type="dxa"/>
-            </w:tcMar>
-          </w:tcPr>
-          <w:p>
-            <w:pPr>
-              <w:jc w:val="right"/>
-            </w:pPr>
-            <w:r>
-              <w:rPr>
-                <w:rFonts w:ascii="Calibri" w:hAnsi="Calibri"/>
-                <w:color w:val="222222"/>
-                <w:sz w:val="18"/>
-              </w:rPr>
-              <w:t>18</w:t>
-            </w:r>
-          </w:p>
-        </w:tc>
-        <w:tc>
-          <w:tcPr>
-            <w:tcW w:type="dxa" w:w="4608"/>
-            <w:shd w:fill="F9FAFB"/>
-            <w:tcMar>
-              <w:top w:w="80" w:type="dxa"/>
-              <w:bottom w:w="80" w:type="dxa"/>
-              <w:left w:w="120" w:type="dxa"/>
-              <w:right w:w="120" w:type="dxa"/>
-            </w:tcMar>
-          </w:tcPr>
-          <w:p>
-            <w:pPr>
-              <w:jc w:val="left"/>
-            </w:pPr>
-            <w:r>
-              <w:rPr>
-                <w:rFonts w:ascii="Calibri" w:hAnsi="Calibri"/>
-                <w:color w:val="222222"/>
-                <w:sz w:val="18"/>
-              </w:rPr>
-              <w:t>precipitation_total_surface_flux</w:t>
-            </w:r>
-          </w:p>
-        </w:tc>
-        <w:tc>
-          <w:tcPr>
-            <w:tcW w:type="dxa" w:w="3888"/>
-            <w:shd w:fill="F9FAFB"/>
-            <w:tcMar>
-              <w:top w:w="80" w:type="dxa"/>
-              <w:bottom w:w="80" w:type="dxa"/>
-              <w:left w:w="120" w:type="dxa"/>
-              <w:right w:w="120" w:type="dxa"/>
-            </w:tcMar>
-          </w:tcPr>
-          <w:p>
-            <w:pPr>
-              <w:jc w:val="left"/>
-            </w:pPr>
-            <w:r>
-              <w:rPr>
-                <w:rFonts w:ascii="Calibri" w:hAnsi="Calibri"/>
-                <w:color w:val="222222"/>
-                <w:sz w:val="18"/>
-              </w:rPr>
-              <w:t>kg/m²/s | GEOS-5 Land Model Simulated</w:t>
-            </w:r>
-          </w:p>
-        </w:tc>
-      </w:tr>
-      <w:tr>
-        <w:tc>
-          <w:tcPr>
-            <w:tcW w:type="dxa" w:w="864"/>
-            <w:shd w:fill="FFFFFF"/>
-            <w:tcMar>
-              <w:top w:w="80" w:type="dxa"/>
-              <w:bottom w:w="80" w:type="dxa"/>
-              <w:left w:w="120" w:type="dxa"/>
-              <w:right w:w="120" w:type="dxa"/>
-            </w:tcMar>
-          </w:tcPr>
-          <w:p>
-            <w:pPr>
-              <w:jc w:val="right"/>
-            </w:pPr>
-            <w:r>
-              <w:rPr>
-                <w:rFonts w:ascii="Calibri" w:hAnsi="Calibri"/>
-                <w:color w:val="222222"/>
-                <w:sz w:val="18"/>
-              </w:rPr>
-              <w:t>19</w:t>
-            </w:r>
-          </w:p>
-        </w:tc>
-        <w:tc>
-          <w:tcPr>
-            <w:tcW w:type="dxa" w:w="4608"/>
-            <w:shd w:fill="FFFFFF"/>
-            <w:tcMar>
-              <w:top w:w="80" w:type="dxa"/>
-              <w:bottom w:w="80" w:type="dxa"/>
-              <w:left w:w="120" w:type="dxa"/>
-              <w:right w:w="120" w:type="dxa"/>
-            </w:tcMar>
-          </w:tcPr>
-          <w:p>
-            <w:pPr>
-              <w:jc w:val="left"/>
-            </w:pPr>
-            <w:r>
-              <w:rPr>
-                <w:rFonts w:ascii="Calibri" w:hAnsi="Calibri"/>
-                <w:color w:val="222222"/>
-                <w:sz w:val="18"/>
-              </w:rPr>
-              <w:t>radiation_longwave_absorbed_flux</w:t>
-            </w:r>
-          </w:p>
-        </w:tc>
-        <w:tc>
-          <w:tcPr>
-            <w:tcW w:type="dxa" w:w="3888"/>
-            <w:shd w:fill="FFFFFF"/>
-            <w:tcMar>
-              <w:top w:w="80" w:type="dxa"/>
-              <w:bottom w:w="80" w:type="dxa"/>
-              <w:left w:w="120" w:type="dxa"/>
-              <w:right w:w="120" w:type="dxa"/>
-            </w:tcMar>
-          </w:tcPr>
-          <w:p>
-            <w:pPr>
-              <w:jc w:val="left"/>
-            </w:pPr>
-            <w:r>
-              <w:rPr>
-                <w:rFonts w:ascii="Calibri" w:hAnsi="Calibri"/>
-                <w:color w:val="222222"/>
-                <w:sz w:val="18"/>
-              </w:rPr>
-              <w:t>kg/m²/s | GEOS-5 Land Model Simulated</w:t>
-            </w:r>
-          </w:p>
-        </w:tc>
-      </w:tr>
-      <w:tr>
-        <w:tc>
-          <w:tcPr>
-            <w:tcW w:type="dxa" w:w="864"/>
-            <w:shd w:fill="F9FAFB"/>
-            <w:tcMar>
-              <w:top w:w="80" w:type="dxa"/>
-              <w:bottom w:w="80" w:type="dxa"/>
-              <w:left w:w="120" w:type="dxa"/>
-              <w:right w:w="120" w:type="dxa"/>
-            </w:tcMar>
-          </w:tcPr>
-          <w:p>
-            <w:pPr>
-              <w:jc w:val="right"/>
-            </w:pPr>
-            <w:r>
-              <w:rPr>
-                <w:rFonts w:ascii="Calibri" w:hAnsi="Calibri"/>
-                <w:color w:val="222222"/>
-                <w:sz w:val="18"/>
-              </w:rPr>
-              <w:t>20</w:t>
-            </w:r>
-          </w:p>
-        </w:tc>
-        <w:tc>
-          <w:tcPr>
-            <w:tcW w:type="dxa" w:w="4608"/>
-            <w:shd w:fill="F9FAFB"/>
-            <w:tcMar>
-              <w:top w:w="80" w:type="dxa"/>
-              <w:bottom w:w="80" w:type="dxa"/>
-              <w:left w:w="120" w:type="dxa"/>
-              <w:right w:w="120" w:type="dxa"/>
-            </w:tcMar>
-          </w:tcPr>
-          <w:p>
-            <w:pPr>
-              <w:jc w:val="left"/>
-            </w:pPr>
-            <w:r>
-              <w:rPr>
-                <w:rFonts w:ascii="Calibri" w:hAnsi="Calibri"/>
-                <w:color w:val="222222"/>
-                <w:sz w:val="18"/>
-              </w:rPr>
-              <w:t>radiation_shortwave_downward_flux</w:t>
-            </w:r>
-          </w:p>
-        </w:tc>
-        <w:tc>
-          <w:tcPr>
-            <w:tcW w:type="dxa" w:w="3888"/>
-            <w:shd w:fill="F9FAFB"/>
-            <w:tcMar>
-              <w:top w:w="80" w:type="dxa"/>
-              <w:bottom w:w="80" w:type="dxa"/>
-              <w:left w:w="120" w:type="dxa"/>
-              <w:right w:w="120" w:type="dxa"/>
-            </w:tcMar>
-          </w:tcPr>
-          <w:p>
-            <w:pPr>
-              <w:jc w:val="left"/>
-            </w:pPr>
-            <w:r>
-              <w:rPr>
-                <w:rFonts w:ascii="Calibri" w:hAnsi="Calibri"/>
-                <w:color w:val="222222"/>
-                <w:sz w:val="18"/>
-              </w:rPr>
-              <w:t>kg/m²/s | GEOS-5 Land Model Simulated</w:t>
-            </w:r>
-          </w:p>
-        </w:tc>
-      </w:tr>
-      <w:tr>
-        <w:tc>
-          <w:tcPr>
-            <w:tcW w:type="dxa" w:w="864"/>
-            <w:shd w:fill="FFFFFF"/>
-            <w:tcMar>
-              <w:top w:w="80" w:type="dxa"/>
-              <w:bottom w:w="80" w:type="dxa"/>
-              <w:left w:w="120" w:type="dxa"/>
-              <w:right w:w="120" w:type="dxa"/>
-            </w:tcMar>
-          </w:tcPr>
-          <w:p>
-            <w:pPr>
-              <w:jc w:val="right"/>
-            </w:pPr>
-            <w:r>
-              <w:rPr>
-                <w:rFonts w:ascii="Calibri" w:hAnsi="Calibri"/>
-                <w:color w:val="222222"/>
-                <w:sz w:val="18"/>
-              </w:rPr>
-              <w:t>21</w:t>
-            </w:r>
-          </w:p>
-        </w:tc>
-        <w:tc>
-          <w:tcPr>
-            <w:tcW w:type="dxa" w:w="4608"/>
-            <w:shd w:fill="FFFFFF"/>
-            <w:tcMar>
-              <w:top w:w="80" w:type="dxa"/>
-              <w:bottom w:w="80" w:type="dxa"/>
-              <w:left w:w="120" w:type="dxa"/>
-              <w:right w:w="120" w:type="dxa"/>
-            </w:tcMar>
-          </w:tcPr>
-          <w:p>
-            <w:pPr>
-              <w:jc w:val="left"/>
-            </w:pPr>
-            <w:r>
-              <w:rPr>
-                <w:rFonts w:ascii="Calibri" w:hAnsi="Calibri"/>
-                <w:color w:val="222222"/>
-                <w:sz w:val="18"/>
-              </w:rPr>
-              <w:t>sm_profile</w:t>
-            </w:r>
-          </w:p>
-        </w:tc>
-        <w:tc>
-          <w:tcPr>
-            <w:tcW w:type="dxa" w:w="3888"/>
-            <w:shd w:fill="FFFFFF"/>
-            <w:tcMar>
-              <w:top w:w="80" w:type="dxa"/>
-              <w:bottom w:w="80" w:type="dxa"/>
-              <w:left w:w="120" w:type="dxa"/>
-              <w:right w:w="120" w:type="dxa"/>
-            </w:tcMar>
-          </w:tcPr>
-          <w:p>
-            <w:pPr>
-              <w:jc w:val="left"/>
-            </w:pPr>
-            <w:r>
-              <w:rPr>
-                <w:rFonts w:ascii="Calibri" w:hAnsi="Calibri"/>
-                <w:color w:val="222222"/>
-                <w:sz w:val="18"/>
-              </w:rPr>
-              <w:t>m³/m³ | GEOS-5 Land Model Simulated</w:t>
-            </w:r>
-          </w:p>
-        </w:tc>
-      </w:tr>
-      <w:tr>
-        <w:tc>
-          <w:tcPr>
-            <w:tcW w:type="dxa" w:w="864"/>
-            <w:shd w:fill="F9FAFB"/>
-            <w:tcMar>
-              <w:top w:w="80" w:type="dxa"/>
-              <w:bottom w:w="80" w:type="dxa"/>
-              <w:left w:w="120" w:type="dxa"/>
-              <w:right w:w="120" w:type="dxa"/>
-            </w:tcMar>
-          </w:tcPr>
-          <w:p>
-            <w:pPr>
-              <w:jc w:val="right"/>
-            </w:pPr>
-            <w:r>
-              <w:rPr>
-                <w:rFonts w:ascii="Calibri" w:hAnsi="Calibri"/>
-                <w:color w:val="222222"/>
-                <w:sz w:val="18"/>
-              </w:rPr>
-              <w:t>22</w:t>
-            </w:r>
-          </w:p>
-        </w:tc>
-        <w:tc>
-          <w:tcPr>
-            <w:tcW w:type="dxa" w:w="4608"/>
-            <w:shd w:fill="F9FAFB"/>
-            <w:tcMar>
-              <w:top w:w="80" w:type="dxa"/>
-              <w:bottom w:w="80" w:type="dxa"/>
-              <w:left w:w="120" w:type="dxa"/>
-              <w:right w:w="120" w:type="dxa"/>
-            </w:tcMar>
-          </w:tcPr>
-          <w:p>
-            <w:pPr>
-              <w:jc w:val="left"/>
-            </w:pPr>
-            <w:r>
-              <w:rPr>
-                <w:rFonts w:ascii="Calibri" w:hAnsi="Calibri"/>
-                <w:color w:val="222222"/>
-                <w:sz w:val="18"/>
-              </w:rPr>
-              <w:t>sm_profile_pctl</w:t>
-            </w:r>
-          </w:p>
-        </w:tc>
-        <w:tc>
-          <w:tcPr>
-            <w:tcW w:type="dxa" w:w="3888"/>
-            <w:shd w:fill="F9FAFB"/>
-            <w:tcMar>
-              <w:top w:w="80" w:type="dxa"/>
-              <w:bottom w:w="80" w:type="dxa"/>
-              <w:left w:w="120" w:type="dxa"/>
-              <w:right w:w="120" w:type="dxa"/>
-            </w:tcMar>
-          </w:tcPr>
-          <w:p>
-            <w:pPr>
-              <w:jc w:val="left"/>
-            </w:pPr>
-            <w:r>
-              <w:rPr>
-                <w:rFonts w:ascii="Calibri" w:hAnsi="Calibri"/>
-                <w:color w:val="222222"/>
-                <w:sz w:val="18"/>
-              </w:rPr>
-              <w:t>m³/m³ | GEOS-5 Land Model Simulated</w:t>
-            </w:r>
-          </w:p>
-        </w:tc>
-      </w:tr>
-      <w:tr>
-        <w:tc>
-          <w:tcPr>
-            <w:tcW w:type="dxa" w:w="864"/>
-            <w:shd w:fill="FFFFFF"/>
-            <w:tcMar>
-              <w:top w:w="80" w:type="dxa"/>
-              <w:bottom w:w="80" w:type="dxa"/>
-              <w:left w:w="120" w:type="dxa"/>
-              <w:right w:w="120" w:type="dxa"/>
-            </w:tcMar>
-          </w:tcPr>
-          <w:p>
-            <w:pPr>
-              <w:jc w:val="right"/>
-            </w:pPr>
-            <w:r>
-              <w:rPr>
-                <w:rFonts w:ascii="Calibri" w:hAnsi="Calibri"/>
-                <w:color w:val="222222"/>
-                <w:sz w:val="18"/>
-              </w:rPr>
-              <w:t>23</w:t>
-            </w:r>
-          </w:p>
-        </w:tc>
-        <w:tc>
-          <w:tcPr>
-            <w:tcW w:type="dxa" w:w="4608"/>
-            <w:shd w:fill="FFFFFF"/>
-            <w:tcMar>
-              <w:top w:w="80" w:type="dxa"/>
-              <w:bottom w:w="80" w:type="dxa"/>
-              <w:left w:w="120" w:type="dxa"/>
-              <w:right w:w="120" w:type="dxa"/>
-            </w:tcMar>
-          </w:tcPr>
-          <w:p>
-            <w:pPr>
-              <w:jc w:val="left"/>
-            </w:pPr>
-            <w:r>
-              <w:rPr>
-                <w:rFonts w:ascii="Calibri" w:hAnsi="Calibri"/>
-                <w:color w:val="222222"/>
-                <w:sz w:val="18"/>
-              </w:rPr>
-              <w:t>sm_profile_wetness</w:t>
-            </w:r>
-          </w:p>
-        </w:tc>
-        <w:tc>
-          <w:tcPr>
-            <w:tcW w:type="dxa" w:w="3888"/>
-            <w:shd w:fill="FFFFFF"/>
-            <w:tcMar>
-              <w:top w:w="80" w:type="dxa"/>
-              <w:bottom w:w="80" w:type="dxa"/>
-              <w:left w:w="120" w:type="dxa"/>
-              <w:right w:w="120" w:type="dxa"/>
-            </w:tcMar>
-          </w:tcPr>
-          <w:p>
-            <w:pPr>
-              <w:jc w:val="left"/>
-            </w:pPr>
-            <w:r>
-              <w:rPr>
-                <w:rFonts w:ascii="Calibri" w:hAnsi="Calibri"/>
-                <w:color w:val="222222"/>
-                <w:sz w:val="18"/>
-              </w:rPr>
-              <w:t>m³/m³ | GEOS-5 Land Model Simulated</w:t>
-            </w:r>
-          </w:p>
-        </w:tc>
-      </w:tr>
-      <w:tr>
-        <w:tc>
-          <w:tcPr>
-            <w:tcW w:type="dxa" w:w="864"/>
-            <w:shd w:fill="F9FAFB"/>
-            <w:tcMar>
-              <w:top w:w="80" w:type="dxa"/>
-              <w:bottom w:w="80" w:type="dxa"/>
-              <w:left w:w="120" w:type="dxa"/>
-              <w:right w:w="120" w:type="dxa"/>
-            </w:tcMar>
-          </w:tcPr>
-          <w:p>
-            <w:pPr>
-              <w:jc w:val="right"/>
-            </w:pPr>
-            <w:r>
-              <w:rPr>
-                <w:rFonts w:ascii="Calibri" w:hAnsi="Calibri"/>
-                <w:color w:val="222222"/>
-                <w:sz w:val="18"/>
-              </w:rPr>
-              <w:t>24</w:t>
-            </w:r>
-          </w:p>
-        </w:tc>
-        <w:tc>
-          <w:tcPr>
-            <w:tcW w:type="dxa" w:w="4608"/>
-            <w:shd w:fill="F9FAFB"/>
-            <w:tcMar>
-              <w:top w:w="80" w:type="dxa"/>
-              <w:bottom w:w="80" w:type="dxa"/>
-              <w:left w:w="120" w:type="dxa"/>
-              <w:right w:w="120" w:type="dxa"/>
-            </w:tcMar>
-          </w:tcPr>
-          <w:p>
-            <w:pPr>
-              <w:jc w:val="left"/>
-            </w:pPr>
-            <w:r>
-              <w:rPr>
-                <w:rFonts w:ascii="Calibri" w:hAnsi="Calibri"/>
-                <w:color w:val="222222"/>
-                <w:sz w:val="18"/>
-              </w:rPr>
-              <w:t>sm_rootzone</w:t>
-            </w:r>
-          </w:p>
-        </w:tc>
-        <w:tc>
-          <w:tcPr>
-            <w:tcW w:type="dxa" w:w="3888"/>
-            <w:shd w:fill="F9FAFB"/>
-            <w:tcMar>
-              <w:top w:w="80" w:type="dxa"/>
-              <w:bottom w:w="80" w:type="dxa"/>
-              <w:left w:w="120" w:type="dxa"/>
-              <w:right w:w="120" w:type="dxa"/>
-            </w:tcMar>
-          </w:tcPr>
-          <w:p>
-            <w:pPr>
-              <w:jc w:val="left"/>
-            </w:pPr>
-            <w:r>
-              <w:rPr>
-                <w:rFonts w:ascii="Calibri" w:hAnsi="Calibri"/>
-                <w:color w:val="222222"/>
-                <w:sz w:val="18"/>
-              </w:rPr>
-              <w:t>m³/m³ | GEOS-5 Land Model Simulated</w:t>
-            </w:r>
-          </w:p>
-        </w:tc>
-      </w:tr>
-      <w:tr>
-        <w:tc>
-          <w:tcPr>
-            <w:tcW w:type="dxa" w:w="864"/>
-            <w:shd w:fill="FFFFFF"/>
-            <w:tcMar>
-              <w:top w:w="80" w:type="dxa"/>
-              <w:bottom w:w="80" w:type="dxa"/>
-              <w:left w:w="120" w:type="dxa"/>
-              <w:right w:w="120" w:type="dxa"/>
-            </w:tcMar>
-          </w:tcPr>
-          <w:p>
-            <w:pPr>
-              <w:jc w:val="right"/>
-            </w:pPr>
-            <w:r>
-              <w:rPr>
-                <w:rFonts w:ascii="Calibri" w:hAnsi="Calibri"/>
-                <w:color w:val="222222"/>
-                <w:sz w:val="18"/>
-              </w:rPr>
-              <w:t>25</w:t>
-            </w:r>
-          </w:p>
-        </w:tc>
-        <w:tc>
-          <w:tcPr>
-            <w:tcW w:type="dxa" w:w="4608"/>
-            <w:shd w:fill="FFFFFF"/>
-            <w:tcMar>
-              <w:top w:w="80" w:type="dxa"/>
-              <w:bottom w:w="80" w:type="dxa"/>
-              <w:left w:w="120" w:type="dxa"/>
-              <w:right w:w="120" w:type="dxa"/>
-            </w:tcMar>
-          </w:tcPr>
-          <w:p>
-            <w:pPr>
-              <w:jc w:val="left"/>
-            </w:pPr>
-            <w:r>
-              <w:rPr>
-                <w:rFonts w:ascii="Calibri" w:hAnsi="Calibri"/>
-                <w:color w:val="222222"/>
-                <w:sz w:val="18"/>
-              </w:rPr>
-              <w:t>sm_rootzone_pctl</w:t>
-            </w:r>
-          </w:p>
-        </w:tc>
-        <w:tc>
-          <w:tcPr>
-            <w:tcW w:type="dxa" w:w="3888"/>
-            <w:shd w:fill="FFFFFF"/>
-            <w:tcMar>
-              <w:top w:w="80" w:type="dxa"/>
-              <w:bottom w:w="80" w:type="dxa"/>
-              <w:left w:w="120" w:type="dxa"/>
-              <w:right w:w="120" w:type="dxa"/>
-            </w:tcMar>
-          </w:tcPr>
-          <w:p>
-            <w:pPr>
-              <w:jc w:val="left"/>
-            </w:pPr>
-            <w:r>
-              <w:rPr>
-                <w:rFonts w:ascii="Calibri" w:hAnsi="Calibri"/>
-                <w:color w:val="222222"/>
-                <w:sz w:val="18"/>
-              </w:rPr>
-              <w:t>m³/m³ | GEOS-5 Land Model Simulated</w:t>
-            </w:r>
-          </w:p>
-        </w:tc>
-      </w:tr>
-      <w:tr>
-        <w:tc>
-          <w:tcPr>
-            <w:tcW w:type="dxa" w:w="864"/>
-            <w:shd w:fill="F9FAFB"/>
-            <w:tcMar>
-              <w:top w:w="80" w:type="dxa"/>
-              <w:bottom w:w="80" w:type="dxa"/>
-              <w:left w:w="120" w:type="dxa"/>
-              <w:right w:w="120" w:type="dxa"/>
-            </w:tcMar>
-          </w:tcPr>
-          <w:p>
-            <w:pPr>
-              <w:jc w:val="right"/>
-            </w:pPr>
-            <w:r>
-              <w:rPr>
-                <w:rFonts w:ascii="Calibri" w:hAnsi="Calibri"/>
-                <w:color w:val="222222"/>
-                <w:sz w:val="18"/>
-              </w:rPr>
-              <w:t>26</w:t>
-            </w:r>
-          </w:p>
-        </w:tc>
-        <w:tc>
-          <w:tcPr>
-            <w:tcW w:type="dxa" w:w="4608"/>
-            <w:shd w:fill="F9FAFB"/>
-            <w:tcMar>
-              <w:top w:w="80" w:type="dxa"/>
-              <w:bottom w:w="80" w:type="dxa"/>
-              <w:left w:w="120" w:type="dxa"/>
-              <w:right w:w="120" w:type="dxa"/>
-            </w:tcMar>
-          </w:tcPr>
-          <w:p>
-            <w:pPr>
-              <w:jc w:val="left"/>
-            </w:pPr>
-            <w:r>
-              <w:rPr>
-                <w:rFonts w:ascii="Calibri" w:hAnsi="Calibri"/>
-                <w:color w:val="222222"/>
-                <w:sz w:val="18"/>
-              </w:rPr>
-              <w:t>sm_rootzone_wetness</w:t>
-            </w:r>
-          </w:p>
-        </w:tc>
-        <w:tc>
-          <w:tcPr>
-            <w:tcW w:type="dxa" w:w="3888"/>
-            <w:shd w:fill="F9FAFB"/>
-            <w:tcMar>
-              <w:top w:w="80" w:type="dxa"/>
-              <w:bottom w:w="80" w:type="dxa"/>
-              <w:left w:w="120" w:type="dxa"/>
-              <w:right w:w="120" w:type="dxa"/>
-            </w:tcMar>
-          </w:tcPr>
-          <w:p>
-            <w:pPr>
-              <w:jc w:val="left"/>
-            </w:pPr>
-            <w:r>
-              <w:rPr>
-                <w:rFonts w:ascii="Calibri" w:hAnsi="Calibri"/>
-                <w:color w:val="222222"/>
-                <w:sz w:val="18"/>
-              </w:rPr>
-              <w:t>m³/m³ | GEOS-5 Land Model Simulated</w:t>
-            </w:r>
-          </w:p>
-        </w:tc>
-      </w:tr>
-      <w:tr>
-        <w:tc>
-          <w:tcPr>
-            <w:tcW w:type="dxa" w:w="864"/>
-            <w:shd w:fill="FFFFFF"/>
-            <w:tcMar>
-              <w:top w:w="80" w:type="dxa"/>
-              <w:bottom w:w="80" w:type="dxa"/>
-              <w:left w:w="120" w:type="dxa"/>
-              <w:right w:w="120" w:type="dxa"/>
-            </w:tcMar>
-          </w:tcPr>
-          <w:p>
-            <w:pPr>
-              <w:jc w:val="right"/>
-            </w:pPr>
-            <w:r>
-              <w:rPr>
-                <w:rFonts w:ascii="Calibri" w:hAnsi="Calibri"/>
-                <w:color w:val="222222"/>
-                <w:sz w:val="18"/>
-              </w:rPr>
-              <w:t>27</w:t>
-            </w:r>
-          </w:p>
-        </w:tc>
-        <w:tc>
-          <w:tcPr>
-            <w:tcW w:type="dxa" w:w="4608"/>
-            <w:shd w:fill="FFFFFF"/>
-            <w:tcMar>
-              <w:top w:w="80" w:type="dxa"/>
-              <w:bottom w:w="80" w:type="dxa"/>
-              <w:left w:w="120" w:type="dxa"/>
-              <w:right w:w="120" w:type="dxa"/>
-            </w:tcMar>
-          </w:tcPr>
-          <w:p>
-            <w:pPr>
-              <w:jc w:val="left"/>
-            </w:pPr>
-            <w:r>
-              <w:rPr>
-                <w:rFonts w:ascii="Calibri" w:hAnsi="Calibri"/>
-                <w:color w:val="222222"/>
-                <w:sz w:val="18"/>
-              </w:rPr>
-              <w:t>sm_surface_wetness</w:t>
-            </w:r>
-          </w:p>
-        </w:tc>
-        <w:tc>
-          <w:tcPr>
-            <w:tcW w:type="dxa" w:w="3888"/>
-            <w:shd w:fill="FFFFFF"/>
-            <w:tcMar>
-              <w:top w:w="80" w:type="dxa"/>
-              <w:bottom w:w="80" w:type="dxa"/>
-              <w:left w:w="120" w:type="dxa"/>
-              <w:right w:w="120" w:type="dxa"/>
-            </w:tcMar>
-          </w:tcPr>
-          <w:p>
-            <w:pPr>
-              <w:jc w:val="left"/>
-            </w:pPr>
-            <w:r>
-              <w:rPr>
-                <w:rFonts w:ascii="Calibri" w:hAnsi="Calibri"/>
-                <w:color w:val="222222"/>
-                <w:sz w:val="18"/>
-              </w:rPr>
-              <w:t>m³/m³ | GEOS-5 Land Model Simulated</w:t>
-            </w:r>
-          </w:p>
-        </w:tc>
-      </w:tr>
-      <w:tr>
-        <w:tc>
-          <w:tcPr>
-            <w:tcW w:type="dxa" w:w="864"/>
-            <w:shd w:fill="F9FAFB"/>
-            <w:tcMar>
-              <w:top w:w="80" w:type="dxa"/>
-              <w:bottom w:w="80" w:type="dxa"/>
-              <w:left w:w="120" w:type="dxa"/>
-              <w:right w:w="120" w:type="dxa"/>
-            </w:tcMar>
-          </w:tcPr>
-          <w:p>
-            <w:pPr>
-              <w:jc w:val="right"/>
-            </w:pPr>
-            <w:r>
-              <w:rPr>
-                <w:rFonts w:ascii="Calibri" w:hAnsi="Calibri"/>
-                <w:color w:val="222222"/>
-                <w:sz w:val="18"/>
-              </w:rPr>
-              <w:t>28</w:t>
-            </w:r>
-          </w:p>
-        </w:tc>
-        <w:tc>
-          <w:tcPr>
-            <w:tcW w:type="dxa" w:w="4608"/>
-            <w:shd w:fill="F9FAFB"/>
-            <w:tcMar>
-              <w:top w:w="80" w:type="dxa"/>
-              <w:bottom w:w="80" w:type="dxa"/>
-              <w:left w:w="120" w:type="dxa"/>
-              <w:right w:w="120" w:type="dxa"/>
-            </w:tcMar>
-          </w:tcPr>
-          <w:p>
-            <w:pPr>
-              <w:jc w:val="left"/>
-            </w:pPr>
-            <w:r>
-              <w:rPr>
-                <w:rFonts w:ascii="Calibri" w:hAnsi="Calibri"/>
-                <w:color w:val="222222"/>
-                <w:sz w:val="18"/>
-              </w:rPr>
-              <w:t>snow_depth</w:t>
-            </w:r>
-          </w:p>
-        </w:tc>
-        <w:tc>
-          <w:tcPr>
-            <w:tcW w:type="dxa" w:w="3888"/>
-            <w:shd w:fill="F9FAFB"/>
-            <w:tcMar>
-              <w:top w:w="80" w:type="dxa"/>
-              <w:bottom w:w="80" w:type="dxa"/>
-              <w:left w:w="120" w:type="dxa"/>
-              <w:right w:w="120" w:type="dxa"/>
-            </w:tcMar>
-          </w:tcPr>
-          <w:p>
-            <w:pPr>
-              <w:jc w:val="left"/>
-            </w:pPr>
-            <w:r>
-              <w:rPr>
-                <w:rFonts w:ascii="Calibri" w:hAnsi="Calibri"/>
-                <w:color w:val="222222"/>
-                <w:sz w:val="18"/>
-              </w:rPr>
-              <w:t>kg/m²/s | GEOS-5 Land Model Simulated</w:t>
-            </w:r>
-          </w:p>
-        </w:tc>
-      </w:tr>
-      <w:tr>
-        <w:tc>
-          <w:tcPr>
-            <w:tcW w:type="dxa" w:w="864"/>
-            <w:shd w:fill="FFFFFF"/>
-            <w:tcMar>
-              <w:top w:w="80" w:type="dxa"/>
-              <w:bottom w:w="80" w:type="dxa"/>
-              <w:left w:w="120" w:type="dxa"/>
-              <w:right w:w="120" w:type="dxa"/>
-            </w:tcMar>
-          </w:tcPr>
-          <w:p>
-            <w:pPr>
-              <w:jc w:val="right"/>
-            </w:pPr>
-            <w:r>
-              <w:rPr>
-                <w:rFonts w:ascii="Calibri" w:hAnsi="Calibri"/>
-                <w:color w:val="222222"/>
-                <w:sz w:val="18"/>
-              </w:rPr>
-              <w:t>29</w:t>
-            </w:r>
-          </w:p>
-        </w:tc>
-        <w:tc>
-          <w:tcPr>
-            <w:tcW w:type="dxa" w:w="4608"/>
-            <w:shd w:fill="FFFFFF"/>
-            <w:tcMar>
-              <w:top w:w="80" w:type="dxa"/>
-              <w:bottom w:w="80" w:type="dxa"/>
-              <w:left w:w="120" w:type="dxa"/>
-              <w:right w:w="120" w:type="dxa"/>
-            </w:tcMar>
-          </w:tcPr>
-          <w:p>
-            <w:pPr>
-              <w:jc w:val="left"/>
-            </w:pPr>
-            <w:r>
-              <w:rPr>
-                <w:rFonts w:ascii="Calibri" w:hAnsi="Calibri"/>
-                <w:color w:val="222222"/>
-                <w:sz w:val="18"/>
-              </w:rPr>
-              <w:t>snow_mass</w:t>
-            </w:r>
-          </w:p>
-        </w:tc>
-        <w:tc>
-          <w:tcPr>
-            <w:tcW w:type="dxa" w:w="3888"/>
-            <w:shd w:fill="FFFFFF"/>
-            <w:tcMar>
-              <w:top w:w="80" w:type="dxa"/>
-              <w:bottom w:w="80" w:type="dxa"/>
-              <w:left w:w="120" w:type="dxa"/>
-              <w:right w:w="120" w:type="dxa"/>
-            </w:tcMar>
-          </w:tcPr>
-          <w:p>
-            <w:pPr>
-              <w:jc w:val="left"/>
-            </w:pPr>
-            <w:r>
-              <w:rPr>
-                <w:rFonts w:ascii="Calibri" w:hAnsi="Calibri"/>
-                <w:color w:val="222222"/>
-                <w:sz w:val="18"/>
-              </w:rPr>
-              <w:t>kg/m²/s | GEOS-5 Land Model Simulated</w:t>
-            </w:r>
-          </w:p>
-        </w:tc>
-      </w:tr>
-      <w:tr>
-        <w:tc>
-          <w:tcPr>
-            <w:tcW w:type="dxa" w:w="864"/>
-            <w:shd w:fill="F9FAFB"/>
-            <w:tcMar>
-              <w:top w:w="80" w:type="dxa"/>
-              <w:bottom w:w="80" w:type="dxa"/>
-              <w:left w:w="120" w:type="dxa"/>
-              <w:right w:w="120" w:type="dxa"/>
-            </w:tcMar>
-          </w:tcPr>
-          <w:p>
-            <w:pPr>
-              <w:jc w:val="right"/>
-            </w:pPr>
-            <w:r>
-              <w:rPr>
-                <w:rFonts w:ascii="Calibri" w:hAnsi="Calibri"/>
-                <w:color w:val="222222"/>
-                <w:sz w:val="18"/>
-              </w:rPr>
-              <w:t>30</w:t>
-            </w:r>
-          </w:p>
-        </w:tc>
-        <w:tc>
-          <w:tcPr>
-            <w:tcW w:type="dxa" w:w="4608"/>
-            <w:shd w:fill="F9FAFB"/>
-            <w:tcMar>
-              <w:top w:w="80" w:type="dxa"/>
-              <w:bottom w:w="80" w:type="dxa"/>
-              <w:left w:w="120" w:type="dxa"/>
-              <w:right w:w="120" w:type="dxa"/>
-            </w:tcMar>
-          </w:tcPr>
-          <w:p>
-            <w:pPr>
-              <w:jc w:val="left"/>
-            </w:pPr>
-            <w:r>
-              <w:rPr>
-                <w:rFonts w:ascii="Calibri" w:hAnsi="Calibri"/>
-                <w:color w:val="222222"/>
-                <w:sz w:val="18"/>
-              </w:rPr>
-              <w:t>snow_melt_flux</w:t>
-            </w:r>
-          </w:p>
-        </w:tc>
-        <w:tc>
-          <w:tcPr>
-            <w:tcW w:type="dxa" w:w="3888"/>
-            <w:shd w:fill="F9FAFB"/>
-            <w:tcMar>
-              <w:top w:w="80" w:type="dxa"/>
-              <w:bottom w:w="80" w:type="dxa"/>
-              <w:left w:w="120" w:type="dxa"/>
-              <w:right w:w="120" w:type="dxa"/>
-            </w:tcMar>
-          </w:tcPr>
-          <w:p>
-            <w:pPr>
-              <w:jc w:val="left"/>
-            </w:pPr>
-            <w:r>
-              <w:rPr>
-                <w:rFonts w:ascii="Calibri" w:hAnsi="Calibri"/>
-                <w:color w:val="222222"/>
-                <w:sz w:val="18"/>
-              </w:rPr>
-              <w:t>kg/m²/s | GEOS-5 Land Model Simulated</w:t>
-            </w:r>
-          </w:p>
-        </w:tc>
-      </w:tr>
-      <w:tr>
-        <w:tc>
-          <w:tcPr>
-            <w:tcW w:type="dxa" w:w="864"/>
-            <w:shd w:fill="FFFFFF"/>
-            <w:tcMar>
-              <w:top w:w="80" w:type="dxa"/>
-              <w:bottom w:w="80" w:type="dxa"/>
-              <w:left w:w="120" w:type="dxa"/>
-              <w:right w:w="120" w:type="dxa"/>
-            </w:tcMar>
-          </w:tcPr>
-          <w:p>
-            <w:pPr>
-              <w:jc w:val="right"/>
-            </w:pPr>
-            <w:r>
-              <w:rPr>
-                <w:rFonts w:ascii="Calibri" w:hAnsi="Calibri"/>
-                <w:color w:val="222222"/>
-                <w:sz w:val="18"/>
-              </w:rPr>
-              <w:t>31</w:t>
-            </w:r>
-          </w:p>
-        </w:tc>
-        <w:tc>
-          <w:tcPr>
-            <w:tcW w:type="dxa" w:w="4608"/>
-            <w:shd w:fill="FFFFFF"/>
-            <w:tcMar>
-              <w:top w:w="80" w:type="dxa"/>
-              <w:bottom w:w="80" w:type="dxa"/>
-              <w:left w:w="120" w:type="dxa"/>
-              <w:right w:w="120" w:type="dxa"/>
-            </w:tcMar>
-          </w:tcPr>
-          <w:p>
-            <w:pPr>
-              <w:jc w:val="left"/>
-            </w:pPr>
-            <w:r>
-              <w:rPr>
-                <w:rFonts w:ascii="Calibri" w:hAnsi="Calibri"/>
-                <w:color w:val="222222"/>
-                <w:sz w:val="18"/>
-              </w:rPr>
-              <w:t>snowfall_surface_flux</w:t>
-            </w:r>
-          </w:p>
-        </w:tc>
-        <w:tc>
-          <w:tcPr>
-            <w:tcW w:type="dxa" w:w="3888"/>
-            <w:shd w:fill="FFFFFF"/>
-            <w:tcMar>
-              <w:top w:w="80" w:type="dxa"/>
-              <w:bottom w:w="80" w:type="dxa"/>
-              <w:left w:w="120" w:type="dxa"/>
-              <w:right w:w="120" w:type="dxa"/>
-            </w:tcMar>
-          </w:tcPr>
-          <w:p>
-            <w:pPr>
-              <w:jc w:val="left"/>
-            </w:pPr>
-            <w:r>
-              <w:rPr>
-                <w:rFonts w:ascii="Calibri" w:hAnsi="Calibri"/>
-                <w:color w:val="222222"/>
-                <w:sz w:val="18"/>
-              </w:rPr>
-              <w:t>kg/m²/s | GEOS-5 Land Model Simulated</w:t>
-            </w:r>
-          </w:p>
-        </w:tc>
-      </w:tr>
-      <w:tr>
-        <w:tc>
-          <w:tcPr>
-            <w:tcW w:type="dxa" w:w="864"/>
-            <w:shd w:fill="F9FAFB"/>
-            <w:tcMar>
-              <w:top w:w="80" w:type="dxa"/>
-              <w:bottom w:w="80" w:type="dxa"/>
-              <w:left w:w="120" w:type="dxa"/>
-              <w:right w:w="120" w:type="dxa"/>
-            </w:tcMar>
-          </w:tcPr>
-          <w:p>
-            <w:pPr>
-              <w:jc w:val="right"/>
-            </w:pPr>
-            <w:r>
-              <w:rPr>
-                <w:rFonts w:ascii="Calibri" w:hAnsi="Calibri"/>
-                <w:color w:val="222222"/>
-                <w:sz w:val="18"/>
-              </w:rPr>
-              <w:t>32</w:t>
-            </w:r>
-          </w:p>
-        </w:tc>
-        <w:tc>
-          <w:tcPr>
-            <w:tcW w:type="dxa" w:w="4608"/>
-            <w:shd w:fill="F9FAFB"/>
-            <w:tcMar>
-              <w:top w:w="80" w:type="dxa"/>
-              <w:bottom w:w="80" w:type="dxa"/>
-              <w:left w:w="120" w:type="dxa"/>
-              <w:right w:w="120" w:type="dxa"/>
-            </w:tcMar>
-          </w:tcPr>
-          <w:p>
-            <w:pPr>
-              <w:jc w:val="left"/>
-            </w:pPr>
-            <w:r>
-              <w:rPr>
-                <w:rFonts w:ascii="Calibri" w:hAnsi="Calibri"/>
-                <w:color w:val="222222"/>
-                <w:sz w:val="18"/>
-              </w:rPr>
-              <w:t>soil_temp_layer1</w:t>
-            </w:r>
-          </w:p>
-        </w:tc>
-        <w:tc>
-          <w:tcPr>
-            <w:tcW w:type="dxa" w:w="3888"/>
-            <w:shd w:fill="F9FAFB"/>
-            <w:tcMar>
-              <w:top w:w="80" w:type="dxa"/>
-              <w:bottom w:w="80" w:type="dxa"/>
-              <w:left w:w="120" w:type="dxa"/>
-              <w:right w:w="120" w:type="dxa"/>
-            </w:tcMar>
-          </w:tcPr>
-          <w:p>
-            <w:pPr>
-              <w:jc w:val="left"/>
-            </w:pPr>
-            <w:r>
-              <w:rPr>
-                <w:rFonts w:ascii="Calibri" w:hAnsi="Calibri"/>
-                <w:color w:val="222222"/>
-                <w:sz w:val="18"/>
-              </w:rPr>
-              <w:t>K | GEOS-5 Land Model Simulated</w:t>
-            </w:r>
-          </w:p>
-        </w:tc>
-      </w:tr>
-      <w:tr>
-        <w:tc>
-          <w:tcPr>
-            <w:tcW w:type="dxa" w:w="864"/>
-            <w:shd w:fill="FFFFFF"/>
-            <w:tcMar>
-              <w:top w:w="80" w:type="dxa"/>
-              <w:bottom w:w="80" w:type="dxa"/>
-              <w:left w:w="120" w:type="dxa"/>
-              <w:right w:w="120" w:type="dxa"/>
-            </w:tcMar>
-          </w:tcPr>
-          <w:p>
-            <w:pPr>
-              <w:jc w:val="right"/>
-            </w:pPr>
-            <w:r>
-              <w:rPr>
-                <w:rFonts w:ascii="Calibri" w:hAnsi="Calibri"/>
-                <w:color w:val="222222"/>
-                <w:sz w:val="18"/>
-              </w:rPr>
-              <w:t>33</w:t>
-            </w:r>
-          </w:p>
-        </w:tc>
-        <w:tc>
-          <w:tcPr>
-            <w:tcW w:type="dxa" w:w="4608"/>
-            <w:shd w:fill="FFFFFF"/>
-            <w:tcMar>
-              <w:top w:w="80" w:type="dxa"/>
-              <w:bottom w:w="80" w:type="dxa"/>
-              <w:left w:w="120" w:type="dxa"/>
-              <w:right w:w="120" w:type="dxa"/>
-            </w:tcMar>
-          </w:tcPr>
-          <w:p>
-            <w:pPr>
-              <w:jc w:val="left"/>
-            </w:pPr>
-            <w:r>
-              <w:rPr>
-                <w:rFonts w:ascii="Calibri" w:hAnsi="Calibri"/>
-                <w:color w:val="222222"/>
-                <w:sz w:val="18"/>
-              </w:rPr>
-              <w:t>soil_temp_layer2</w:t>
-            </w:r>
-          </w:p>
-        </w:tc>
-        <w:tc>
-          <w:tcPr>
-            <w:tcW w:type="dxa" w:w="3888"/>
-            <w:shd w:fill="FFFFFF"/>
-            <w:tcMar>
-              <w:top w:w="80" w:type="dxa"/>
-              <w:bottom w:w="80" w:type="dxa"/>
-              <w:left w:w="120" w:type="dxa"/>
-              <w:right w:w="120" w:type="dxa"/>
-            </w:tcMar>
-          </w:tcPr>
-          <w:p>
-            <w:pPr>
-              <w:jc w:val="left"/>
-            </w:pPr>
-            <w:r>
-              <w:rPr>
-                <w:rFonts w:ascii="Calibri" w:hAnsi="Calibri"/>
-                <w:color w:val="222222"/>
-                <w:sz w:val="18"/>
-              </w:rPr>
-              <w:t>K | GEOS-5 Land Model Simulated</w:t>
-            </w:r>
-          </w:p>
-        </w:tc>
-      </w:tr>
-      <w:tr>
-        <w:tc>
-          <w:tcPr>
-            <w:tcW w:type="dxa" w:w="864"/>
-            <w:shd w:fill="F9FAFB"/>
-            <w:tcMar>
-              <w:top w:w="80" w:type="dxa"/>
-              <w:bottom w:w="80" w:type="dxa"/>
-              <w:left w:w="120" w:type="dxa"/>
-              <w:right w:w="120" w:type="dxa"/>
-            </w:tcMar>
-          </w:tcPr>
-          <w:p>
-            <w:pPr>
-              <w:jc w:val="right"/>
-            </w:pPr>
-            <w:r>
-              <w:rPr>
-                <w:rFonts w:ascii="Calibri" w:hAnsi="Calibri"/>
-                <w:color w:val="222222"/>
-                <w:sz w:val="18"/>
-              </w:rPr>
-              <w:t>34</w:t>
-            </w:r>
-          </w:p>
-        </w:tc>
-        <w:tc>
-          <w:tcPr>
-            <w:tcW w:type="dxa" w:w="4608"/>
-            <w:shd w:fill="F9FAFB"/>
-            <w:tcMar>
-              <w:top w:w="80" w:type="dxa"/>
-              <w:bottom w:w="80" w:type="dxa"/>
-              <w:left w:w="120" w:type="dxa"/>
-              <w:right w:w="120" w:type="dxa"/>
-            </w:tcMar>
-          </w:tcPr>
-          <w:p>
-            <w:pPr>
-              <w:jc w:val="left"/>
-            </w:pPr>
-            <w:r>
-              <w:rPr>
-                <w:rFonts w:ascii="Calibri" w:hAnsi="Calibri"/>
-                <w:color w:val="222222"/>
-                <w:sz w:val="18"/>
-              </w:rPr>
-              <w:t>soil_temp_layer3</w:t>
-            </w:r>
-          </w:p>
-        </w:tc>
-        <w:tc>
-          <w:tcPr>
-            <w:tcW w:type="dxa" w:w="3888"/>
-            <w:shd w:fill="F9FAFB"/>
-            <w:tcMar>
-              <w:top w:w="80" w:type="dxa"/>
-              <w:bottom w:w="80" w:type="dxa"/>
-              <w:left w:w="120" w:type="dxa"/>
-              <w:right w:w="120" w:type="dxa"/>
-            </w:tcMar>
-          </w:tcPr>
-          <w:p>
-            <w:pPr>
-              <w:jc w:val="left"/>
-            </w:pPr>
-            <w:r>
-              <w:rPr>
-                <w:rFonts w:ascii="Calibri" w:hAnsi="Calibri"/>
-                <w:color w:val="222222"/>
-                <w:sz w:val="18"/>
-              </w:rPr>
-              <w:t>K | GEOS-5 Land Model Simulated</w:t>
-            </w:r>
-          </w:p>
-        </w:tc>
-      </w:tr>
-      <w:tr>
-        <w:tc>
-          <w:tcPr>
-            <w:tcW w:type="dxa" w:w="864"/>
-            <w:shd w:fill="FFFFFF"/>
-            <w:tcMar>
-              <w:top w:w="80" w:type="dxa"/>
-              <w:bottom w:w="80" w:type="dxa"/>
-              <w:left w:w="120" w:type="dxa"/>
-              <w:right w:w="120" w:type="dxa"/>
-            </w:tcMar>
-          </w:tcPr>
-          <w:p>
-            <w:pPr>
-              <w:jc w:val="right"/>
-            </w:pPr>
-            <w:r>
-              <w:rPr>
-                <w:rFonts w:ascii="Calibri" w:hAnsi="Calibri"/>
-                <w:color w:val="222222"/>
-                <w:sz w:val="18"/>
-              </w:rPr>
-              <w:t>35</w:t>
-            </w:r>
-          </w:p>
-        </w:tc>
-        <w:tc>
-          <w:tcPr>
-            <w:tcW w:type="dxa" w:w="4608"/>
-            <w:shd w:fill="FFFFFF"/>
-            <w:tcMar>
-              <w:top w:w="80" w:type="dxa"/>
-              <w:bottom w:w="80" w:type="dxa"/>
-              <w:left w:w="120" w:type="dxa"/>
-              <w:right w:w="120" w:type="dxa"/>
-            </w:tcMar>
-          </w:tcPr>
-          <w:p>
-            <w:pPr>
-              <w:jc w:val="left"/>
-            </w:pPr>
-            <w:r>
-              <w:rPr>
-                <w:rFonts w:ascii="Calibri" w:hAnsi="Calibri"/>
-                <w:color w:val="222222"/>
-                <w:sz w:val="18"/>
-              </w:rPr>
-              <w:t>soil_temp_layer4</w:t>
-            </w:r>
-          </w:p>
-        </w:tc>
-        <w:tc>
-          <w:tcPr>
-            <w:tcW w:type="dxa" w:w="3888"/>
-            <w:shd w:fill="FFFFFF"/>
-            <w:tcMar>
-              <w:top w:w="80" w:type="dxa"/>
-              <w:bottom w:w="80" w:type="dxa"/>
-              <w:left w:w="120" w:type="dxa"/>
-              <w:right w:w="120" w:type="dxa"/>
-            </w:tcMar>
-          </w:tcPr>
-          <w:p>
-            <w:pPr>
-              <w:jc w:val="left"/>
-            </w:pPr>
-            <w:r>
-              <w:rPr>
-                <w:rFonts w:ascii="Calibri" w:hAnsi="Calibri"/>
-                <w:color w:val="222222"/>
-                <w:sz w:val="18"/>
-              </w:rPr>
-              <w:t>K | GEOS-5 Land Model Simulated</w:t>
-            </w:r>
-          </w:p>
-        </w:tc>
-      </w:tr>
-      <w:tr>
-        <w:tc>
-          <w:tcPr>
-            <w:tcW w:type="dxa" w:w="864"/>
-            <w:shd w:fill="F9FAFB"/>
-            <w:tcMar>
-              <w:top w:w="80" w:type="dxa"/>
-              <w:bottom w:w="80" w:type="dxa"/>
-              <w:left w:w="120" w:type="dxa"/>
-              <w:right w:w="120" w:type="dxa"/>
-            </w:tcMar>
-          </w:tcPr>
-          <w:p>
-            <w:pPr>
-              <w:jc w:val="right"/>
-            </w:pPr>
-            <w:r>
-              <w:rPr>
-                <w:rFonts w:ascii="Calibri" w:hAnsi="Calibri"/>
-                <w:color w:val="222222"/>
-                <w:sz w:val="18"/>
-              </w:rPr>
-              <w:t>36</w:t>
-            </w:r>
-          </w:p>
-        </w:tc>
-        <w:tc>
-          <w:tcPr>
-            <w:tcW w:type="dxa" w:w="4608"/>
-            <w:shd w:fill="F9FAFB"/>
-            <w:tcMar>
-              <w:top w:w="80" w:type="dxa"/>
-              <w:bottom w:w="80" w:type="dxa"/>
-              <w:left w:w="120" w:type="dxa"/>
-              <w:right w:w="120" w:type="dxa"/>
-            </w:tcMar>
-          </w:tcPr>
-          <w:p>
-            <w:pPr>
-              <w:jc w:val="left"/>
-            </w:pPr>
-            <w:r>
-              <w:rPr>
-                <w:rFonts w:ascii="Calibri" w:hAnsi="Calibri"/>
-                <w:color w:val="222222"/>
-                <w:sz w:val="18"/>
-              </w:rPr>
-              <w:t>soil_temp_layer5</w:t>
-            </w:r>
-          </w:p>
-        </w:tc>
-        <w:tc>
-          <w:tcPr>
-            <w:tcW w:type="dxa" w:w="3888"/>
-            <w:shd w:fill="F9FAFB"/>
-            <w:tcMar>
-              <w:top w:w="80" w:type="dxa"/>
-              <w:bottom w:w="80" w:type="dxa"/>
-              <w:left w:w="120" w:type="dxa"/>
-              <w:right w:w="120" w:type="dxa"/>
-            </w:tcMar>
-          </w:tcPr>
-          <w:p>
-            <w:pPr>
-              <w:jc w:val="left"/>
-            </w:pPr>
-            <w:r>
-              <w:rPr>
-                <w:rFonts w:ascii="Calibri" w:hAnsi="Calibri"/>
-                <w:color w:val="222222"/>
-                <w:sz w:val="18"/>
-              </w:rPr>
-              <w:t>K | GEOS-5 Land Model Simulated</w:t>
-            </w:r>
-          </w:p>
-        </w:tc>
-      </w:tr>
-      <w:tr>
-        <w:tc>
-          <w:tcPr>
-            <w:tcW w:type="dxa" w:w="864"/>
-            <w:shd w:fill="FFFFFF"/>
-            <w:tcMar>
-              <w:top w:w="80" w:type="dxa"/>
-              <w:bottom w:w="80" w:type="dxa"/>
-              <w:left w:w="120" w:type="dxa"/>
-              <w:right w:w="120" w:type="dxa"/>
-            </w:tcMar>
-          </w:tcPr>
-          <w:p>
-            <w:pPr>
-              <w:jc w:val="right"/>
-            </w:pPr>
-            <w:r>
-              <w:rPr>
-                <w:rFonts w:ascii="Calibri" w:hAnsi="Calibri"/>
-                <w:color w:val="222222"/>
-                <w:sz w:val="18"/>
-              </w:rPr>
-              <w:t>37</w:t>
-            </w:r>
-          </w:p>
-        </w:tc>
-        <w:tc>
-          <w:tcPr>
-            <w:tcW w:type="dxa" w:w="4608"/>
-            <w:shd w:fill="FFFFFF"/>
-            <w:tcMar>
-              <w:top w:w="80" w:type="dxa"/>
-              <w:bottom w:w="80" w:type="dxa"/>
-              <w:left w:w="120" w:type="dxa"/>
-              <w:right w:w="120" w:type="dxa"/>
-            </w:tcMar>
-          </w:tcPr>
-          <w:p>
-            <w:pPr>
-              <w:jc w:val="left"/>
-            </w:pPr>
-            <w:r>
-              <w:rPr>
-                <w:rFonts w:ascii="Calibri" w:hAnsi="Calibri"/>
-                <w:color w:val="222222"/>
-                <w:sz w:val="18"/>
-              </w:rPr>
-              <w:t>soil_temp_layer6</w:t>
-            </w:r>
-          </w:p>
-        </w:tc>
-        <w:tc>
-          <w:tcPr>
-            <w:tcW w:type="dxa" w:w="3888"/>
-            <w:shd w:fill="FFFFFF"/>
-            <w:tcMar>
-              <w:top w:w="80" w:type="dxa"/>
-              <w:bottom w:w="80" w:type="dxa"/>
-              <w:left w:w="120" w:type="dxa"/>
-              <w:right w:w="120" w:type="dxa"/>
-            </w:tcMar>
-          </w:tcPr>
-          <w:p>
-            <w:pPr>
-              <w:jc w:val="left"/>
-            </w:pPr>
-            <w:r>
-              <w:rPr>
-                <w:rFonts w:ascii="Calibri" w:hAnsi="Calibri"/>
-                <w:color w:val="222222"/>
-                <w:sz w:val="18"/>
-              </w:rPr>
-              <w:t>K | GEOS-5 Land Model Simulated</w:t>
-            </w:r>
-          </w:p>
-        </w:tc>
-      </w:tr>
-      <w:tr>
-        <w:tc>
-          <w:tcPr>
-            <w:tcW w:type="dxa" w:w="864"/>
-            <w:shd w:fill="F9FAFB"/>
-            <w:tcMar>
-              <w:top w:w="80" w:type="dxa"/>
-              <w:bottom w:w="80" w:type="dxa"/>
-              <w:left w:w="120" w:type="dxa"/>
-              <w:right w:w="120" w:type="dxa"/>
-            </w:tcMar>
-          </w:tcPr>
-          <w:p>
-            <w:pPr>
-              <w:jc w:val="right"/>
-            </w:pPr>
-            <w:r>
-              <w:rPr>
-                <w:rFonts w:ascii="Calibri" w:hAnsi="Calibri"/>
-                <w:color w:val="222222"/>
-                <w:sz w:val="18"/>
-              </w:rPr>
-              <w:t>38</w:t>
-            </w:r>
-          </w:p>
-        </w:tc>
-        <w:tc>
-          <w:tcPr>
-            <w:tcW w:type="dxa" w:w="4608"/>
-            <w:shd w:fill="F9FAFB"/>
-            <w:tcMar>
-              <w:top w:w="80" w:type="dxa"/>
-              <w:bottom w:w="80" w:type="dxa"/>
-              <w:left w:w="120" w:type="dxa"/>
-              <w:right w:w="120" w:type="dxa"/>
-            </w:tcMar>
-          </w:tcPr>
-          <w:p>
-            <w:pPr>
-              <w:jc w:val="left"/>
-            </w:pPr>
-            <w:r>
-              <w:rPr>
-                <w:rFonts w:ascii="Calibri" w:hAnsi="Calibri"/>
-                <w:color w:val="222222"/>
-                <w:sz w:val="18"/>
-              </w:rPr>
-              <w:t>soil_water_infiltration_flux</w:t>
-            </w:r>
-          </w:p>
-        </w:tc>
-        <w:tc>
-          <w:tcPr>
-            <w:tcW w:type="dxa" w:w="3888"/>
-            <w:shd w:fill="F9FAFB"/>
-            <w:tcMar>
-              <w:top w:w="80" w:type="dxa"/>
-              <w:bottom w:w="80" w:type="dxa"/>
-              <w:left w:w="120" w:type="dxa"/>
-              <w:right w:w="120" w:type="dxa"/>
-            </w:tcMar>
-          </w:tcPr>
-          <w:p>
-            <w:pPr>
-              <w:jc w:val="left"/>
-            </w:pPr>
-            <w:r>
-              <w:rPr>
-                <w:rFonts w:ascii="Calibri" w:hAnsi="Calibri"/>
-                <w:color w:val="222222"/>
-                <w:sz w:val="18"/>
-              </w:rPr>
-              <w:t>kg/m²/s | GEOS-5 Land Model Simulated</w:t>
-            </w:r>
-          </w:p>
-        </w:tc>
-      </w:tr>
-      <w:tr>
-        <w:tc>
-          <w:tcPr>
-            <w:tcW w:type="dxa" w:w="864"/>
-            <w:shd w:fill="FFFFFF"/>
-            <w:tcMar>
-              <w:top w:w="80" w:type="dxa"/>
-              <w:bottom w:w="80" w:type="dxa"/>
-              <w:left w:w="120" w:type="dxa"/>
-              <w:right w:w="120" w:type="dxa"/>
-            </w:tcMar>
-          </w:tcPr>
-          <w:p>
-            <w:pPr>
-              <w:jc w:val="right"/>
-            </w:pPr>
-            <w:r>
-              <w:rPr>
-                <w:rFonts w:ascii="Calibri" w:hAnsi="Calibri"/>
-                <w:color w:val="222222"/>
-                <w:sz w:val="18"/>
-              </w:rPr>
-              <w:t>39</w:t>
-            </w:r>
-          </w:p>
-        </w:tc>
-        <w:tc>
-          <w:tcPr>
-            <w:tcW w:type="dxa" w:w="4608"/>
-            <w:shd w:fill="FFFFFF"/>
-            <w:tcMar>
-              <w:top w:w="80" w:type="dxa"/>
-              <w:bottom w:w="80" w:type="dxa"/>
-              <w:left w:w="120" w:type="dxa"/>
-              <w:right w:w="120" w:type="dxa"/>
-            </w:tcMar>
-          </w:tcPr>
-          <w:p>
-            <w:pPr>
-              <w:jc w:val="left"/>
-            </w:pPr>
-            <w:r>
-              <w:rPr>
-                <w:rFonts w:ascii="Calibri" w:hAnsi="Calibri"/>
-                <w:color w:val="222222"/>
-                <w:sz w:val="18"/>
-              </w:rPr>
-              <w:t>specific_humidity_lowatmmodlay</w:t>
-            </w:r>
-          </w:p>
-        </w:tc>
-        <w:tc>
-          <w:tcPr>
-            <w:tcW w:type="dxa" w:w="3888"/>
-            <w:shd w:fill="FFFFFF"/>
-            <w:tcMar>
-              <w:top w:w="80" w:type="dxa"/>
-              <w:bottom w:w="80" w:type="dxa"/>
-              <w:left w:w="120" w:type="dxa"/>
-              <w:right w:w="120" w:type="dxa"/>
-            </w:tcMar>
-          </w:tcPr>
-          <w:p>
-            <w:pPr>
-              <w:jc w:val="left"/>
-            </w:pPr>
-            <w:r>
-              <w:rPr>
-                <w:rFonts w:ascii="Calibri" w:hAnsi="Calibri"/>
-                <w:color w:val="222222"/>
-                <w:sz w:val="18"/>
-              </w:rPr>
-              <w:t>kg/m²/s | GEOS-5 Land Model Simulated</w:t>
-            </w:r>
-          </w:p>
-        </w:tc>
-      </w:tr>
-      <w:tr>
-        <w:tc>
-          <w:tcPr>
-            <w:tcW w:type="dxa" w:w="864"/>
-            <w:shd w:fill="F9FAFB"/>
-            <w:tcMar>
-              <w:top w:w="80" w:type="dxa"/>
-              <w:bottom w:w="80" w:type="dxa"/>
-              <w:left w:w="120" w:type="dxa"/>
-              <w:right w:w="120" w:type="dxa"/>
-            </w:tcMar>
-          </w:tcPr>
-          <w:p>
-            <w:pPr>
-              <w:jc w:val="right"/>
-            </w:pPr>
-            <w:r>
-              <w:rPr>
-                <w:rFonts w:ascii="Calibri" w:hAnsi="Calibri"/>
-                <w:color w:val="222222"/>
-                <w:sz w:val="18"/>
-              </w:rPr>
-              <w:t>40</w:t>
-            </w:r>
-          </w:p>
-        </w:tc>
-        <w:tc>
-          <w:tcPr>
-            <w:tcW w:type="dxa" w:w="4608"/>
-            <w:shd w:fill="F9FAFB"/>
-            <w:tcMar>
-              <w:top w:w="80" w:type="dxa"/>
-              <w:bottom w:w="80" w:type="dxa"/>
-              <w:left w:w="120" w:type="dxa"/>
-              <w:right w:w="120" w:type="dxa"/>
-            </w:tcMar>
-          </w:tcPr>
-          <w:p>
-            <w:pPr>
-              <w:jc w:val="left"/>
-            </w:pPr>
-            <w:r>
-              <w:rPr>
-                <w:rFonts w:ascii="Calibri" w:hAnsi="Calibri"/>
-                <w:color w:val="222222"/>
-                <w:sz w:val="18"/>
-              </w:rPr>
-              <w:t>surface_pressure</w:t>
-            </w:r>
-          </w:p>
-        </w:tc>
-        <w:tc>
-          <w:tcPr>
-            <w:tcW w:type="dxa" w:w="3888"/>
-            <w:shd w:fill="F9FAFB"/>
-            <w:tcMar>
-              <w:top w:w="80" w:type="dxa"/>
-              <w:bottom w:w="80" w:type="dxa"/>
-              <w:left w:w="120" w:type="dxa"/>
-              <w:right w:w="120" w:type="dxa"/>
-            </w:tcMar>
-          </w:tcPr>
-          <w:p>
-            <w:pPr>
-              <w:jc w:val="left"/>
-            </w:pPr>
-            <w:r>
-              <w:rPr>
-                <w:rFonts w:ascii="Calibri" w:hAnsi="Calibri"/>
-                <w:color w:val="222222"/>
-                <w:sz w:val="18"/>
-              </w:rPr>
-              <w:t>kg/m²/s | GEOS-5 Land Model Simulated</w:t>
-            </w:r>
-          </w:p>
-        </w:tc>
-      </w:tr>
-      <w:tr>
-        <w:tc>
-          <w:tcPr>
-            <w:tcW w:type="dxa" w:w="864"/>
-            <w:shd w:fill="FFFFFF"/>
-            <w:tcMar>
-              <w:top w:w="80" w:type="dxa"/>
-              <w:bottom w:w="80" w:type="dxa"/>
-              <w:left w:w="120" w:type="dxa"/>
-              <w:right w:w="120" w:type="dxa"/>
-            </w:tcMar>
-          </w:tcPr>
-          <w:p>
-            <w:pPr>
-              <w:jc w:val="right"/>
-            </w:pPr>
-            <w:r>
-              <w:rPr>
-                <w:rFonts w:ascii="Calibri" w:hAnsi="Calibri"/>
-                <w:color w:val="222222"/>
-                <w:sz w:val="18"/>
-              </w:rPr>
-              <w:t>41</w:t>
-            </w:r>
-          </w:p>
-        </w:tc>
-        <w:tc>
-          <w:tcPr>
-            <w:tcW w:type="dxa" w:w="4608"/>
-            <w:shd w:fill="FFFFFF"/>
-            <w:tcMar>
-              <w:top w:w="80" w:type="dxa"/>
-              <w:bottom w:w="80" w:type="dxa"/>
-              <w:left w:w="120" w:type="dxa"/>
-              <w:right w:w="120" w:type="dxa"/>
-            </w:tcMar>
-          </w:tcPr>
-          <w:p>
-            <w:pPr>
-              <w:jc w:val="left"/>
-            </w:pPr>
-            <w:r>
-              <w:rPr>
-                <w:rFonts w:ascii="Calibri" w:hAnsi="Calibri"/>
-                <w:color w:val="222222"/>
-                <w:sz w:val="18"/>
-              </w:rPr>
-              <w:t>surface_temp</w:t>
-            </w:r>
-          </w:p>
-        </w:tc>
-        <w:tc>
-          <w:tcPr>
-            <w:tcW w:type="dxa" w:w="3888"/>
-            <w:shd w:fill="FFFFFF"/>
-            <w:tcMar>
-              <w:top w:w="80" w:type="dxa"/>
-              <w:bottom w:w="80" w:type="dxa"/>
-              <w:left w:w="120" w:type="dxa"/>
-              <w:right w:w="120" w:type="dxa"/>
-            </w:tcMar>
-          </w:tcPr>
-          <w:p>
-            <w:pPr>
-              <w:jc w:val="left"/>
-            </w:pPr>
-            <w:r>
-              <w:rPr>
-                <w:rFonts w:ascii="Calibri" w:hAnsi="Calibri"/>
-                <w:color w:val="222222"/>
-                <w:sz w:val="18"/>
-              </w:rPr>
-              <w:t>K | GEOS-5 Land Model Simulated</w:t>
-            </w:r>
-          </w:p>
-        </w:tc>
-      </w:tr>
-      <w:tr>
-        <w:tc>
-          <w:tcPr>
-            <w:tcW w:type="dxa" w:w="864"/>
-            <w:shd w:fill="F9FAFB"/>
-            <w:tcMar>
-              <w:top w:w="80" w:type="dxa"/>
-              <w:bottom w:w="80" w:type="dxa"/>
-              <w:left w:w="120" w:type="dxa"/>
-              <w:right w:w="120" w:type="dxa"/>
-            </w:tcMar>
-          </w:tcPr>
-          <w:p>
-            <w:pPr>
-              <w:jc w:val="right"/>
-            </w:pPr>
-            <w:r>
-              <w:rPr>
-                <w:rFonts w:ascii="Calibri" w:hAnsi="Calibri"/>
-                <w:color w:val="222222"/>
-                <w:sz w:val="18"/>
-              </w:rPr>
-              <w:t>42</w:t>
-            </w:r>
-          </w:p>
-        </w:tc>
-        <w:tc>
-          <w:tcPr>
-            <w:tcW w:type="dxa" w:w="4608"/>
-            <w:shd w:fill="F9FAFB"/>
-            <w:tcMar>
-              <w:top w:w="80" w:type="dxa"/>
-              <w:bottom w:w="80" w:type="dxa"/>
-              <w:left w:w="120" w:type="dxa"/>
-              <w:right w:w="120" w:type="dxa"/>
-            </w:tcMar>
-          </w:tcPr>
-          <w:p>
-            <w:pPr>
-              <w:jc w:val="left"/>
-            </w:pPr>
-            <w:r>
-              <w:rPr>
-                <w:rFonts w:ascii="Calibri" w:hAnsi="Calibri"/>
-                <w:color w:val="222222"/>
-                <w:sz w:val="18"/>
-              </w:rPr>
-              <w:t>temp_lowatmmodlay</w:t>
-            </w:r>
-          </w:p>
-        </w:tc>
-        <w:tc>
-          <w:tcPr>
-            <w:tcW w:type="dxa" w:w="3888"/>
-            <w:shd w:fill="F9FAFB"/>
-            <w:tcMar>
-              <w:top w:w="80" w:type="dxa"/>
-              <w:bottom w:w="80" w:type="dxa"/>
-              <w:left w:w="120" w:type="dxa"/>
-              <w:right w:w="120" w:type="dxa"/>
-            </w:tcMar>
-          </w:tcPr>
-          <w:p>
-            <w:pPr>
-              <w:jc w:val="left"/>
-            </w:pPr>
-            <w:r>
-              <w:rPr>
-                <w:rFonts w:ascii="Calibri" w:hAnsi="Calibri"/>
-                <w:color w:val="222222"/>
-                <w:sz w:val="18"/>
-              </w:rPr>
-              <w:t>K | GEOS-5 Land Model Simulated</w:t>
-            </w:r>
-          </w:p>
-        </w:tc>
-      </w:tr>
-      <w:tr>
-        <w:tc>
-          <w:tcPr>
-            <w:tcW w:type="dxa" w:w="864"/>
-            <w:shd w:fill="FFFFFF"/>
-            <w:tcMar>
-              <w:top w:w="80" w:type="dxa"/>
-              <w:bottom w:w="80" w:type="dxa"/>
-              <w:left w:w="120" w:type="dxa"/>
-              <w:right w:w="120" w:type="dxa"/>
-            </w:tcMar>
-          </w:tcPr>
-          <w:p>
-            <w:pPr>
-              <w:jc w:val="right"/>
-            </w:pPr>
-            <w:r>
-              <w:rPr>
-                <w:rFonts w:ascii="Calibri" w:hAnsi="Calibri"/>
-                <w:color w:val="222222"/>
-                <w:sz w:val="18"/>
-              </w:rPr>
-              <w:t>43</w:t>
-            </w:r>
-          </w:p>
-        </w:tc>
-        <w:tc>
-          <w:tcPr>
-            <w:tcW w:type="dxa" w:w="4608"/>
-            <w:shd w:fill="FFFFFF"/>
-            <w:tcMar>
-              <w:top w:w="80" w:type="dxa"/>
-              <w:bottom w:w="80" w:type="dxa"/>
-              <w:left w:w="120" w:type="dxa"/>
-              <w:right w:w="120" w:type="dxa"/>
-            </w:tcMar>
-          </w:tcPr>
-          <w:p>
-            <w:pPr>
-              <w:jc w:val="left"/>
-            </w:pPr>
-            <w:r>
-              <w:rPr>
-                <w:rFonts w:ascii="Calibri" w:hAnsi="Calibri"/>
-                <w:color w:val="222222"/>
-                <w:sz w:val="18"/>
-              </w:rPr>
-              <w:t>vegetation_greenness_fraction</w:t>
-            </w:r>
-          </w:p>
-        </w:tc>
-        <w:tc>
-          <w:tcPr>
-            <w:tcW w:type="dxa" w:w="3888"/>
-            <w:shd w:fill="FFFFFF"/>
-            <w:tcMar>
-              <w:top w:w="80" w:type="dxa"/>
-              <w:bottom w:w="80" w:type="dxa"/>
-              <w:left w:w="120" w:type="dxa"/>
-              <w:right w:w="120" w:type="dxa"/>
-            </w:tcMar>
-          </w:tcPr>
-          <w:p>
-            <w:pPr>
-              <w:jc w:val="left"/>
-            </w:pPr>
-            <w:r>
-              <w:rPr>
-                <w:rFonts w:ascii="Calibri" w:hAnsi="Calibri"/>
-                <w:color w:val="222222"/>
-                <w:sz w:val="18"/>
-              </w:rPr>
-              <w:t>kg/m²/s | GEOS-5 Land Model Simulated</w:t>
-            </w:r>
-          </w:p>
-        </w:tc>
-      </w:tr>
-      <w:tr>
-        <w:tc>
-          <w:tcPr>
-            <w:tcW w:type="dxa" w:w="864"/>
-            <w:shd w:fill="F9FAFB"/>
-            <w:tcMar>
-              <w:top w:w="80" w:type="dxa"/>
-              <w:bottom w:w="80" w:type="dxa"/>
-              <w:left w:w="120" w:type="dxa"/>
-              <w:right w:w="120" w:type="dxa"/>
-            </w:tcMar>
-          </w:tcPr>
-          <w:p>
-            <w:pPr>
-              <w:jc w:val="right"/>
-            </w:pPr>
-            <w:r>
-              <w:rPr>
-                <w:rFonts w:ascii="Calibri" w:hAnsi="Calibri"/>
-                <w:color w:val="222222"/>
-                <w:sz w:val="18"/>
-              </w:rPr>
-              <w:t>44</w:t>
-            </w:r>
-          </w:p>
-        </w:tc>
-        <w:tc>
-          <w:tcPr>
-            <w:tcW w:type="dxa" w:w="4608"/>
-            <w:shd w:fill="F9FAFB"/>
-            <w:tcMar>
-              <w:top w:w="80" w:type="dxa"/>
-              <w:bottom w:w="80" w:type="dxa"/>
-              <w:left w:w="120" w:type="dxa"/>
-              <w:right w:w="120" w:type="dxa"/>
-            </w:tcMar>
-          </w:tcPr>
-          <w:p>
-            <w:pPr>
-              <w:jc w:val="left"/>
-            </w:pPr>
-            <w:r>
-              <w:rPr>
-                <w:rFonts w:ascii="Calibri" w:hAnsi="Calibri"/>
-                <w:color w:val="222222"/>
-                <w:sz w:val="18"/>
-              </w:rPr>
-              <w:t>windspeed_lowatmmodlay</w:t>
-            </w:r>
-          </w:p>
-        </w:tc>
-        <w:tc>
-          <w:tcPr>
-            <w:tcW w:type="dxa" w:w="3888"/>
-            <w:shd w:fill="F9FAFB"/>
-            <w:tcMar>
-              <w:top w:w="80" w:type="dxa"/>
-              <w:bottom w:w="80" w:type="dxa"/>
-              <w:left w:w="120" w:type="dxa"/>
-              <w:right w:w="120" w:type="dxa"/>
-            </w:tcMar>
-          </w:tcPr>
-          <w:p>
-            <w:pPr>
-              <w:jc w:val="left"/>
-            </w:pPr>
-            <w:r>
-              <w:rPr>
-                <w:rFonts w:ascii="Calibri" w:hAnsi="Calibri"/>
-                <w:color w:val="222222"/>
-                <w:sz w:val="18"/>
-              </w:rPr>
-              <w:t>kg/m²/s | GEOS-5 Land Model Simulated</w:t>
-            </w:r>
-          </w:p>
-        </w:tc>
-      </w:tr>
-    </w:tbl>
     <w:p>
       <w:pPr>
         <w:pStyle w:val="Heading1"/>
@@ -9375,55 +6240,7 @@
         <w:rPr>
           <w:sz w:val="18"/>
         </w:rPr>
-        <w:t>Chen, C. W., Tsai, Y. H., Chang, F. R., &amp; Lin, W. C. (2020). Ensemble feature selection in medical datasets: Combining filter, wrapper, and embedded feature selection results. Expert Systems, 37(5), e12553.</w:t>
-      </w:r>
-    </w:p>
-    <w:p>
-      <w:pPr>
-        <w:spacing w:after="80"/>
-        <w:ind w:left="432" w:hanging="432"/>
-      </w:pPr>
-      <w:r>
-        <w:rPr>
-          <w:sz w:val="18"/>
-        </w:rPr>
-        <w:t>Chen, X. W., &amp; Lin, X. (2014). Big data deep learning: Challenges and perspectives. IEEE Access, 2, 514–525.</w:t>
-      </w:r>
-    </w:p>
-    <w:p>
-      <w:pPr>
-        <w:spacing w:after="80"/>
-        <w:ind w:left="432" w:hanging="432"/>
-      </w:pPr>
-      <w:r>
-        <w:rPr>
-          <w:sz w:val="18"/>
-        </w:rPr>
-        <w:t>Chicco, D., Warrens, M. J., &amp; Jurman, G. (2021). The coefficient of determination R-squared is more informative than SMAPE, MAE, MAPE, MSE and RMSE in regression analysis evaluation. PeerJ Computer Science, 7, e623.</w:t>
-      </w:r>
-    </w:p>
-    <w:p>
-      <w:pPr>
-        <w:spacing w:after="80"/>
-        <w:ind w:left="432" w:hanging="432"/>
-      </w:pPr>
-      <w:r>
-        <w:rPr>
-          <w:sz w:val="18"/>
-        </w:rPr>
         <w:t>Dobriyal, P., Qureshi, A., Badola, R., &amp; Hussain, S. A. (2012). A review of the methods available for estimating soil moisture and its implications for water resource management. Journal of Hydrology, 458, 110–117.</w:t>
-      </w:r>
-    </w:p>
-    <w:p>
-      <w:pPr>
-        <w:spacing w:after="80"/>
-        <w:ind w:left="432" w:hanging="432"/>
-      </w:pPr>
-      <w:r>
-        <w:rPr>
-          <w:sz w:val="18"/>
-        </w:rPr>
-        <w:t>Emmanuel, T., Maupong, T., Mpoeleng, D., Semong, T., Mphago, B., &amp; Tabona, O. (2021). A survey on missing data in machine learning. Journal of Big Data, 8(1), 1–37.</w:t>
       </w:r>
     </w:p>
     <w:p>
@@ -9459,43 +6276,7 @@
         <w:rPr>
           <w:sz w:val="18"/>
         </w:rPr>
-        <w:t>Hegazi, E. H., Yang, L., &amp; Huang, J. (2021). A convolutional neural network algorithm for soil moisture prediction from Sentinel-1 SAR images. Remote Sensing, 13(24), 4964.</w:t>
-      </w:r>
-    </w:p>
-    <w:p>
-      <w:pPr>
-        <w:spacing w:after="80"/>
-        <w:ind w:left="432" w:hanging="432"/>
-      </w:pPr>
-      <w:r>
-        <w:rPr>
-          <w:sz w:val="18"/>
-        </w:rPr>
-        <w:t>Khaire, U. M., &amp; Dhanalakshmi, R. (2022). Stability of feature selection algorithm: A review. Journal of King Saud University - Computer and Information Sciences, 34(4), 1060–1073.</w:t>
-      </w:r>
-    </w:p>
-    <w:p>
-      <w:pPr>
-        <w:spacing w:after="80"/>
-        <w:ind w:left="432" w:hanging="432"/>
-      </w:pPr>
-      <w:r>
-        <w:rPr>
-          <w:sz w:val="18"/>
-        </w:rPr>
         <w:t>Liu, J., Rahmani, F., Lawson, K., &amp; Shen, C. (2022). A multiscale deep learning model for soil moisture integrating satellite and in situ data. Geophysical Research Letters, 49(7), e2021GL096847.</w:t>
-      </w:r>
-    </w:p>
-    <w:p>
-      <w:pPr>
-        <w:spacing w:after="80"/>
-        <w:ind w:left="432" w:hanging="432"/>
-      </w:pPr>
-      <w:r>
-        <w:rPr>
-          <w:sz w:val="18"/>
-        </w:rPr>
-        <w:t>Pedregosa, F., Varoquaux, G., Gramfort, A., Michel, V., Thirion, B., Grisel, O., et al. (2011). Scikit-learn: Machine learning in Python. Journal of Machine Learning Research, 12, 2825–2830.</w:t>
       </w:r>
     </w:p>
     <w:p>
@@ -9543,35 +6324,10 @@
         <w:rPr>
           <w:sz w:val="18"/>
         </w:rPr>
-        <w:t>Suganeshwari, G., &amp; Divya, S. (2024). Explainable machine learning models for earth observation systems. IEEE Geoscience and Remote Sensing Letters, 21, 1–5.</w:t>
-      </w:r>
-    </w:p>
-    <w:p>
-      <w:pPr>
-        <w:spacing w:after="80"/>
-        <w:ind w:left="432" w:hanging="432"/>
-      </w:pPr>
-      <w:r>
-        <w:rPr>
-          <w:sz w:val="18"/>
-        </w:rPr>
         <w:t>Wang, A., Chen, Y., Li, M., Gao, Y., &amp; Ma, X. (2025). A review of soil moisture data: Definitions, sources, and applications in hydrometeorology. Bulletin of the American Meteorological Society, 106(6), E1108–E1129.</w:t>
       </w:r>
     </w:p>
-    <w:p>
-      <w:pPr>
-        <w:spacing w:after="80"/>
-        <w:ind w:left="432" w:hanging="432"/>
-      </w:pPr>
-      <w:r>
-        <w:rPr>
-          <w:sz w:val="18"/>
-        </w:rPr>
-        <w:t>Xu, W., Zhang, Z., Long, Z., &amp; Qin, Q. (2021). Downscaling SMAP soil moisture products with convolutional neural network. IEEE Journal of Selected Topics in Applied Earth Observations and Remote Sensing, 14, 4051–4062.</w:t>
-      </w:r>
-    </w:p>
     <w:sectPr>
-      <w:headerReference w:type="default" r:id="rId9"/>
       <w:pgSz w:w="12240" w:h="15840"/>
       <w:pgMar w:top="1440" w:right="1440" w:bottom="1440" w:left="1440" w:header="720" w:footer="720" w:gutter="0"/>
       <w:cols w:space="720"/>
@@ -9579,26 +6335,6 @@
     </w:sectPr>
   </w:body>
 </w:document>
-</file>
-
-<file path=word/header1.xml><?xml version="1.0" encoding="utf-8"?>
-<w:hdr xmlns:m="http://schemas.openxmlformats.org/officeDocument/2006/math" xmlns:mc="http://schemas.openxmlformats.org/markup-compatibility/2006" xmlns:mo="http://schemas.microsoft.com/office/mac/office/2008/main" xmlns:mv="urn:schemas-microsoft-com:mac:vml" xmlns:o="urn:schemas-microsoft-com:office:office" xmlns:r="http://schemas.openxmlformats.org/officeDocument/2006/relationships" xmlns:v="urn:schemas-microsoft-com:vml" xmlns:w10="urn:schemas-microsoft-com:office:word" xmlns:w14="http://schemas.microsoft.com/office/word/2010/wordml" xmlns:w="http://schemas.openxmlformats.org/wordprocessingml/2006/main" xmlns:wne="http://schemas.microsoft.com/office/word/2006/wordml" xmlns:wp14="http://schemas.microsoft.com/office/word/2010/wordprocessingDrawing" xmlns:wp="http://schemas.openxmlformats.org/drawingml/2006/wordprocessingDrawing" xmlns:wpc="http://schemas.microsoft.com/office/word/2010/wordprocessingCanvas" xmlns:wpg="http://schemas.microsoft.com/office/word/2010/wordprocessingGroup" xmlns:wpi="http://schemas.microsoft.com/office/word/2010/wordprocessingInk" xmlns:wps="http://schemas.microsoft.com/office/word/2010/wordprocessingShape" mc:Ignorable="w14 wp14">
-  <w:p>
-    <w:pPr>
-      <w:pStyle w:val="Header"/>
-      <w:jc w:val="right"/>
-    </w:pPr>
-    <w:r>
-      <w:rPr>
-        <w:rFonts w:ascii="Calibri" w:hAnsi="Calibri"/>
-        <w:i/>
-        <w:color w:val="787878"/>
-        <w:sz w:val="17"/>
-      </w:rPr>
-      <w:t>Advances in Space Research (Special Enhanced Manuscript) | Soil Moisture Remote Sensing</w:t>
-    </w:r>
-  </w:p>
-</w:hdr>
 </file>
 
 <file path=word/numbering.xml><?xml version="1.0" encoding="utf-8"?>
@@ -9964,14 +6700,6 @@
     <w:name w:val="Normal"/>
     <w:qFormat/>
     <w:rsid w:val="00FC693F"/>
-    <w:pPr>
-      <w:spacing w:line="276" w:lineRule="auto" w:after="120"/>
-    </w:pPr>
-    <w:rPr>
-      <w:rFonts w:ascii="Calibri" w:hAnsi="Calibri"/>
-      <w:color w:val="222222"/>
-      <w:sz w:val="21"/>
-    </w:rPr>
   </w:style>
   <w:style w:type="paragraph" w:styleId="Header">
     <w:name w:val="header"/>
